--- a/books/prophets/ar/الأنبياء من شخوص التاريخ إلى برامج الاستخلاف.docx
+++ b/books/prophets/ar/الأنبياء من شخوص التاريخ إلى برامج الاستخلاف.docx
@@ -6,7 +6,7 @@
       <w:pPr>
         <w:spacing w:line="360" w:lineRule="auto"/>
         <w:rPr>
-          <w:rFonts w:ascii="Calibri" w:hAnsi="Calibri" w:cs="Calibri" w:hint="cs"/>
+          <w:rFonts w:ascii="Calibri" w:hAnsi="Calibri" w:cs="Calibri"/>
           <w:rtl/>
         </w:rPr>
       </w:pPr>
@@ -18,7 +18,7 @@
           <w:lang w:val="ar-MA"/>
         </w:rPr>
         <w:drawing>
-          <wp:anchor distT="0" distB="0" distL="114300" distR="114300" simplePos="0" relativeHeight="251659264" behindDoc="0" locked="0" layoutInCell="1" allowOverlap="1" wp14:anchorId="47CD070A" wp14:editId="4DC3EB14">
+          <wp:anchor distT="0" distB="0" distL="114300" distR="114300" simplePos="0" relativeHeight="251658240" behindDoc="0" locked="0" layoutInCell="1" allowOverlap="1" wp14:anchorId="47CD070A" wp14:editId="4DC3EB14">
             <wp:simplePos x="0" y="0"/>
             <wp:positionH relativeFrom="column">
               <wp:posOffset>0</wp:posOffset>
@@ -23135,12 +23135,8109 @@
     </w:p>
     <w:p>
       <w:pPr>
-        <w:spacing w:line="360" w:lineRule="auto"/>
-        <w:rPr>
-          <w:rFonts w:ascii="Calibri" w:hAnsi="Calibri" w:cs="Calibri"/>
-          <w:rtl/>
-        </w:rPr>
-      </w:pPr>
+        <w:pStyle w:val="2"/>
+        <w:rPr>
+          <w:rtl/>
+        </w:rPr>
+      </w:pPr>
+      <w:r>
+        <w:rPr>
+          <w:rFonts w:hint="cs"/>
+          <w:rtl/>
+        </w:rPr>
+        <w:t>مثلث</w:t>
+      </w:r>
+      <w:r>
+        <w:rPr>
+          <w:rtl/>
+        </w:rPr>
+        <w:t xml:space="preserve"> </w:t>
+      </w:r>
+      <w:r>
+        <w:rPr>
+          <w:rFonts w:hint="cs"/>
+          <w:rtl/>
+        </w:rPr>
+        <w:t>الطغيان</w:t>
+      </w:r>
+      <w:r>
+        <w:rPr>
+          <w:rtl/>
+        </w:rPr>
+        <w:t xml:space="preserve">: </w:t>
+      </w:r>
+      <w:r>
+        <w:rPr>
+          <w:rFonts w:hint="cs"/>
+          <w:rtl/>
+        </w:rPr>
+        <w:t>فرعون</w:t>
+      </w:r>
+      <w:r>
+        <w:rPr>
+          <w:rtl/>
+        </w:rPr>
+        <w:t xml:space="preserve"> - </w:t>
+      </w:r>
+      <w:r>
+        <w:rPr>
+          <w:rFonts w:hint="cs"/>
+          <w:rtl/>
+        </w:rPr>
+        <w:t>قارون</w:t>
+      </w:r>
+      <w:r>
+        <w:rPr>
+          <w:rtl/>
+        </w:rPr>
+        <w:t xml:space="preserve"> - </w:t>
+      </w:r>
+      <w:r>
+        <w:rPr>
+          <w:rFonts w:hint="cs"/>
+          <w:rtl/>
+        </w:rPr>
+        <w:t>هامان</w:t>
+      </w:r>
+      <w:r>
+        <w:rPr>
+          <w:rtl/>
+        </w:rPr>
+        <w:t xml:space="preserve">  </w:t>
+      </w:r>
+    </w:p>
+    <w:p>
+      <w:pPr>
+        <w:spacing w:line="360" w:lineRule="auto"/>
+        <w:rPr>
+          <w:rFonts w:ascii="Calibri" w:hAnsi="Calibri" w:cs="Calibri"/>
+          <w:b/>
+          <w:bCs/>
+          <w:rtl/>
+        </w:rPr>
+      </w:pPr>
+      <w:r>
+        <w:rPr>
+          <w:rFonts w:ascii="Calibri" w:hAnsi="Calibri" w:cs="Calibri" w:hint="cs"/>
+          <w:b/>
+          <w:bCs/>
+          <w:rtl/>
+        </w:rPr>
+        <w:t>تحليل</w:t>
+      </w:r>
+      <w:r>
+        <w:rPr>
+          <w:rFonts w:ascii="Calibri" w:hAnsi="Calibri" w:cs="Calibri"/>
+          <w:b/>
+          <w:bCs/>
+          <w:rtl/>
+        </w:rPr>
+        <w:t xml:space="preserve"> </w:t>
+      </w:r>
+      <w:r>
+        <w:rPr>
+          <w:rFonts w:ascii="Calibri" w:hAnsi="Calibri" w:cs="Calibri" w:hint="cs"/>
+          <w:b/>
+          <w:bCs/>
+          <w:rtl/>
+        </w:rPr>
+        <w:t>قرآني</w:t>
+      </w:r>
+      <w:r>
+        <w:rPr>
+          <w:rFonts w:ascii="Calibri" w:hAnsi="Calibri" w:cs="Calibri"/>
+          <w:b/>
+          <w:bCs/>
+          <w:rtl/>
+        </w:rPr>
+        <w:t xml:space="preserve"> </w:t>
+      </w:r>
+      <w:r>
+        <w:rPr>
+          <w:rFonts w:ascii="Calibri" w:hAnsi="Calibri" w:cs="Calibri" w:hint="cs"/>
+          <w:b/>
+          <w:bCs/>
+          <w:rtl/>
+        </w:rPr>
+        <w:t>لمنظومة</w:t>
+      </w:r>
+      <w:r>
+        <w:rPr>
+          <w:rFonts w:ascii="Calibri" w:hAnsi="Calibri" w:cs="Calibri"/>
+          <w:b/>
+          <w:bCs/>
+          <w:rtl/>
+        </w:rPr>
+        <w:t xml:space="preserve"> </w:t>
+      </w:r>
+      <w:r>
+        <w:rPr>
+          <w:rFonts w:ascii="Calibri" w:hAnsi="Calibri" w:cs="Calibri" w:hint="cs"/>
+          <w:b/>
+          <w:bCs/>
+          <w:rtl/>
+        </w:rPr>
+        <w:t>الفساد</w:t>
+      </w:r>
+      <w:r>
+        <w:rPr>
+          <w:rFonts w:ascii="Calibri" w:hAnsi="Calibri" w:cs="Calibri"/>
+          <w:b/>
+          <w:bCs/>
+          <w:rtl/>
+        </w:rPr>
+        <w:t xml:space="preserve"> </w:t>
+      </w:r>
+      <w:r>
+        <w:rPr>
+          <w:rFonts w:ascii="Calibri" w:hAnsi="Calibri" w:cs="Calibri" w:hint="cs"/>
+          <w:b/>
+          <w:bCs/>
+          <w:rtl/>
+        </w:rPr>
+        <w:t>والاستبداد</w:t>
+      </w:r>
+    </w:p>
+    <w:p>
+      <w:pPr>
+        <w:spacing w:line="360" w:lineRule="auto"/>
+        <w:rPr>
+          <w:rFonts w:ascii="Calibri" w:hAnsi="Calibri" w:cs="Calibri"/>
+          <w:rtl/>
+        </w:rPr>
+      </w:pPr>
+    </w:p>
+    <w:p>
+      <w:pPr>
+        <w:spacing w:line="360" w:lineRule="auto"/>
+        <w:rPr>
+          <w:rFonts w:ascii="Calibri" w:hAnsi="Calibri" w:cs="Calibri"/>
+          <w:rtl/>
+        </w:rPr>
+      </w:pPr>
+      <w:r>
+        <w:rPr>
+          <w:rFonts w:ascii="Calibri" w:hAnsi="Calibri" w:cs="Calibri" w:hint="cs"/>
+          <w:rtl/>
+        </w:rPr>
+        <w:t>في</w:t>
+      </w:r>
+      <w:r>
+        <w:rPr>
+          <w:rFonts w:ascii="Calibri" w:hAnsi="Calibri" w:cs="Calibri"/>
+          <w:rtl/>
+        </w:rPr>
+        <w:t xml:space="preserve"> </w:t>
+      </w:r>
+      <w:r>
+        <w:rPr>
+          <w:rFonts w:ascii="Calibri" w:hAnsi="Calibri" w:cs="Calibri" w:hint="cs"/>
+          <w:rtl/>
+        </w:rPr>
+        <w:t>القرآن</w:t>
+      </w:r>
+      <w:r>
+        <w:rPr>
+          <w:rFonts w:ascii="Calibri" w:hAnsi="Calibri" w:cs="Calibri"/>
+          <w:rtl/>
+        </w:rPr>
+        <w:t xml:space="preserve"> </w:t>
+      </w:r>
+      <w:r>
+        <w:rPr>
+          <w:rFonts w:ascii="Calibri" w:hAnsi="Calibri" w:cs="Calibri" w:hint="cs"/>
+          <w:rtl/>
+        </w:rPr>
+        <w:t>الكريم،</w:t>
+      </w:r>
+      <w:r>
+        <w:rPr>
+          <w:rFonts w:ascii="Calibri" w:hAnsi="Calibri" w:cs="Calibri"/>
+          <w:rtl/>
+        </w:rPr>
+        <w:t xml:space="preserve"> </w:t>
+      </w:r>
+      <w:r>
+        <w:rPr>
+          <w:rFonts w:ascii="Calibri" w:hAnsi="Calibri" w:cs="Calibri" w:hint="cs"/>
+          <w:rtl/>
+        </w:rPr>
+        <w:t>يُذكر</w:t>
+      </w:r>
+      <w:r>
+        <w:rPr>
+          <w:rFonts w:ascii="Calibri" w:hAnsi="Calibri" w:cs="Calibri"/>
+          <w:rtl/>
+        </w:rPr>
+        <w:t xml:space="preserve"> </w:t>
+      </w:r>
+      <w:r>
+        <w:rPr>
+          <w:rFonts w:ascii="Calibri" w:hAnsi="Calibri" w:cs="Calibri" w:hint="cs"/>
+          <w:rtl/>
+        </w:rPr>
+        <w:t>ثلاثة</w:t>
+      </w:r>
+      <w:r>
+        <w:rPr>
+          <w:rFonts w:ascii="Calibri" w:hAnsi="Calibri" w:cs="Calibri"/>
+          <w:rtl/>
+        </w:rPr>
+        <w:t xml:space="preserve"> </w:t>
+      </w:r>
+      <w:r>
+        <w:rPr>
+          <w:rFonts w:ascii="Calibri" w:hAnsi="Calibri" w:cs="Calibri" w:hint="cs"/>
+          <w:rtl/>
+        </w:rPr>
+        <w:t>أسماء</w:t>
+      </w:r>
+      <w:r>
+        <w:rPr>
+          <w:rFonts w:ascii="Calibri" w:hAnsi="Calibri" w:cs="Calibri"/>
+          <w:rtl/>
+        </w:rPr>
+        <w:t xml:space="preserve"> </w:t>
+      </w:r>
+      <w:r>
+        <w:rPr>
+          <w:rFonts w:ascii="Calibri" w:hAnsi="Calibri" w:cs="Calibri" w:hint="cs"/>
+          <w:rtl/>
+        </w:rPr>
+        <w:t>معاً</w:t>
+      </w:r>
+      <w:r>
+        <w:rPr>
+          <w:rFonts w:ascii="Calibri" w:hAnsi="Calibri" w:cs="Calibri"/>
+          <w:rtl/>
+        </w:rPr>
+        <w:t xml:space="preserve"> </w:t>
+      </w:r>
+      <w:r>
+        <w:rPr>
+          <w:rFonts w:ascii="Calibri" w:hAnsi="Calibri" w:cs="Calibri" w:hint="cs"/>
+          <w:rtl/>
+        </w:rPr>
+        <w:t>في</w:t>
+      </w:r>
+      <w:r>
+        <w:rPr>
+          <w:rFonts w:ascii="Calibri" w:hAnsi="Calibri" w:cs="Calibri"/>
+          <w:rtl/>
+        </w:rPr>
+        <w:t xml:space="preserve"> </w:t>
+      </w:r>
+      <w:r>
+        <w:rPr>
+          <w:rFonts w:ascii="Calibri" w:hAnsi="Calibri" w:cs="Calibri" w:hint="cs"/>
+          <w:rtl/>
+        </w:rPr>
+        <w:t>سياق</w:t>
+      </w:r>
+      <w:r>
+        <w:rPr>
+          <w:rFonts w:ascii="Calibri" w:hAnsi="Calibri" w:cs="Calibri"/>
+          <w:rtl/>
+        </w:rPr>
+        <w:t xml:space="preserve"> </w:t>
+      </w:r>
+      <w:r>
+        <w:rPr>
+          <w:rFonts w:ascii="Calibri" w:hAnsi="Calibri" w:cs="Calibri" w:hint="cs"/>
+          <w:rtl/>
+        </w:rPr>
+        <w:t>واحد</w:t>
+      </w:r>
+      <w:r>
+        <w:rPr>
+          <w:rFonts w:ascii="Calibri" w:hAnsi="Calibri" w:cs="Calibri"/>
+          <w:rtl/>
+        </w:rPr>
+        <w:t xml:space="preserve">: </w:t>
+      </w:r>
+      <w:r>
+        <w:rPr>
+          <w:rFonts w:ascii="Calibri" w:hAnsi="Calibri" w:cs="Calibri"/>
+          <w:rtl/>
+        </w:rPr>
+        <w:t xml:space="preserve"> "</w:t>
+      </w:r>
+      <w:r>
+        <w:rPr>
+          <w:rFonts w:ascii="Calibri" w:hAnsi="Calibri" w:cs="Calibri" w:hint="cs"/>
+          <w:rtl/>
+        </w:rPr>
+        <w:t>فرعون،</w:t>
+      </w:r>
+      <w:r>
+        <w:rPr>
+          <w:rFonts w:ascii="Calibri" w:hAnsi="Calibri" w:cs="Calibri"/>
+          <w:rtl/>
+        </w:rPr>
+        <w:t xml:space="preserve"> </w:t>
+      </w:r>
+      <w:r>
+        <w:rPr>
+          <w:rFonts w:ascii="Calibri" w:hAnsi="Calibri" w:cs="Calibri" w:hint="cs"/>
+          <w:rtl/>
+        </w:rPr>
+        <w:t>قارون،</w:t>
+      </w:r>
+      <w:r>
+        <w:rPr>
+          <w:rFonts w:ascii="Calibri" w:hAnsi="Calibri" w:cs="Calibri"/>
+          <w:rtl/>
+        </w:rPr>
+        <w:t xml:space="preserve"> </w:t>
+      </w:r>
+      <w:r>
+        <w:rPr>
+          <w:rFonts w:ascii="Calibri" w:hAnsi="Calibri" w:cs="Calibri" w:hint="cs"/>
+          <w:rtl/>
+        </w:rPr>
+        <w:t>هامان</w:t>
+      </w:r>
+      <w:r>
+        <w:rPr>
+          <w:rFonts w:ascii="Calibri" w:hAnsi="Calibri" w:cs="Calibri"/>
+          <w:rtl/>
+        </w:rPr>
+        <w:t xml:space="preserve"> "</w:t>
+      </w:r>
+      <w:r>
+        <w:rPr>
+          <w:rFonts w:ascii="Calibri" w:hAnsi="Calibri" w:cs="Calibri"/>
+          <w:rtl/>
+        </w:rPr>
+        <w:t xml:space="preserve">. </w:t>
+      </w:r>
+      <w:r>
+        <w:rPr>
+          <w:rFonts w:ascii="Calibri" w:hAnsi="Calibri" w:cs="Calibri" w:hint="cs"/>
+          <w:rtl/>
+        </w:rPr>
+        <w:t>هذه</w:t>
+      </w:r>
+      <w:r>
+        <w:rPr>
+          <w:rFonts w:ascii="Calibri" w:hAnsi="Calibri" w:cs="Calibri"/>
+          <w:rtl/>
+        </w:rPr>
+        <w:t xml:space="preserve"> </w:t>
+      </w:r>
+      <w:r>
+        <w:rPr>
+          <w:rFonts w:ascii="Calibri" w:hAnsi="Calibri" w:cs="Calibri" w:hint="cs"/>
+          <w:rtl/>
+        </w:rPr>
+        <w:t>الأسماء</w:t>
+      </w:r>
+      <w:r>
+        <w:rPr>
+          <w:rFonts w:ascii="Calibri" w:hAnsi="Calibri" w:cs="Calibri"/>
+          <w:rtl/>
+        </w:rPr>
+        <w:t xml:space="preserve"> </w:t>
+      </w:r>
+      <w:r>
+        <w:rPr>
+          <w:rFonts w:ascii="Calibri" w:hAnsi="Calibri" w:cs="Calibri" w:hint="cs"/>
+          <w:rtl/>
+        </w:rPr>
+        <w:t>ليست</w:t>
+      </w:r>
+      <w:r>
+        <w:rPr>
+          <w:rFonts w:ascii="Calibri" w:hAnsi="Calibri" w:cs="Calibri"/>
+          <w:rtl/>
+        </w:rPr>
+        <w:t xml:space="preserve"> </w:t>
+      </w:r>
+      <w:r>
+        <w:rPr>
+          <w:rFonts w:ascii="Calibri" w:hAnsi="Calibri" w:cs="Calibri" w:hint="cs"/>
+          <w:rtl/>
+        </w:rPr>
+        <w:t>مجرد</w:t>
+      </w:r>
+      <w:r>
+        <w:rPr>
+          <w:rFonts w:ascii="Calibri" w:hAnsi="Calibri" w:cs="Calibri"/>
+          <w:rtl/>
+        </w:rPr>
+        <w:t xml:space="preserve"> </w:t>
+      </w:r>
+      <w:r>
+        <w:rPr>
+          <w:rFonts w:ascii="Calibri" w:hAnsi="Calibri" w:cs="Calibri" w:hint="cs"/>
+          <w:rtl/>
+        </w:rPr>
+        <w:t>شخصيات</w:t>
+      </w:r>
+      <w:r>
+        <w:rPr>
+          <w:rFonts w:ascii="Calibri" w:hAnsi="Calibri" w:cs="Calibri"/>
+          <w:rtl/>
+        </w:rPr>
+        <w:t xml:space="preserve"> </w:t>
+      </w:r>
+      <w:r>
+        <w:rPr>
+          <w:rFonts w:ascii="Calibri" w:hAnsi="Calibri" w:cs="Calibri" w:hint="cs"/>
+          <w:rtl/>
+        </w:rPr>
+        <w:t>تاريخية</w:t>
+      </w:r>
+      <w:r>
+        <w:rPr>
+          <w:rFonts w:ascii="Calibri" w:hAnsi="Calibri" w:cs="Calibri"/>
+          <w:rtl/>
+        </w:rPr>
+        <w:t xml:space="preserve"> </w:t>
+      </w:r>
+      <w:r>
+        <w:rPr>
+          <w:rFonts w:ascii="Calibri" w:hAnsi="Calibri" w:cs="Calibri" w:hint="cs"/>
+          <w:rtl/>
+        </w:rPr>
+        <w:t>من</w:t>
+      </w:r>
+      <w:r>
+        <w:rPr>
+          <w:rFonts w:ascii="Calibri" w:hAnsi="Calibri" w:cs="Calibri"/>
+          <w:rtl/>
+        </w:rPr>
+        <w:t xml:space="preserve"> </w:t>
+      </w:r>
+      <w:r>
+        <w:rPr>
+          <w:rFonts w:ascii="Calibri" w:hAnsi="Calibri" w:cs="Calibri" w:hint="cs"/>
+          <w:rtl/>
+        </w:rPr>
+        <w:t>زمن</w:t>
+      </w:r>
+      <w:r>
+        <w:rPr>
+          <w:rFonts w:ascii="Calibri" w:hAnsi="Calibri" w:cs="Calibri"/>
+          <w:rtl/>
+        </w:rPr>
+        <w:t xml:space="preserve"> </w:t>
+      </w:r>
+      <w:r>
+        <w:rPr>
+          <w:rFonts w:ascii="Calibri" w:hAnsi="Calibri" w:cs="Calibri" w:hint="cs"/>
+          <w:rtl/>
+        </w:rPr>
+        <w:t>موسى</w:t>
+      </w:r>
+      <w:r>
+        <w:rPr>
+          <w:rFonts w:ascii="Calibri" w:hAnsi="Calibri" w:cs="Calibri"/>
+          <w:rtl/>
+        </w:rPr>
+        <w:t xml:space="preserve"> </w:t>
+      </w:r>
+      <w:r>
+        <w:rPr>
+          <w:rFonts w:ascii="Calibri" w:hAnsi="Calibri" w:cs="Calibri" w:hint="cs"/>
+          <w:rtl/>
+        </w:rPr>
+        <w:t>عليه</w:t>
+      </w:r>
+      <w:r>
+        <w:rPr>
+          <w:rFonts w:ascii="Calibri" w:hAnsi="Calibri" w:cs="Calibri"/>
+          <w:rtl/>
+        </w:rPr>
+        <w:t xml:space="preserve"> </w:t>
+      </w:r>
+      <w:r>
+        <w:rPr>
+          <w:rFonts w:ascii="Calibri" w:hAnsi="Calibri" w:cs="Calibri" w:hint="cs"/>
+          <w:rtl/>
+        </w:rPr>
+        <w:t>السلام،</w:t>
+      </w:r>
+      <w:r>
+        <w:rPr>
+          <w:rFonts w:ascii="Calibri" w:hAnsi="Calibri" w:cs="Calibri"/>
+          <w:rtl/>
+        </w:rPr>
+        <w:t xml:space="preserve"> </w:t>
+      </w:r>
+      <w:r>
+        <w:rPr>
+          <w:rFonts w:ascii="Calibri" w:hAnsi="Calibri" w:cs="Calibri" w:hint="cs"/>
+          <w:rtl/>
+        </w:rPr>
+        <w:t>بل</w:t>
+      </w:r>
+      <w:r>
+        <w:rPr>
+          <w:rFonts w:ascii="Calibri" w:hAnsi="Calibri" w:cs="Calibri"/>
+          <w:rtl/>
+        </w:rPr>
+        <w:t xml:space="preserve"> </w:t>
+      </w:r>
+      <w:r>
+        <w:rPr>
+          <w:rFonts w:ascii="Calibri" w:hAnsi="Calibri" w:cs="Calibri" w:hint="cs"/>
+          <w:rtl/>
+        </w:rPr>
+        <w:t>هي</w:t>
+      </w:r>
+      <w:r>
+        <w:rPr>
+          <w:rFonts w:ascii="Calibri" w:hAnsi="Calibri" w:cs="Calibri"/>
+          <w:rtl/>
+        </w:rPr>
+        <w:t xml:space="preserve"> </w:t>
+      </w:r>
+      <w:r>
+        <w:rPr>
+          <w:rFonts w:ascii="Calibri" w:hAnsi="Calibri" w:cs="Calibri" w:hint="cs"/>
+          <w:rtl/>
+        </w:rPr>
+        <w:t>رموز</w:t>
+      </w:r>
+      <w:r>
+        <w:rPr>
+          <w:rFonts w:ascii="Calibri" w:hAnsi="Calibri" w:cs="Calibri"/>
+          <w:rtl/>
+        </w:rPr>
+        <w:t xml:space="preserve"> </w:t>
+      </w:r>
+      <w:r>
+        <w:rPr>
+          <w:rFonts w:ascii="Calibri" w:hAnsi="Calibri" w:cs="Calibri" w:hint="cs"/>
+          <w:rtl/>
+        </w:rPr>
+        <w:t>وظيفية</w:t>
+      </w:r>
+      <w:r>
+        <w:rPr>
+          <w:rFonts w:ascii="Calibri" w:hAnsi="Calibri" w:cs="Calibri"/>
+          <w:rtl/>
+        </w:rPr>
+        <w:t xml:space="preserve"> </w:t>
+      </w:r>
+      <w:r>
+        <w:rPr>
+          <w:rFonts w:ascii="Calibri" w:hAnsi="Calibri" w:cs="Calibri" w:hint="cs"/>
+          <w:rtl/>
+        </w:rPr>
+        <w:t>تصف</w:t>
+      </w:r>
+      <w:r>
+        <w:rPr>
+          <w:rFonts w:ascii="Calibri" w:hAnsi="Calibri" w:cs="Calibri"/>
+          <w:rtl/>
+        </w:rPr>
+        <w:t xml:space="preserve"> </w:t>
+      </w:r>
+      <w:r>
+        <w:rPr>
+          <w:rFonts w:ascii="Calibri" w:hAnsi="Calibri" w:cs="Calibri" w:hint="cs"/>
+          <w:rtl/>
+        </w:rPr>
+        <w:t>بنية</w:t>
+      </w:r>
+      <w:r>
+        <w:rPr>
+          <w:rFonts w:ascii="Calibri" w:hAnsi="Calibri" w:cs="Calibri"/>
+          <w:rtl/>
+        </w:rPr>
+        <w:t xml:space="preserve"> </w:t>
+      </w:r>
+      <w:r>
+        <w:rPr>
+          <w:rFonts w:ascii="Calibri" w:hAnsi="Calibri" w:cs="Calibri" w:hint="cs"/>
+          <w:rtl/>
+        </w:rPr>
+        <w:t>متكاملة</w:t>
+      </w:r>
+      <w:r>
+        <w:rPr>
+          <w:rFonts w:ascii="Calibri" w:hAnsi="Calibri" w:cs="Calibri"/>
+          <w:rtl/>
+        </w:rPr>
+        <w:t xml:space="preserve"> </w:t>
+      </w:r>
+      <w:r>
+        <w:rPr>
+          <w:rFonts w:ascii="Calibri" w:hAnsi="Calibri" w:cs="Calibri" w:hint="cs"/>
+          <w:rtl/>
+        </w:rPr>
+        <w:t>للطغيان</w:t>
+      </w:r>
+      <w:r>
+        <w:rPr>
+          <w:rFonts w:ascii="Calibri" w:hAnsi="Calibri" w:cs="Calibri"/>
+          <w:rtl/>
+        </w:rPr>
+        <w:t xml:space="preserve"> </w:t>
+      </w:r>
+      <w:r>
+        <w:rPr>
+          <w:rFonts w:ascii="Calibri" w:hAnsi="Calibri" w:cs="Calibri" w:hint="cs"/>
+          <w:rtl/>
+        </w:rPr>
+        <w:t>والفساد،</w:t>
+      </w:r>
+      <w:r>
+        <w:rPr>
+          <w:rFonts w:ascii="Calibri" w:hAnsi="Calibri" w:cs="Calibri"/>
+          <w:rtl/>
+        </w:rPr>
+        <w:t xml:space="preserve"> </w:t>
+      </w:r>
+      <w:r>
+        <w:rPr>
+          <w:rFonts w:ascii="Calibri" w:hAnsi="Calibri" w:cs="Calibri" w:hint="cs"/>
+          <w:rtl/>
+        </w:rPr>
+        <w:t>تتكرر</w:t>
+      </w:r>
+      <w:r>
+        <w:rPr>
+          <w:rFonts w:ascii="Calibri" w:hAnsi="Calibri" w:cs="Calibri"/>
+          <w:rtl/>
+        </w:rPr>
+        <w:t xml:space="preserve"> </w:t>
+      </w:r>
+      <w:r>
+        <w:rPr>
+          <w:rFonts w:ascii="Calibri" w:hAnsi="Calibri" w:cs="Calibri" w:hint="cs"/>
+          <w:rtl/>
+        </w:rPr>
+        <w:t>عبر</w:t>
+      </w:r>
+      <w:r>
+        <w:rPr>
+          <w:rFonts w:ascii="Calibri" w:hAnsi="Calibri" w:cs="Calibri"/>
+          <w:rtl/>
+        </w:rPr>
+        <w:t xml:space="preserve"> </w:t>
+      </w:r>
+      <w:r>
+        <w:rPr>
+          <w:rFonts w:ascii="Calibri" w:hAnsi="Calibri" w:cs="Calibri" w:hint="cs"/>
+          <w:rtl/>
+        </w:rPr>
+        <w:t>التاريخ</w:t>
+      </w:r>
+      <w:r>
+        <w:rPr>
+          <w:rFonts w:ascii="Calibri" w:hAnsi="Calibri" w:cs="Calibri"/>
+          <w:rtl/>
+        </w:rPr>
+        <w:t xml:space="preserve"> </w:t>
+      </w:r>
+      <w:r>
+        <w:rPr>
+          <w:rFonts w:ascii="Calibri" w:hAnsi="Calibri" w:cs="Calibri" w:hint="cs"/>
+          <w:rtl/>
+        </w:rPr>
+        <w:t>في</w:t>
+      </w:r>
+      <w:r>
+        <w:rPr>
+          <w:rFonts w:ascii="Calibri" w:hAnsi="Calibri" w:cs="Calibri"/>
+          <w:rtl/>
+        </w:rPr>
+        <w:t xml:space="preserve"> </w:t>
+      </w:r>
+      <w:r>
+        <w:rPr>
+          <w:rFonts w:ascii="Calibri" w:hAnsi="Calibri" w:cs="Calibri" w:hint="cs"/>
+          <w:rtl/>
+        </w:rPr>
+        <w:t>كل</w:t>
+      </w:r>
+      <w:r>
+        <w:rPr>
+          <w:rFonts w:ascii="Calibri" w:hAnsi="Calibri" w:cs="Calibri"/>
+          <w:rtl/>
+        </w:rPr>
+        <w:t xml:space="preserve"> </w:t>
+      </w:r>
+      <w:r>
+        <w:rPr>
+          <w:rFonts w:ascii="Calibri" w:hAnsi="Calibri" w:cs="Calibri" w:hint="cs"/>
+          <w:rtl/>
+        </w:rPr>
+        <w:t>زمان</w:t>
+      </w:r>
+      <w:r>
+        <w:rPr>
+          <w:rFonts w:ascii="Calibri" w:hAnsi="Calibri" w:cs="Calibri"/>
+          <w:rtl/>
+        </w:rPr>
+        <w:t xml:space="preserve"> </w:t>
+      </w:r>
+      <w:r>
+        <w:rPr>
+          <w:rFonts w:ascii="Calibri" w:hAnsi="Calibri" w:cs="Calibri" w:hint="cs"/>
+          <w:rtl/>
+        </w:rPr>
+        <w:t>ومكان</w:t>
+      </w:r>
+      <w:r>
+        <w:rPr>
+          <w:rFonts w:ascii="Calibri" w:hAnsi="Calibri" w:cs="Calibri"/>
+          <w:rtl/>
+        </w:rPr>
+        <w:t xml:space="preserve">. </w:t>
+      </w:r>
+      <w:r>
+        <w:rPr>
+          <w:rFonts w:ascii="Calibri" w:hAnsi="Calibri" w:cs="Calibri" w:hint="cs"/>
+          <w:rtl/>
+        </w:rPr>
+        <w:t>القرآن</w:t>
+      </w:r>
+      <w:r>
+        <w:rPr>
+          <w:rFonts w:ascii="Calibri" w:hAnsi="Calibri" w:cs="Calibri"/>
+          <w:rtl/>
+        </w:rPr>
+        <w:t xml:space="preserve"> </w:t>
+      </w:r>
+      <w:r>
+        <w:rPr>
+          <w:rFonts w:ascii="Calibri" w:hAnsi="Calibri" w:cs="Calibri" w:hint="cs"/>
+          <w:rtl/>
+        </w:rPr>
+        <w:t>يجمعها</w:t>
+      </w:r>
+      <w:r>
+        <w:rPr>
+          <w:rFonts w:ascii="Calibri" w:hAnsi="Calibri" w:cs="Calibri"/>
+          <w:rtl/>
+        </w:rPr>
+        <w:t xml:space="preserve"> </w:t>
+      </w:r>
+      <w:r>
+        <w:rPr>
+          <w:rFonts w:ascii="Calibri" w:hAnsi="Calibri" w:cs="Calibri" w:hint="cs"/>
+          <w:rtl/>
+        </w:rPr>
+        <w:t>في</w:t>
+      </w:r>
+      <w:r>
+        <w:rPr>
+          <w:rFonts w:ascii="Calibri" w:hAnsi="Calibri" w:cs="Calibri"/>
+          <w:rtl/>
+        </w:rPr>
+        <w:t xml:space="preserve"> </w:t>
+      </w:r>
+      <w:r>
+        <w:rPr>
+          <w:rFonts w:ascii="Calibri" w:hAnsi="Calibri" w:cs="Calibri" w:hint="cs"/>
+          <w:rtl/>
+        </w:rPr>
+        <w:t>آيات</w:t>
+      </w:r>
+      <w:r>
+        <w:rPr>
+          <w:rFonts w:ascii="Calibri" w:hAnsi="Calibri" w:cs="Calibri"/>
+          <w:rtl/>
+        </w:rPr>
+        <w:t xml:space="preserve"> </w:t>
+      </w:r>
+      <w:r>
+        <w:rPr>
+          <w:rFonts w:ascii="Calibri" w:hAnsi="Calibri" w:cs="Calibri" w:hint="cs"/>
+          <w:rtl/>
+        </w:rPr>
+        <w:t>عدة،</w:t>
+      </w:r>
+      <w:r>
+        <w:rPr>
+          <w:rFonts w:ascii="Calibri" w:hAnsi="Calibri" w:cs="Calibri"/>
+          <w:rtl/>
+        </w:rPr>
+        <w:t xml:space="preserve"> </w:t>
+      </w:r>
+      <w:r>
+        <w:rPr>
+          <w:rFonts w:ascii="Calibri" w:hAnsi="Calibri" w:cs="Calibri" w:hint="cs"/>
+          <w:rtl/>
+        </w:rPr>
+        <w:t>أبرزها</w:t>
+      </w:r>
+      <w:r>
+        <w:rPr>
+          <w:rFonts w:ascii="Calibri" w:hAnsi="Calibri" w:cs="Calibri"/>
+          <w:rtl/>
+        </w:rPr>
+        <w:t xml:space="preserve"> </w:t>
+      </w:r>
+      <w:r>
+        <w:rPr>
+          <w:rFonts w:ascii="Calibri" w:hAnsi="Calibri" w:cs="Calibri" w:hint="cs"/>
+          <w:rtl/>
+        </w:rPr>
+        <w:t>قوله</w:t>
+      </w:r>
+      <w:r>
+        <w:rPr>
+          <w:rFonts w:ascii="Calibri" w:hAnsi="Calibri" w:cs="Calibri"/>
+          <w:rtl/>
+        </w:rPr>
+        <w:t xml:space="preserve"> </w:t>
+      </w:r>
+      <w:r>
+        <w:rPr>
+          <w:rFonts w:ascii="Calibri" w:hAnsi="Calibri" w:cs="Calibri" w:hint="cs"/>
+          <w:rtl/>
+        </w:rPr>
+        <w:t>تعالى</w:t>
+      </w:r>
+      <w:r>
+        <w:rPr>
+          <w:rFonts w:ascii="Calibri" w:hAnsi="Calibri" w:cs="Calibri"/>
+          <w:rtl/>
+        </w:rPr>
+        <w:t xml:space="preserve">:  </w:t>
+      </w:r>
+    </w:p>
+    <w:p>
+      <w:pPr>
+        <w:spacing w:line="360" w:lineRule="auto"/>
+        <w:rPr>
+          <w:rFonts w:ascii="Calibri" w:hAnsi="Calibri" w:cs="Calibri"/>
+          <w:rtl/>
+        </w:rPr>
+      </w:pPr>
+    </w:p>
+    <w:p>
+      <w:pPr>
+        <w:spacing w:line="360" w:lineRule="auto"/>
+        <w:rPr>
+          <w:rFonts w:ascii="Calibri" w:hAnsi="Calibri" w:cs="Calibri"/>
+          <w:rtl/>
+        </w:rPr>
+      </w:pPr>
+      <w:r>
+        <w:rPr>
+          <w:rFonts w:ascii="Calibri" w:hAnsi="Calibri" w:cs="Calibri"/>
+          <w:rtl/>
+        </w:rPr>
+        <w:t xml:space="preserve"> "</w:t>
+      </w:r>
+      <w:r>
+        <w:rPr>
+          <w:rFonts w:ascii="Calibri" w:hAnsi="Calibri" w:cs="Calibri"/>
+          <w:rtl/>
+        </w:rPr>
+        <w:t>﴿</w:t>
+      </w:r>
+      <w:r>
+        <w:rPr>
+          <w:rFonts w:ascii="Calibri" w:hAnsi="Calibri" w:cs="Calibri" w:hint="cs"/>
+          <w:rtl/>
+        </w:rPr>
+        <w:t>وَقَارُونَ</w:t>
+      </w:r>
+      <w:r>
+        <w:rPr>
+          <w:rFonts w:ascii="Calibri" w:hAnsi="Calibri" w:cs="Calibri"/>
+          <w:rtl/>
+        </w:rPr>
+        <w:t xml:space="preserve"> </w:t>
+      </w:r>
+      <w:r>
+        <w:rPr>
+          <w:rFonts w:ascii="Calibri" w:hAnsi="Calibri" w:cs="Calibri" w:hint="cs"/>
+          <w:rtl/>
+        </w:rPr>
+        <w:t>وَفِرْعَوْنَ</w:t>
+      </w:r>
+      <w:r>
+        <w:rPr>
+          <w:rFonts w:ascii="Calibri" w:hAnsi="Calibri" w:cs="Calibri"/>
+          <w:rtl/>
+        </w:rPr>
+        <w:t xml:space="preserve"> </w:t>
+      </w:r>
+      <w:r>
+        <w:rPr>
+          <w:rFonts w:ascii="Calibri" w:hAnsi="Calibri" w:cs="Calibri" w:hint="cs"/>
+          <w:rtl/>
+        </w:rPr>
+        <w:t>وَهَامَانَ</w:t>
+      </w:r>
+      <w:r>
+        <w:rPr>
+          <w:rFonts w:ascii="Calibri" w:hAnsi="Calibri" w:cs="Calibri"/>
+          <w:rtl/>
+        </w:rPr>
+        <w:t xml:space="preserve"> </w:t>
+      </w:r>
+      <w:r>
+        <w:rPr>
+          <w:rFonts w:ascii="Calibri" w:hAnsi="Calibri" w:cs="Calibri" w:hint="cs"/>
+          <w:rtl/>
+        </w:rPr>
+        <w:t>وَلَقَدْ</w:t>
+      </w:r>
+      <w:r>
+        <w:rPr>
+          <w:rFonts w:ascii="Calibri" w:hAnsi="Calibri" w:cs="Calibri"/>
+          <w:rtl/>
+        </w:rPr>
+        <w:t xml:space="preserve"> </w:t>
+      </w:r>
+      <w:r>
+        <w:rPr>
+          <w:rFonts w:ascii="Calibri" w:hAnsi="Calibri" w:cs="Calibri" w:hint="cs"/>
+          <w:rtl/>
+        </w:rPr>
+        <w:t>جَاءَهُمْ</w:t>
+      </w:r>
+      <w:r>
+        <w:rPr>
+          <w:rFonts w:ascii="Calibri" w:hAnsi="Calibri" w:cs="Calibri"/>
+          <w:rtl/>
+        </w:rPr>
+        <w:t xml:space="preserve"> </w:t>
+      </w:r>
+      <w:r>
+        <w:rPr>
+          <w:rFonts w:ascii="Calibri" w:hAnsi="Calibri" w:cs="Calibri" w:hint="cs"/>
+          <w:rtl/>
+        </w:rPr>
+        <w:t>مُوسَىٰ</w:t>
+      </w:r>
+      <w:r>
+        <w:rPr>
+          <w:rFonts w:ascii="Calibri" w:hAnsi="Calibri" w:cs="Calibri"/>
+          <w:rtl/>
+        </w:rPr>
+        <w:t xml:space="preserve"> </w:t>
+      </w:r>
+      <w:r>
+        <w:rPr>
+          <w:rFonts w:ascii="Calibri" w:hAnsi="Calibri" w:cs="Calibri" w:hint="cs"/>
+          <w:rtl/>
+        </w:rPr>
+        <w:t>بِالْبَيِّنَاتِ</w:t>
+      </w:r>
+      <w:r>
+        <w:rPr>
+          <w:rFonts w:ascii="Calibri" w:hAnsi="Calibri" w:cs="Calibri"/>
+          <w:rtl/>
+        </w:rPr>
+        <w:t xml:space="preserve"> </w:t>
+      </w:r>
+      <w:r>
+        <w:rPr>
+          <w:rFonts w:ascii="Calibri" w:hAnsi="Calibri" w:cs="Calibri" w:hint="cs"/>
+          <w:rtl/>
+        </w:rPr>
+        <w:t>فَاسْتَكْبَرُوا</w:t>
+      </w:r>
+      <w:r>
+        <w:rPr>
+          <w:rFonts w:ascii="Calibri" w:hAnsi="Calibri" w:cs="Calibri"/>
+          <w:rtl/>
+        </w:rPr>
+        <w:t xml:space="preserve"> </w:t>
+      </w:r>
+      <w:r>
+        <w:rPr>
+          <w:rFonts w:ascii="Calibri" w:hAnsi="Calibri" w:cs="Calibri" w:hint="cs"/>
+          <w:rtl/>
+        </w:rPr>
+        <w:t>فِي</w:t>
+      </w:r>
+      <w:r>
+        <w:rPr>
+          <w:rFonts w:ascii="Calibri" w:hAnsi="Calibri" w:cs="Calibri"/>
+          <w:rtl/>
+        </w:rPr>
+        <w:t xml:space="preserve"> </w:t>
+      </w:r>
+      <w:r>
+        <w:rPr>
+          <w:rFonts w:ascii="Calibri" w:hAnsi="Calibri" w:cs="Calibri" w:hint="cs"/>
+          <w:rtl/>
+        </w:rPr>
+        <w:t>الْأَرْضِ</w:t>
+      </w:r>
+      <w:r>
+        <w:rPr>
+          <w:rFonts w:ascii="Calibri" w:hAnsi="Calibri" w:cs="Calibri"/>
+          <w:rtl/>
+        </w:rPr>
+        <w:t xml:space="preserve"> </w:t>
+      </w:r>
+      <w:r>
+        <w:rPr>
+          <w:rFonts w:ascii="Calibri" w:hAnsi="Calibri" w:cs="Calibri" w:hint="cs"/>
+          <w:rtl/>
+        </w:rPr>
+        <w:t>وَمَا</w:t>
+      </w:r>
+      <w:r>
+        <w:rPr>
+          <w:rFonts w:ascii="Calibri" w:hAnsi="Calibri" w:cs="Calibri"/>
+          <w:rtl/>
+        </w:rPr>
+        <w:t xml:space="preserve"> </w:t>
+      </w:r>
+      <w:r>
+        <w:rPr>
+          <w:rFonts w:ascii="Calibri" w:hAnsi="Calibri" w:cs="Calibri" w:hint="cs"/>
+          <w:rtl/>
+        </w:rPr>
+        <w:t>كَانُوا</w:t>
+      </w:r>
+      <w:r>
+        <w:rPr>
+          <w:rFonts w:ascii="Calibri" w:hAnsi="Calibri" w:cs="Calibri"/>
+          <w:rtl/>
+        </w:rPr>
+        <w:t xml:space="preserve"> </w:t>
+      </w:r>
+      <w:r>
+        <w:rPr>
+          <w:rFonts w:ascii="Calibri" w:hAnsi="Calibri" w:cs="Calibri" w:hint="cs"/>
+          <w:rtl/>
+        </w:rPr>
+        <w:t>سَابِقِينَ</w:t>
+      </w:r>
+      <w:r>
+        <w:rPr>
+          <w:rFonts w:ascii="Calibri" w:hAnsi="Calibri" w:cs="Calibri"/>
+          <w:rtl/>
+        </w:rPr>
+        <w:t>﴾</w:t>
+      </w:r>
+      <w:r>
+        <w:rPr>
+          <w:rFonts w:ascii="Calibri" w:hAnsi="Calibri" w:cs="Calibri"/>
+          <w:rtl/>
+        </w:rPr>
+        <w:t xml:space="preserve"> "</w:t>
+      </w:r>
+      <w:r>
+        <w:rPr>
+          <w:rFonts w:ascii="Calibri" w:hAnsi="Calibri" w:cs="Calibri"/>
+          <w:rtl/>
+        </w:rPr>
+        <w:t xml:space="preserve">  </w:t>
+      </w:r>
+    </w:p>
+    <w:p>
+      <w:pPr>
+        <w:spacing w:line="360" w:lineRule="auto"/>
+        <w:rPr>
+          <w:rFonts w:ascii="Calibri" w:hAnsi="Calibri" w:cs="Calibri"/>
+          <w:rtl/>
+        </w:rPr>
+      </w:pPr>
+      <w:r>
+        <w:rPr>
+          <w:rFonts w:ascii="Calibri" w:hAnsi="Calibri" w:cs="Calibri"/>
+          <w:rtl/>
+        </w:rPr>
+        <w:t>(</w:t>
+      </w:r>
+      <w:r>
+        <w:rPr>
+          <w:rFonts w:ascii="Calibri" w:hAnsi="Calibri" w:cs="Calibri" w:hint="cs"/>
+          <w:rtl/>
+        </w:rPr>
+        <w:t>العنكبوت</w:t>
+      </w:r>
+      <w:r>
+        <w:rPr>
+          <w:rFonts w:ascii="Calibri" w:hAnsi="Calibri" w:cs="Calibri"/>
+          <w:rtl/>
+        </w:rPr>
+        <w:t>: 39)</w:t>
+      </w:r>
+    </w:p>
+    <w:p>
+      <w:pPr>
+        <w:spacing w:line="360" w:lineRule="auto"/>
+        <w:rPr>
+          <w:rFonts w:ascii="Calibri" w:hAnsi="Calibri" w:cs="Calibri"/>
+          <w:rtl/>
+        </w:rPr>
+      </w:pPr>
+    </w:p>
+    <w:p>
+      <w:pPr>
+        <w:spacing w:line="360" w:lineRule="auto"/>
+        <w:rPr>
+          <w:rFonts w:ascii="Calibri" w:hAnsi="Calibri" w:cs="Calibri"/>
+          <w:rtl/>
+        </w:rPr>
+      </w:pPr>
+      <w:r>
+        <w:rPr>
+          <w:rFonts w:ascii="Calibri" w:hAnsi="Calibri" w:cs="Calibri" w:hint="cs"/>
+          <w:rtl/>
+        </w:rPr>
+        <w:t>هؤلاء</w:t>
+      </w:r>
+      <w:r>
+        <w:rPr>
+          <w:rFonts w:ascii="Calibri" w:hAnsi="Calibri" w:cs="Calibri"/>
+          <w:rtl/>
+        </w:rPr>
+        <w:t xml:space="preserve"> </w:t>
+      </w:r>
+      <w:r>
+        <w:rPr>
+          <w:rFonts w:ascii="Calibri" w:hAnsi="Calibri" w:cs="Calibri" w:hint="cs"/>
+          <w:rtl/>
+        </w:rPr>
+        <w:t>الثلاثة</w:t>
+      </w:r>
+      <w:r>
+        <w:rPr>
+          <w:rFonts w:ascii="Calibri" w:hAnsi="Calibri" w:cs="Calibri"/>
+          <w:rtl/>
+        </w:rPr>
+        <w:t xml:space="preserve"> </w:t>
+      </w:r>
+      <w:r>
+        <w:rPr>
+          <w:rFonts w:ascii="Calibri" w:hAnsi="Calibri" w:cs="Calibri" w:hint="cs"/>
+          <w:rtl/>
+        </w:rPr>
+        <w:t>يشكّلون</w:t>
+      </w:r>
+      <w:r>
+        <w:rPr>
+          <w:rFonts w:ascii="Calibri" w:hAnsi="Calibri" w:cs="Calibri"/>
+          <w:rtl/>
+        </w:rPr>
+        <w:t xml:space="preserve"> </w:t>
+      </w:r>
+      <w:r>
+        <w:rPr>
+          <w:rFonts w:ascii="Calibri" w:hAnsi="Calibri" w:cs="Calibri"/>
+          <w:rtl/>
+        </w:rPr>
+        <w:t xml:space="preserve"> "</w:t>
+      </w:r>
+      <w:r>
+        <w:rPr>
+          <w:rFonts w:ascii="Calibri" w:hAnsi="Calibri" w:cs="Calibri" w:hint="cs"/>
+          <w:rtl/>
+        </w:rPr>
+        <w:t>مثلثاً</w:t>
+      </w:r>
+      <w:r>
+        <w:rPr>
+          <w:rFonts w:ascii="Calibri" w:hAnsi="Calibri" w:cs="Calibri"/>
+          <w:rtl/>
+        </w:rPr>
+        <w:t xml:space="preserve"> </w:t>
+      </w:r>
+      <w:r>
+        <w:rPr>
+          <w:rFonts w:ascii="Calibri" w:hAnsi="Calibri" w:cs="Calibri" w:hint="cs"/>
+          <w:rtl/>
+        </w:rPr>
+        <w:t>إجرامياً</w:t>
+      </w:r>
+      <w:r>
+        <w:rPr>
+          <w:rFonts w:ascii="Calibri" w:hAnsi="Calibri" w:cs="Calibri"/>
+          <w:rtl/>
+        </w:rPr>
+        <w:t xml:space="preserve"> "</w:t>
+      </w:r>
+      <w:r>
+        <w:rPr>
+          <w:rFonts w:ascii="Calibri" w:hAnsi="Calibri" w:cs="Calibri"/>
+          <w:rtl/>
+        </w:rPr>
+        <w:t xml:space="preserve"> </w:t>
+      </w:r>
+      <w:r>
+        <w:rPr>
+          <w:rFonts w:ascii="Calibri" w:hAnsi="Calibri" w:cs="Calibri" w:hint="cs"/>
+          <w:rtl/>
+        </w:rPr>
+        <w:t>متماسكاً</w:t>
+      </w:r>
+      <w:r>
+        <w:rPr>
+          <w:rFonts w:ascii="Calibri" w:hAnsi="Calibri" w:cs="Calibri"/>
+          <w:rtl/>
+        </w:rPr>
+        <w:t xml:space="preserve">: </w:t>
+      </w:r>
+      <w:r>
+        <w:rPr>
+          <w:rFonts w:ascii="Calibri" w:hAnsi="Calibri" w:cs="Calibri" w:hint="cs"/>
+          <w:rtl/>
+        </w:rPr>
+        <w:t>كل</w:t>
+      </w:r>
+      <w:r>
+        <w:rPr>
+          <w:rFonts w:ascii="Calibri" w:hAnsi="Calibri" w:cs="Calibri"/>
+          <w:rtl/>
+        </w:rPr>
+        <w:t xml:space="preserve"> </w:t>
+      </w:r>
+      <w:r>
+        <w:rPr>
+          <w:rFonts w:ascii="Calibri" w:hAnsi="Calibri" w:cs="Calibri" w:hint="cs"/>
+          <w:rtl/>
+        </w:rPr>
+        <w:t>ضلع</w:t>
+      </w:r>
+      <w:r>
+        <w:rPr>
+          <w:rFonts w:ascii="Calibri" w:hAnsi="Calibri" w:cs="Calibri"/>
+          <w:rtl/>
+        </w:rPr>
+        <w:t xml:space="preserve"> </w:t>
+      </w:r>
+      <w:r>
+        <w:rPr>
+          <w:rFonts w:ascii="Calibri" w:hAnsi="Calibri" w:cs="Calibri" w:hint="cs"/>
+          <w:rtl/>
+        </w:rPr>
+        <w:t>يدعم</w:t>
+      </w:r>
+      <w:r>
+        <w:rPr>
+          <w:rFonts w:ascii="Calibri" w:hAnsi="Calibri" w:cs="Calibri"/>
+          <w:rtl/>
+        </w:rPr>
+        <w:t xml:space="preserve"> </w:t>
+      </w:r>
+      <w:r>
+        <w:rPr>
+          <w:rFonts w:ascii="Calibri" w:hAnsi="Calibri" w:cs="Calibri" w:hint="cs"/>
+          <w:rtl/>
+        </w:rPr>
+        <w:t>الآخر،</w:t>
+      </w:r>
+      <w:r>
+        <w:rPr>
+          <w:rFonts w:ascii="Calibri" w:hAnsi="Calibri" w:cs="Calibri"/>
+          <w:rtl/>
+        </w:rPr>
+        <w:t xml:space="preserve"> </w:t>
+      </w:r>
+      <w:r>
+        <w:rPr>
+          <w:rFonts w:ascii="Calibri" w:hAnsi="Calibri" w:cs="Calibri" w:hint="cs"/>
+          <w:rtl/>
+        </w:rPr>
+        <w:t>وسقوط</w:t>
+      </w:r>
+      <w:r>
+        <w:rPr>
+          <w:rFonts w:ascii="Calibri" w:hAnsi="Calibri" w:cs="Calibri"/>
+          <w:rtl/>
+        </w:rPr>
+        <w:t xml:space="preserve"> </w:t>
+      </w:r>
+      <w:r>
+        <w:rPr>
+          <w:rFonts w:ascii="Calibri" w:hAnsi="Calibri" w:cs="Calibri" w:hint="cs"/>
+          <w:rtl/>
+        </w:rPr>
+        <w:t>أحدهم</w:t>
+      </w:r>
+      <w:r>
+        <w:rPr>
+          <w:rFonts w:ascii="Calibri" w:hAnsi="Calibri" w:cs="Calibri"/>
+          <w:rtl/>
+        </w:rPr>
+        <w:t xml:space="preserve"> </w:t>
+      </w:r>
+      <w:r>
+        <w:rPr>
+          <w:rFonts w:ascii="Calibri" w:hAnsi="Calibri" w:cs="Calibri" w:hint="cs"/>
+          <w:rtl/>
+        </w:rPr>
+        <w:t>يهدد</w:t>
+      </w:r>
+      <w:r>
+        <w:rPr>
+          <w:rFonts w:ascii="Calibri" w:hAnsi="Calibri" w:cs="Calibri"/>
+          <w:rtl/>
+        </w:rPr>
+        <w:t xml:space="preserve"> </w:t>
+      </w:r>
+      <w:r>
+        <w:rPr>
+          <w:rFonts w:ascii="Calibri" w:hAnsi="Calibri" w:cs="Calibri" w:hint="cs"/>
+          <w:rtl/>
+        </w:rPr>
+        <w:t>سقوط</w:t>
+      </w:r>
+      <w:r>
+        <w:rPr>
+          <w:rFonts w:ascii="Calibri" w:hAnsi="Calibri" w:cs="Calibri"/>
+          <w:rtl/>
+        </w:rPr>
+        <w:t xml:space="preserve"> </w:t>
+      </w:r>
+      <w:r>
+        <w:rPr>
+          <w:rFonts w:ascii="Calibri" w:hAnsi="Calibri" w:cs="Calibri" w:hint="cs"/>
+          <w:rtl/>
+        </w:rPr>
+        <w:t>المنظومة</w:t>
+      </w:r>
+      <w:r>
+        <w:rPr>
+          <w:rFonts w:ascii="Calibri" w:hAnsi="Calibri" w:cs="Calibri"/>
+          <w:rtl/>
+        </w:rPr>
+        <w:t xml:space="preserve"> </w:t>
+      </w:r>
+      <w:r>
+        <w:rPr>
+          <w:rFonts w:ascii="Calibri" w:hAnsi="Calibri" w:cs="Calibri" w:hint="cs"/>
+          <w:rtl/>
+        </w:rPr>
+        <w:t>كلها</w:t>
+      </w:r>
+      <w:r>
+        <w:rPr>
+          <w:rFonts w:ascii="Calibri" w:hAnsi="Calibri" w:cs="Calibri"/>
+          <w:rtl/>
+        </w:rPr>
+        <w:t xml:space="preserve">. </w:t>
+      </w:r>
+      <w:r>
+        <w:rPr>
+          <w:rFonts w:ascii="Calibri" w:hAnsi="Calibri" w:cs="Calibri" w:hint="cs"/>
+          <w:rtl/>
+        </w:rPr>
+        <w:t>إنهم</w:t>
+      </w:r>
+      <w:r>
+        <w:rPr>
+          <w:rFonts w:ascii="Calibri" w:hAnsi="Calibri" w:cs="Calibri"/>
+          <w:rtl/>
+        </w:rPr>
+        <w:t xml:space="preserve"> </w:t>
+      </w:r>
+      <w:r>
+        <w:rPr>
+          <w:rFonts w:ascii="Calibri" w:hAnsi="Calibri" w:cs="Calibri" w:hint="cs"/>
+          <w:rtl/>
+        </w:rPr>
+        <w:t>يمثلون</w:t>
+      </w:r>
+      <w:r>
+        <w:rPr>
+          <w:rFonts w:ascii="Calibri" w:hAnsi="Calibri" w:cs="Calibri"/>
+          <w:rtl/>
+        </w:rPr>
+        <w:t xml:space="preserve"> </w:t>
+      </w:r>
+      <w:r>
+        <w:rPr>
+          <w:rFonts w:ascii="Calibri" w:hAnsi="Calibri" w:cs="Calibri" w:hint="cs"/>
+          <w:rtl/>
+        </w:rPr>
+        <w:t>ثلاثة</w:t>
+      </w:r>
+      <w:r>
+        <w:rPr>
+          <w:rFonts w:ascii="Calibri" w:hAnsi="Calibri" w:cs="Calibri"/>
+          <w:rtl/>
+        </w:rPr>
+        <w:t xml:space="preserve"> </w:t>
+      </w:r>
+      <w:r>
+        <w:rPr>
+          <w:rFonts w:ascii="Calibri" w:hAnsi="Calibri" w:cs="Calibri" w:hint="cs"/>
+          <w:rtl/>
+        </w:rPr>
+        <w:t>أذرع</w:t>
+      </w:r>
+      <w:r>
+        <w:rPr>
+          <w:rFonts w:ascii="Calibri" w:hAnsi="Calibri" w:cs="Calibri"/>
+          <w:rtl/>
+        </w:rPr>
+        <w:t xml:space="preserve"> </w:t>
+      </w:r>
+      <w:r>
+        <w:rPr>
+          <w:rFonts w:ascii="Calibri" w:hAnsi="Calibri" w:cs="Calibri" w:hint="cs"/>
+          <w:rtl/>
+        </w:rPr>
+        <w:t>للاستبداد</w:t>
+      </w:r>
+      <w:r>
+        <w:rPr>
+          <w:rFonts w:ascii="Calibri" w:hAnsi="Calibri" w:cs="Calibri"/>
+          <w:rtl/>
+        </w:rPr>
+        <w:t xml:space="preserve">: </w:t>
+      </w:r>
+      <w:r>
+        <w:rPr>
+          <w:rFonts w:ascii="Calibri" w:hAnsi="Calibri" w:cs="Calibri" w:hint="cs"/>
+          <w:rtl/>
+        </w:rPr>
+        <w:t>السلطة</w:t>
+      </w:r>
+      <w:r>
+        <w:rPr>
+          <w:rFonts w:ascii="Calibri" w:hAnsi="Calibri" w:cs="Calibri"/>
+          <w:rtl/>
+        </w:rPr>
+        <w:t xml:space="preserve"> </w:t>
+      </w:r>
+      <w:r>
+        <w:rPr>
+          <w:rFonts w:ascii="Calibri" w:hAnsi="Calibri" w:cs="Calibri" w:hint="cs"/>
+          <w:rtl/>
+        </w:rPr>
+        <w:t>السياسية،</w:t>
+      </w:r>
+      <w:r>
+        <w:rPr>
+          <w:rFonts w:ascii="Calibri" w:hAnsi="Calibri" w:cs="Calibri"/>
+          <w:rtl/>
+        </w:rPr>
+        <w:t xml:space="preserve"> </w:t>
+      </w:r>
+      <w:r>
+        <w:rPr>
+          <w:rFonts w:ascii="Calibri" w:hAnsi="Calibri" w:cs="Calibri" w:hint="cs"/>
+          <w:rtl/>
+        </w:rPr>
+        <w:t>المال</w:t>
+      </w:r>
+      <w:r>
+        <w:rPr>
+          <w:rFonts w:ascii="Calibri" w:hAnsi="Calibri" w:cs="Calibri"/>
+          <w:rtl/>
+        </w:rPr>
+        <w:t xml:space="preserve"> </w:t>
+      </w:r>
+      <w:r>
+        <w:rPr>
+          <w:rFonts w:ascii="Calibri" w:hAnsi="Calibri" w:cs="Calibri" w:hint="cs"/>
+          <w:rtl/>
+        </w:rPr>
+        <w:t>المتوحش،</w:t>
+      </w:r>
+      <w:r>
+        <w:rPr>
+          <w:rFonts w:ascii="Calibri" w:hAnsi="Calibri" w:cs="Calibri"/>
+          <w:rtl/>
+        </w:rPr>
+        <w:t xml:space="preserve"> </w:t>
+      </w:r>
+      <w:r>
+        <w:rPr>
+          <w:rFonts w:ascii="Calibri" w:hAnsi="Calibri" w:cs="Calibri" w:hint="cs"/>
+          <w:rtl/>
+        </w:rPr>
+        <w:t>والتزييف</w:t>
+      </w:r>
+      <w:r>
+        <w:rPr>
+          <w:rFonts w:ascii="Calibri" w:hAnsi="Calibri" w:cs="Calibri"/>
+          <w:rtl/>
+        </w:rPr>
+        <w:t xml:space="preserve"> </w:t>
+      </w:r>
+      <w:r>
+        <w:rPr>
+          <w:rFonts w:ascii="Calibri" w:hAnsi="Calibri" w:cs="Calibri" w:hint="cs"/>
+          <w:rtl/>
+        </w:rPr>
+        <w:t>الفكري</w:t>
+      </w:r>
+      <w:r>
+        <w:rPr>
+          <w:rFonts w:ascii="Calibri" w:hAnsi="Calibri" w:cs="Calibri"/>
+          <w:rtl/>
+        </w:rPr>
+        <w:t xml:space="preserve"> </w:t>
+      </w:r>
+      <w:r>
+        <w:rPr>
+          <w:rFonts w:ascii="Calibri" w:hAnsi="Calibri" w:cs="Calibri" w:hint="cs"/>
+          <w:rtl/>
+        </w:rPr>
+        <w:t>والديني</w:t>
+      </w:r>
+      <w:r>
+        <w:rPr>
+          <w:rFonts w:ascii="Calibri" w:hAnsi="Calibri" w:cs="Calibri"/>
+          <w:rtl/>
+        </w:rPr>
+        <w:t>.</w:t>
+      </w:r>
+    </w:p>
+    <w:p>
+      <w:pPr>
+        <w:spacing w:line="360" w:lineRule="auto"/>
+        <w:rPr>
+          <w:rFonts w:ascii="Calibri" w:hAnsi="Calibri" w:cs="Calibri"/>
+          <w:rtl/>
+        </w:rPr>
+      </w:pPr>
+    </w:p>
+    <w:p>
+      <w:pPr>
+        <w:spacing w:line="360" w:lineRule="auto"/>
+        <w:rPr>
+          <w:rFonts w:ascii="Calibri" w:hAnsi="Calibri" w:cs="Calibri"/>
+          <w:b/>
+          <w:bCs/>
+          <w:rtl/>
+        </w:rPr>
+      </w:pPr>
+      <w:r>
+        <w:rPr>
+          <w:rFonts w:ascii="Calibri" w:hAnsi="Calibri" w:cs="Calibri"/>
+          <w:rtl/>
+        </w:rPr>
+        <w:t xml:space="preserve">1. </w:t>
+      </w:r>
+      <w:r>
+        <w:rPr>
+          <w:rFonts w:ascii="Calibri" w:hAnsi="Calibri" w:cs="Calibri" w:hint="cs"/>
+          <w:b/>
+          <w:bCs/>
+          <w:rtl/>
+        </w:rPr>
+        <w:t>فرعون</w:t>
+      </w:r>
+      <w:r>
+        <w:rPr>
+          <w:rFonts w:ascii="Calibri" w:hAnsi="Calibri" w:cs="Calibri"/>
+          <w:b/>
+          <w:bCs/>
+          <w:rtl/>
+        </w:rPr>
+        <w:t xml:space="preserve">: </w:t>
+      </w:r>
+      <w:r>
+        <w:rPr>
+          <w:rFonts w:ascii="Calibri" w:hAnsi="Calibri" w:cs="Calibri" w:hint="cs"/>
+          <w:b/>
+          <w:bCs/>
+          <w:rtl/>
+        </w:rPr>
+        <w:t>ذراع</w:t>
+      </w:r>
+      <w:r>
+        <w:rPr>
+          <w:rFonts w:ascii="Calibri" w:hAnsi="Calibri" w:cs="Calibri"/>
+          <w:b/>
+          <w:bCs/>
+          <w:rtl/>
+        </w:rPr>
+        <w:t xml:space="preserve"> </w:t>
+      </w:r>
+      <w:r>
+        <w:rPr>
+          <w:rFonts w:ascii="Calibri" w:hAnsi="Calibri" w:cs="Calibri" w:hint="cs"/>
+          <w:b/>
+          <w:bCs/>
+          <w:rtl/>
+        </w:rPr>
+        <w:t>السلطة</w:t>
+      </w:r>
+      <w:r>
+        <w:rPr>
+          <w:rFonts w:ascii="Calibri" w:hAnsi="Calibri" w:cs="Calibri"/>
+          <w:b/>
+          <w:bCs/>
+          <w:rtl/>
+        </w:rPr>
+        <w:t xml:space="preserve"> </w:t>
+      </w:r>
+      <w:r>
+        <w:rPr>
+          <w:rFonts w:ascii="Calibri" w:hAnsi="Calibri" w:cs="Calibri" w:hint="cs"/>
+          <w:b/>
+          <w:bCs/>
+          <w:rtl/>
+        </w:rPr>
+        <w:t>الغاشمة</w:t>
+      </w:r>
+    </w:p>
+    <w:p>
+      <w:pPr>
+        <w:spacing w:line="360" w:lineRule="auto"/>
+        <w:rPr>
+          <w:rFonts w:ascii="Calibri" w:hAnsi="Calibri" w:cs="Calibri"/>
+          <w:rtl/>
+        </w:rPr>
+      </w:pPr>
+      <w:r>
+        <w:rPr>
+          <w:rFonts w:ascii="Calibri" w:hAnsi="Calibri" w:cs="Calibri" w:hint="cs"/>
+          <w:rtl/>
+        </w:rPr>
+        <w:t>فرعون</w:t>
+      </w:r>
+      <w:r>
+        <w:rPr>
+          <w:rFonts w:ascii="Calibri" w:hAnsi="Calibri" w:cs="Calibri"/>
+          <w:rtl/>
+        </w:rPr>
+        <w:t xml:space="preserve"> </w:t>
+      </w:r>
+      <w:r>
+        <w:rPr>
+          <w:rFonts w:ascii="Calibri" w:hAnsi="Calibri" w:cs="Calibri" w:hint="cs"/>
+          <w:rtl/>
+        </w:rPr>
+        <w:t>هو</w:t>
+      </w:r>
+      <w:r>
+        <w:rPr>
+          <w:rFonts w:ascii="Calibri" w:hAnsi="Calibri" w:cs="Calibri"/>
+          <w:rtl/>
+        </w:rPr>
+        <w:t xml:space="preserve"> </w:t>
+      </w:r>
+      <w:r>
+        <w:rPr>
+          <w:rFonts w:ascii="Calibri" w:hAnsi="Calibri" w:cs="Calibri" w:hint="cs"/>
+          <w:rtl/>
+        </w:rPr>
+        <w:t>رمز</w:t>
+      </w:r>
+      <w:r>
+        <w:rPr>
+          <w:rFonts w:ascii="Calibri" w:hAnsi="Calibri" w:cs="Calibri"/>
+          <w:rtl/>
+        </w:rPr>
+        <w:t xml:space="preserve"> </w:t>
+      </w:r>
+      <w:r>
+        <w:rPr>
+          <w:rFonts w:ascii="Calibri" w:hAnsi="Calibri" w:cs="Calibri"/>
+          <w:rtl/>
+        </w:rPr>
+        <w:t xml:space="preserve"> "</w:t>
+      </w:r>
+      <w:r>
+        <w:rPr>
+          <w:rFonts w:ascii="Calibri" w:hAnsi="Calibri" w:cs="Calibri" w:hint="cs"/>
+          <w:rtl/>
+        </w:rPr>
+        <w:t>السلطة</w:t>
+      </w:r>
+      <w:r>
+        <w:rPr>
+          <w:rFonts w:ascii="Calibri" w:hAnsi="Calibri" w:cs="Calibri"/>
+          <w:rtl/>
+        </w:rPr>
+        <w:t xml:space="preserve"> </w:t>
+      </w:r>
+      <w:r>
+        <w:rPr>
+          <w:rFonts w:ascii="Calibri" w:hAnsi="Calibri" w:cs="Calibri" w:hint="cs"/>
+          <w:rtl/>
+        </w:rPr>
+        <w:t>السياسية</w:t>
+      </w:r>
+      <w:r>
+        <w:rPr>
+          <w:rFonts w:ascii="Calibri" w:hAnsi="Calibri" w:cs="Calibri"/>
+          <w:rtl/>
+        </w:rPr>
+        <w:t xml:space="preserve"> </w:t>
+      </w:r>
+      <w:r>
+        <w:rPr>
+          <w:rFonts w:ascii="Calibri" w:hAnsi="Calibri" w:cs="Calibri" w:hint="cs"/>
+          <w:rtl/>
+        </w:rPr>
+        <w:t>القهرية</w:t>
+      </w:r>
+      <w:r>
+        <w:rPr>
+          <w:rFonts w:ascii="Calibri" w:hAnsi="Calibri" w:cs="Calibri"/>
+          <w:rtl/>
+        </w:rPr>
+        <w:t xml:space="preserve"> "</w:t>
+      </w:r>
+      <w:r>
+        <w:rPr>
+          <w:rFonts w:ascii="Calibri" w:hAnsi="Calibri" w:cs="Calibri"/>
+          <w:rtl/>
+        </w:rPr>
+        <w:t xml:space="preserve"> </w:t>
+      </w:r>
+      <w:r>
+        <w:rPr>
+          <w:rFonts w:ascii="Calibri" w:hAnsi="Calibri" w:cs="Calibri" w:hint="cs"/>
+          <w:rtl/>
+        </w:rPr>
+        <w:t>التي</w:t>
+      </w:r>
+      <w:r>
+        <w:rPr>
+          <w:rFonts w:ascii="Calibri" w:hAnsi="Calibri" w:cs="Calibri"/>
+          <w:rtl/>
+        </w:rPr>
+        <w:t xml:space="preserve"> </w:t>
+      </w:r>
+      <w:r>
+        <w:rPr>
+          <w:rFonts w:ascii="Calibri" w:hAnsi="Calibri" w:cs="Calibri" w:hint="cs"/>
+          <w:rtl/>
+        </w:rPr>
+        <w:t>تُدير</w:t>
+      </w:r>
+      <w:r>
+        <w:rPr>
+          <w:rFonts w:ascii="Calibri" w:hAnsi="Calibri" w:cs="Calibri"/>
+          <w:rtl/>
+        </w:rPr>
+        <w:t xml:space="preserve"> </w:t>
+      </w:r>
+      <w:r>
+        <w:rPr>
+          <w:rFonts w:ascii="Calibri" w:hAnsi="Calibri" w:cs="Calibri" w:hint="cs"/>
+          <w:rtl/>
+        </w:rPr>
+        <w:t>الأمور</w:t>
+      </w:r>
+      <w:r>
+        <w:rPr>
+          <w:rFonts w:ascii="Calibri" w:hAnsi="Calibri" w:cs="Calibri"/>
+          <w:rtl/>
+        </w:rPr>
+        <w:t xml:space="preserve"> </w:t>
+      </w:r>
+      <w:r>
+        <w:rPr>
+          <w:rFonts w:ascii="Calibri" w:hAnsi="Calibri" w:cs="Calibri" w:hint="cs"/>
+          <w:rtl/>
+        </w:rPr>
+        <w:t>من</w:t>
+      </w:r>
+      <w:r>
+        <w:rPr>
+          <w:rFonts w:ascii="Calibri" w:hAnsi="Calibri" w:cs="Calibri"/>
+          <w:rtl/>
+        </w:rPr>
+        <w:t xml:space="preserve"> </w:t>
+      </w:r>
+      <w:r>
+        <w:rPr>
+          <w:rFonts w:ascii="Calibri" w:hAnsi="Calibri" w:cs="Calibri" w:hint="cs"/>
+          <w:rtl/>
+        </w:rPr>
+        <w:t>الغرف</w:t>
+      </w:r>
+      <w:r>
+        <w:rPr>
+          <w:rFonts w:ascii="Calibri" w:hAnsi="Calibri" w:cs="Calibri"/>
+          <w:rtl/>
+        </w:rPr>
+        <w:t xml:space="preserve"> </w:t>
+      </w:r>
+      <w:r>
+        <w:rPr>
+          <w:rFonts w:ascii="Calibri" w:hAnsi="Calibri" w:cs="Calibri" w:hint="cs"/>
+          <w:rtl/>
+        </w:rPr>
+        <w:t>المغلقة،</w:t>
+      </w:r>
+      <w:r>
+        <w:rPr>
+          <w:rFonts w:ascii="Calibri" w:hAnsi="Calibri" w:cs="Calibri"/>
+          <w:rtl/>
+        </w:rPr>
+        <w:t xml:space="preserve"> </w:t>
+      </w:r>
+      <w:r>
+        <w:rPr>
+          <w:rFonts w:ascii="Calibri" w:hAnsi="Calibri" w:cs="Calibri" w:hint="cs"/>
+          <w:rtl/>
+        </w:rPr>
+        <w:t>بعيداً</w:t>
+      </w:r>
+      <w:r>
+        <w:rPr>
+          <w:rFonts w:ascii="Calibri" w:hAnsi="Calibri" w:cs="Calibri"/>
+          <w:rtl/>
+        </w:rPr>
+        <w:t xml:space="preserve"> </w:t>
+      </w:r>
+      <w:r>
+        <w:rPr>
+          <w:rFonts w:ascii="Calibri" w:hAnsi="Calibri" w:cs="Calibri" w:hint="cs"/>
+          <w:rtl/>
+        </w:rPr>
+        <w:t>عن</w:t>
+      </w:r>
+      <w:r>
+        <w:rPr>
+          <w:rFonts w:ascii="Calibri" w:hAnsi="Calibri" w:cs="Calibri"/>
+          <w:rtl/>
+        </w:rPr>
+        <w:t xml:space="preserve"> </w:t>
+      </w:r>
+      <w:r>
+        <w:rPr>
+          <w:rFonts w:ascii="Calibri" w:hAnsi="Calibri" w:cs="Calibri" w:hint="cs"/>
+          <w:rtl/>
+        </w:rPr>
+        <w:t>المساءلة</w:t>
+      </w:r>
+      <w:r>
+        <w:rPr>
+          <w:rFonts w:ascii="Calibri" w:hAnsi="Calibri" w:cs="Calibri"/>
+          <w:rtl/>
+        </w:rPr>
+        <w:t xml:space="preserve"> </w:t>
+      </w:r>
+      <w:r>
+        <w:rPr>
+          <w:rFonts w:ascii="Calibri" w:hAnsi="Calibri" w:cs="Calibri" w:hint="cs"/>
+          <w:rtl/>
+        </w:rPr>
+        <w:t>والشفافية</w:t>
+      </w:r>
+      <w:r>
+        <w:rPr>
+          <w:rFonts w:ascii="Calibri" w:hAnsi="Calibri" w:cs="Calibri"/>
+          <w:rtl/>
+        </w:rPr>
+        <w:t xml:space="preserve">. </w:t>
+      </w:r>
+      <w:r>
+        <w:rPr>
+          <w:rFonts w:ascii="Calibri" w:hAnsi="Calibri" w:cs="Calibri" w:hint="cs"/>
+          <w:rtl/>
+        </w:rPr>
+        <w:t>يدّعي</w:t>
+      </w:r>
+      <w:r>
+        <w:rPr>
+          <w:rFonts w:ascii="Calibri" w:hAnsi="Calibri" w:cs="Calibri"/>
+          <w:rtl/>
+        </w:rPr>
+        <w:t xml:space="preserve"> </w:t>
+      </w:r>
+      <w:r>
+        <w:rPr>
+          <w:rFonts w:ascii="Calibri" w:hAnsi="Calibri" w:cs="Calibri" w:hint="cs"/>
+          <w:rtl/>
+        </w:rPr>
+        <w:t>الربوبية</w:t>
+      </w:r>
+      <w:r>
+        <w:rPr>
+          <w:rFonts w:ascii="Calibri" w:hAnsi="Calibri" w:cs="Calibri"/>
+          <w:rtl/>
+        </w:rPr>
+        <w:t xml:space="preserve"> (</w:t>
+      </w:r>
+      <w:r>
+        <w:rPr>
+          <w:rFonts w:ascii="Calibri" w:hAnsi="Calibri" w:cs="Calibri"/>
+          <w:rtl/>
+        </w:rPr>
+        <w:t xml:space="preserve"> "</w:t>
+      </w:r>
+      <w:r>
+        <w:rPr>
+          <w:rFonts w:ascii="Calibri" w:hAnsi="Calibri" w:cs="Calibri"/>
+          <w:rtl/>
+        </w:rPr>
+        <w:t>﴿</w:t>
+      </w:r>
+      <w:r>
+        <w:rPr>
+          <w:rFonts w:ascii="Calibri" w:hAnsi="Calibri" w:cs="Calibri" w:hint="cs"/>
+          <w:rtl/>
+        </w:rPr>
+        <w:t>أَنَا</w:t>
+      </w:r>
+      <w:r>
+        <w:rPr>
+          <w:rFonts w:ascii="Calibri" w:hAnsi="Calibri" w:cs="Calibri"/>
+          <w:rtl/>
+        </w:rPr>
+        <w:t xml:space="preserve"> </w:t>
+      </w:r>
+      <w:r>
+        <w:rPr>
+          <w:rFonts w:ascii="Calibri" w:hAnsi="Calibri" w:cs="Calibri" w:hint="cs"/>
+          <w:rtl/>
+        </w:rPr>
+        <w:t>رَبُّكُمُ</w:t>
+      </w:r>
+      <w:r>
+        <w:rPr>
+          <w:rFonts w:ascii="Calibri" w:hAnsi="Calibri" w:cs="Calibri"/>
+          <w:rtl/>
+        </w:rPr>
+        <w:t xml:space="preserve"> </w:t>
+      </w:r>
+      <w:r>
+        <w:rPr>
+          <w:rFonts w:ascii="Calibri" w:hAnsi="Calibri" w:cs="Calibri" w:hint="cs"/>
+          <w:rtl/>
+        </w:rPr>
+        <w:t>الْأَعْلَىٰ</w:t>
+      </w:r>
+      <w:r>
+        <w:rPr>
+          <w:rFonts w:ascii="Calibri" w:hAnsi="Calibri" w:cs="Calibri"/>
+          <w:rtl/>
+        </w:rPr>
+        <w:t>﴾</w:t>
+      </w:r>
+      <w:r>
+        <w:rPr>
+          <w:rFonts w:ascii="Calibri" w:hAnsi="Calibri" w:cs="Calibri"/>
+          <w:rtl/>
+        </w:rPr>
+        <w:t xml:space="preserve"> "</w:t>
+      </w:r>
+      <w:r>
+        <w:rPr>
+          <w:rFonts w:ascii="Calibri" w:hAnsi="Calibri" w:cs="Calibri"/>
+          <w:rtl/>
+        </w:rPr>
+        <w:t>)</w:t>
+      </w:r>
+      <w:r>
+        <w:rPr>
+          <w:rFonts w:ascii="Calibri" w:hAnsi="Calibri" w:cs="Calibri" w:hint="cs"/>
+          <w:rtl/>
+        </w:rPr>
+        <w:t>،</w:t>
+      </w:r>
+      <w:r>
+        <w:rPr>
+          <w:rFonts w:ascii="Calibri" w:hAnsi="Calibri" w:cs="Calibri"/>
+          <w:rtl/>
+        </w:rPr>
+        <w:t xml:space="preserve"> </w:t>
+      </w:r>
+      <w:r>
+        <w:rPr>
+          <w:rFonts w:ascii="Calibri" w:hAnsi="Calibri" w:cs="Calibri" w:hint="cs"/>
+          <w:rtl/>
+        </w:rPr>
+        <w:t>ويحوّل</w:t>
+      </w:r>
+      <w:r>
+        <w:rPr>
+          <w:rFonts w:ascii="Calibri" w:hAnsi="Calibri" w:cs="Calibri"/>
+          <w:rtl/>
+        </w:rPr>
+        <w:t xml:space="preserve"> </w:t>
+      </w:r>
+      <w:r>
+        <w:rPr>
+          <w:rFonts w:ascii="Calibri" w:hAnsi="Calibri" w:cs="Calibri" w:hint="cs"/>
+          <w:rtl/>
+        </w:rPr>
+        <w:t>الدولة</w:t>
+      </w:r>
+      <w:r>
+        <w:rPr>
+          <w:rFonts w:ascii="Calibri" w:hAnsi="Calibri" w:cs="Calibri"/>
+          <w:rtl/>
+        </w:rPr>
+        <w:t xml:space="preserve"> </w:t>
+      </w:r>
+      <w:r>
+        <w:rPr>
+          <w:rFonts w:ascii="Calibri" w:hAnsi="Calibri" w:cs="Calibri" w:hint="cs"/>
+          <w:rtl/>
+        </w:rPr>
+        <w:t>من</w:t>
+      </w:r>
+      <w:r>
+        <w:rPr>
+          <w:rFonts w:ascii="Calibri" w:hAnsi="Calibri" w:cs="Calibri"/>
+          <w:rtl/>
+        </w:rPr>
+        <w:t xml:space="preserve"> </w:t>
+      </w:r>
+      <w:r>
+        <w:rPr>
+          <w:rFonts w:ascii="Calibri" w:hAnsi="Calibri" w:cs="Calibri" w:hint="cs"/>
+          <w:rtl/>
+        </w:rPr>
+        <w:t>مؤسسة</w:t>
+      </w:r>
+      <w:r>
+        <w:rPr>
+          <w:rFonts w:ascii="Calibri" w:hAnsi="Calibri" w:cs="Calibri"/>
+          <w:rtl/>
+        </w:rPr>
+        <w:t xml:space="preserve"> </w:t>
+      </w:r>
+      <w:r>
+        <w:rPr>
+          <w:rFonts w:ascii="Calibri" w:hAnsi="Calibri" w:cs="Calibri" w:hint="cs"/>
+          <w:rtl/>
+        </w:rPr>
+        <w:t>تعتني</w:t>
+      </w:r>
+      <w:r>
+        <w:rPr>
+          <w:rFonts w:ascii="Calibri" w:hAnsi="Calibri" w:cs="Calibri"/>
+          <w:rtl/>
+        </w:rPr>
+        <w:t xml:space="preserve"> </w:t>
+      </w:r>
+      <w:r>
+        <w:rPr>
+          <w:rFonts w:ascii="Calibri" w:hAnsi="Calibri" w:cs="Calibri" w:hint="cs"/>
+          <w:rtl/>
+        </w:rPr>
+        <w:t>بالإنسان</w:t>
+      </w:r>
+      <w:r>
+        <w:rPr>
+          <w:rFonts w:ascii="Calibri" w:hAnsi="Calibri" w:cs="Calibri"/>
+          <w:rtl/>
+        </w:rPr>
+        <w:t xml:space="preserve"> </w:t>
+      </w:r>
+      <w:r>
+        <w:rPr>
+          <w:rFonts w:ascii="Calibri" w:hAnsi="Calibri" w:cs="Calibri" w:hint="cs"/>
+          <w:rtl/>
+        </w:rPr>
+        <w:t>إلى</w:t>
+      </w:r>
+      <w:r>
+        <w:rPr>
+          <w:rFonts w:ascii="Calibri" w:hAnsi="Calibri" w:cs="Calibri"/>
+          <w:rtl/>
+        </w:rPr>
+        <w:t xml:space="preserve"> </w:t>
+      </w:r>
+      <w:r>
+        <w:rPr>
+          <w:rFonts w:ascii="Calibri" w:hAnsi="Calibri" w:cs="Calibri" w:hint="cs"/>
+          <w:rtl/>
+        </w:rPr>
+        <w:t>مزرعة</w:t>
+      </w:r>
+      <w:r>
+        <w:rPr>
+          <w:rFonts w:ascii="Calibri" w:hAnsi="Calibri" w:cs="Calibri"/>
+          <w:rtl/>
+        </w:rPr>
+        <w:t xml:space="preserve"> </w:t>
+      </w:r>
+      <w:r>
+        <w:rPr>
+          <w:rFonts w:ascii="Calibri" w:hAnsi="Calibri" w:cs="Calibri" w:hint="cs"/>
+          <w:rtl/>
+        </w:rPr>
+        <w:t>خاصة</w:t>
+      </w:r>
+      <w:r>
+        <w:rPr>
+          <w:rFonts w:ascii="Calibri" w:hAnsi="Calibri" w:cs="Calibri"/>
+          <w:rtl/>
+        </w:rPr>
+        <w:t xml:space="preserve"> </w:t>
+      </w:r>
+      <w:r>
+        <w:rPr>
+          <w:rFonts w:ascii="Calibri" w:hAnsi="Calibri" w:cs="Calibri" w:hint="cs"/>
+          <w:rtl/>
+        </w:rPr>
+        <w:t>يرعى</w:t>
+      </w:r>
+      <w:r>
+        <w:rPr>
+          <w:rFonts w:ascii="Calibri" w:hAnsi="Calibri" w:cs="Calibri"/>
+          <w:rtl/>
+        </w:rPr>
+        <w:t xml:space="preserve"> </w:t>
+      </w:r>
+      <w:r>
+        <w:rPr>
+          <w:rFonts w:ascii="Calibri" w:hAnsi="Calibri" w:cs="Calibri" w:hint="cs"/>
+          <w:rtl/>
+        </w:rPr>
+        <w:t>فيها</w:t>
+      </w:r>
+      <w:r>
+        <w:rPr>
+          <w:rFonts w:ascii="Calibri" w:hAnsi="Calibri" w:cs="Calibri"/>
+          <w:rtl/>
+        </w:rPr>
+        <w:t xml:space="preserve"> "</w:t>
+      </w:r>
+      <w:r>
+        <w:rPr>
+          <w:rFonts w:ascii="Calibri" w:hAnsi="Calibri" w:cs="Calibri" w:hint="cs"/>
+          <w:rtl/>
+        </w:rPr>
+        <w:t>قطيعاً</w:t>
+      </w:r>
+      <w:r>
+        <w:rPr>
+          <w:rFonts w:ascii="Calibri" w:hAnsi="Calibri" w:cs="Calibri"/>
+          <w:rtl/>
+        </w:rPr>
+        <w:t xml:space="preserve">".  </w:t>
+      </w:r>
+    </w:p>
+    <w:p>
+      <w:pPr>
+        <w:spacing w:line="360" w:lineRule="auto"/>
+        <w:rPr>
+          <w:rFonts w:ascii="Calibri" w:hAnsi="Calibri" w:cs="Calibri"/>
+          <w:rtl/>
+        </w:rPr>
+      </w:pPr>
+    </w:p>
+    <w:p>
+      <w:pPr>
+        <w:spacing w:line="360" w:lineRule="auto"/>
+        <w:rPr>
+          <w:rFonts w:ascii="Calibri" w:hAnsi="Calibri" w:cs="Calibri"/>
+          <w:rtl/>
+        </w:rPr>
+      </w:pPr>
+      <w:r>
+        <w:rPr>
+          <w:rFonts w:ascii="Calibri" w:hAnsi="Calibri" w:cs="Calibri" w:hint="cs"/>
+          <w:rtl/>
+        </w:rPr>
+        <w:t>صفاته</w:t>
+      </w:r>
+      <w:r>
+        <w:rPr>
+          <w:rFonts w:ascii="Calibri" w:hAnsi="Calibri" w:cs="Calibri"/>
+          <w:rtl/>
+        </w:rPr>
+        <w:t>:</w:t>
+      </w:r>
+    </w:p>
+    <w:p>
+      <w:pPr>
+        <w:spacing w:line="360" w:lineRule="auto"/>
+        <w:rPr>
+          <w:rFonts w:ascii="Calibri" w:hAnsi="Calibri" w:cs="Calibri"/>
+          <w:rtl/>
+        </w:rPr>
+      </w:pPr>
+      <w:r>
+        <w:rPr>
+          <w:rFonts w:ascii="Calibri" w:hAnsi="Calibri" w:cs="Calibri"/>
+          <w:rtl/>
+        </w:rPr>
+        <w:t xml:space="preserve">- </w:t>
+      </w:r>
+      <w:r>
+        <w:rPr>
+          <w:rFonts w:ascii="Calibri" w:hAnsi="Calibri" w:cs="Calibri" w:hint="cs"/>
+          <w:rtl/>
+        </w:rPr>
+        <w:t>السرية</w:t>
+      </w:r>
+      <w:r>
+        <w:rPr>
+          <w:rFonts w:ascii="Calibri" w:hAnsi="Calibri" w:cs="Calibri"/>
+          <w:rtl/>
+        </w:rPr>
+        <w:t xml:space="preserve"> </w:t>
+      </w:r>
+      <w:r>
+        <w:rPr>
+          <w:rFonts w:ascii="Calibri" w:hAnsi="Calibri" w:cs="Calibri" w:hint="cs"/>
+          <w:rtl/>
+        </w:rPr>
+        <w:t>المفرطة</w:t>
+      </w:r>
+      <w:r>
+        <w:rPr>
+          <w:rFonts w:ascii="Calibri" w:hAnsi="Calibri" w:cs="Calibri"/>
+          <w:rtl/>
+        </w:rPr>
+        <w:t xml:space="preserve"> </w:t>
+      </w:r>
+      <w:r>
+        <w:rPr>
+          <w:rFonts w:ascii="Calibri" w:hAnsi="Calibri" w:cs="Calibri" w:hint="cs"/>
+          <w:rtl/>
+        </w:rPr>
+        <w:t>التي</w:t>
+      </w:r>
+      <w:r>
+        <w:rPr>
+          <w:rFonts w:ascii="Calibri" w:hAnsi="Calibri" w:cs="Calibri"/>
+          <w:rtl/>
+        </w:rPr>
+        <w:t xml:space="preserve"> </w:t>
+      </w:r>
+      <w:r>
+        <w:rPr>
+          <w:rFonts w:ascii="Calibri" w:hAnsi="Calibri" w:cs="Calibri" w:hint="cs"/>
+          <w:rtl/>
+        </w:rPr>
+        <w:t>تخفي</w:t>
+      </w:r>
+      <w:r>
+        <w:rPr>
+          <w:rFonts w:ascii="Calibri" w:hAnsi="Calibri" w:cs="Calibri"/>
+          <w:rtl/>
+        </w:rPr>
+        <w:t xml:space="preserve"> </w:t>
+      </w:r>
+      <w:r>
+        <w:rPr>
+          <w:rFonts w:ascii="Calibri" w:hAnsi="Calibri" w:cs="Calibri" w:hint="cs"/>
+          <w:rtl/>
+        </w:rPr>
+        <w:t>الجرائم</w:t>
+      </w:r>
+      <w:r>
+        <w:rPr>
+          <w:rFonts w:ascii="Calibri" w:hAnsi="Calibri" w:cs="Calibri"/>
+          <w:rtl/>
+        </w:rPr>
+        <w:t xml:space="preserve"> </w:t>
+      </w:r>
+      <w:r>
+        <w:rPr>
+          <w:rFonts w:ascii="Calibri" w:hAnsi="Calibri" w:cs="Calibri" w:hint="cs"/>
+          <w:rtl/>
+        </w:rPr>
+        <w:t>والنهب</w:t>
+      </w:r>
+      <w:r>
+        <w:rPr>
+          <w:rFonts w:ascii="Calibri" w:hAnsi="Calibri" w:cs="Calibri"/>
+          <w:rtl/>
+        </w:rPr>
+        <w:t>.</w:t>
+      </w:r>
+    </w:p>
+    <w:p>
+      <w:pPr>
+        <w:spacing w:line="360" w:lineRule="auto"/>
+        <w:rPr>
+          <w:rFonts w:ascii="Calibri" w:hAnsi="Calibri" w:cs="Calibri"/>
+          <w:rtl/>
+        </w:rPr>
+      </w:pPr>
+      <w:r>
+        <w:rPr>
+          <w:rFonts w:ascii="Calibri" w:hAnsi="Calibri" w:cs="Calibri"/>
+          <w:rtl/>
+        </w:rPr>
+        <w:t xml:space="preserve">- </w:t>
+      </w:r>
+      <w:r>
+        <w:rPr>
+          <w:rFonts w:ascii="Calibri" w:hAnsi="Calibri" w:cs="Calibri" w:hint="cs"/>
+          <w:rtl/>
+        </w:rPr>
+        <w:t>استخدام</w:t>
+      </w:r>
+      <w:r>
+        <w:rPr>
+          <w:rFonts w:ascii="Calibri" w:hAnsi="Calibri" w:cs="Calibri"/>
+          <w:rtl/>
+        </w:rPr>
+        <w:t xml:space="preserve"> </w:t>
+      </w:r>
+      <w:r>
+        <w:rPr>
+          <w:rFonts w:ascii="Calibri" w:hAnsi="Calibri" w:cs="Calibri" w:hint="cs"/>
+          <w:rtl/>
+        </w:rPr>
+        <w:t>القانون</w:t>
+      </w:r>
+      <w:r>
+        <w:rPr>
+          <w:rFonts w:ascii="Calibri" w:hAnsi="Calibri" w:cs="Calibri"/>
+          <w:rtl/>
+        </w:rPr>
+        <w:t xml:space="preserve"> </w:t>
+      </w:r>
+      <w:r>
+        <w:rPr>
+          <w:rFonts w:ascii="Calibri" w:hAnsi="Calibri" w:cs="Calibri" w:hint="cs"/>
+          <w:rtl/>
+        </w:rPr>
+        <w:t>والأجهزة</w:t>
+      </w:r>
+      <w:r>
+        <w:rPr>
+          <w:rFonts w:ascii="Calibri" w:hAnsi="Calibri" w:cs="Calibri"/>
+          <w:rtl/>
+        </w:rPr>
+        <w:t xml:space="preserve"> </w:t>
+      </w:r>
+      <w:r>
+        <w:rPr>
+          <w:rFonts w:ascii="Calibri" w:hAnsi="Calibri" w:cs="Calibri" w:hint="cs"/>
+          <w:rtl/>
+        </w:rPr>
+        <w:t>الأمنية</w:t>
+      </w:r>
+      <w:r>
+        <w:rPr>
+          <w:rFonts w:ascii="Calibri" w:hAnsi="Calibri" w:cs="Calibri"/>
+          <w:rtl/>
+        </w:rPr>
+        <w:t xml:space="preserve"> </w:t>
+      </w:r>
+      <w:r>
+        <w:rPr>
+          <w:rFonts w:ascii="Calibri" w:hAnsi="Calibri" w:cs="Calibri" w:hint="cs"/>
+          <w:rtl/>
+        </w:rPr>
+        <w:t>لحماية</w:t>
+      </w:r>
+      <w:r>
+        <w:rPr>
+          <w:rFonts w:ascii="Calibri" w:hAnsi="Calibri" w:cs="Calibri"/>
+          <w:rtl/>
+        </w:rPr>
+        <w:t xml:space="preserve"> </w:t>
+      </w:r>
+      <w:r>
+        <w:rPr>
+          <w:rFonts w:ascii="Calibri" w:hAnsi="Calibri" w:cs="Calibri" w:hint="cs"/>
+          <w:rtl/>
+        </w:rPr>
+        <w:t>نفسه</w:t>
+      </w:r>
+      <w:r>
+        <w:rPr>
+          <w:rFonts w:ascii="Calibri" w:hAnsi="Calibri" w:cs="Calibri"/>
+          <w:rtl/>
+        </w:rPr>
+        <w:t xml:space="preserve"> </w:t>
+      </w:r>
+      <w:r>
+        <w:rPr>
+          <w:rFonts w:ascii="Calibri" w:hAnsi="Calibri" w:cs="Calibri" w:hint="cs"/>
+          <w:rtl/>
+        </w:rPr>
+        <w:t>وأتباعه</w:t>
+      </w:r>
+      <w:r>
+        <w:rPr>
+          <w:rFonts w:ascii="Calibri" w:hAnsi="Calibri" w:cs="Calibri"/>
+          <w:rtl/>
+        </w:rPr>
+        <w:t>.</w:t>
+      </w:r>
+    </w:p>
+    <w:p>
+      <w:pPr>
+        <w:spacing w:line="360" w:lineRule="auto"/>
+        <w:rPr>
+          <w:rFonts w:ascii="Calibri" w:hAnsi="Calibri" w:cs="Calibri"/>
+          <w:rtl/>
+        </w:rPr>
+      </w:pPr>
+      <w:r>
+        <w:rPr>
+          <w:rFonts w:ascii="Calibri" w:hAnsi="Calibri" w:cs="Calibri"/>
+          <w:rtl/>
+        </w:rPr>
+        <w:t xml:space="preserve">- </w:t>
+      </w:r>
+      <w:r>
+        <w:rPr>
+          <w:rFonts w:ascii="Calibri" w:hAnsi="Calibri" w:cs="Calibri" w:hint="cs"/>
+          <w:rtl/>
+        </w:rPr>
+        <w:t>تحويل</w:t>
+      </w:r>
+      <w:r>
+        <w:rPr>
+          <w:rFonts w:ascii="Calibri" w:hAnsi="Calibri" w:cs="Calibri"/>
+          <w:rtl/>
+        </w:rPr>
+        <w:t xml:space="preserve"> </w:t>
+      </w:r>
+      <w:r>
+        <w:rPr>
+          <w:rFonts w:ascii="Calibri" w:hAnsi="Calibri" w:cs="Calibri" w:hint="cs"/>
+          <w:rtl/>
+        </w:rPr>
+        <w:t>المواطن</w:t>
+      </w:r>
+      <w:r>
+        <w:rPr>
+          <w:rFonts w:ascii="Calibri" w:hAnsi="Calibri" w:cs="Calibri"/>
+          <w:rtl/>
+        </w:rPr>
+        <w:t xml:space="preserve"> </w:t>
+      </w:r>
+      <w:r>
+        <w:rPr>
+          <w:rFonts w:ascii="Calibri" w:hAnsi="Calibri" w:cs="Calibri" w:hint="cs"/>
+          <w:rtl/>
+        </w:rPr>
+        <w:t>إلى</w:t>
+      </w:r>
+      <w:r>
+        <w:rPr>
+          <w:rFonts w:ascii="Calibri" w:hAnsi="Calibri" w:cs="Calibri"/>
+          <w:rtl/>
+        </w:rPr>
+        <w:t xml:space="preserve"> </w:t>
+      </w:r>
+      <w:r>
+        <w:rPr>
+          <w:rFonts w:ascii="Calibri" w:hAnsi="Calibri" w:cs="Calibri" w:hint="cs"/>
+          <w:rtl/>
+        </w:rPr>
+        <w:t>رقم</w:t>
+      </w:r>
+      <w:r>
+        <w:rPr>
+          <w:rFonts w:ascii="Calibri" w:hAnsi="Calibri" w:cs="Calibri"/>
+          <w:rtl/>
+        </w:rPr>
+        <w:t xml:space="preserve"> </w:t>
+      </w:r>
+      <w:r>
+        <w:rPr>
+          <w:rFonts w:ascii="Calibri" w:hAnsi="Calibri" w:cs="Calibri" w:hint="cs"/>
+          <w:rtl/>
+        </w:rPr>
+        <w:t>أو</w:t>
+      </w:r>
+      <w:r>
+        <w:rPr>
+          <w:rFonts w:ascii="Calibri" w:hAnsi="Calibri" w:cs="Calibri"/>
+          <w:rtl/>
+        </w:rPr>
+        <w:t xml:space="preserve"> "</w:t>
+      </w:r>
+      <w:r>
+        <w:rPr>
+          <w:rFonts w:ascii="Calibri" w:hAnsi="Calibri" w:cs="Calibri" w:hint="cs"/>
+          <w:rtl/>
+        </w:rPr>
+        <w:t>رهينة</w:t>
+      </w:r>
+      <w:r>
+        <w:rPr>
+          <w:rFonts w:ascii="Calibri" w:hAnsi="Calibri" w:cs="Calibri"/>
+          <w:rtl/>
+        </w:rPr>
+        <w:t xml:space="preserve"> </w:t>
+      </w:r>
+      <w:r>
+        <w:rPr>
+          <w:rFonts w:ascii="Calibri" w:hAnsi="Calibri" w:cs="Calibri" w:hint="cs"/>
+          <w:rtl/>
+        </w:rPr>
+        <w:t>أخلاقية</w:t>
+      </w:r>
+      <w:r>
+        <w:rPr>
+          <w:rFonts w:ascii="Calibri" w:hAnsi="Calibri" w:cs="Calibri"/>
+          <w:rtl/>
+        </w:rPr>
+        <w:t xml:space="preserve">" </w:t>
+      </w:r>
+      <w:r>
+        <w:rPr>
+          <w:rFonts w:ascii="Calibri" w:hAnsi="Calibri" w:cs="Calibri" w:hint="cs"/>
+          <w:rtl/>
+        </w:rPr>
+        <w:t>عبر</w:t>
+      </w:r>
+      <w:r>
+        <w:rPr>
+          <w:rFonts w:ascii="Calibri" w:hAnsi="Calibri" w:cs="Calibri"/>
+          <w:rtl/>
+        </w:rPr>
+        <w:t xml:space="preserve"> </w:t>
+      </w:r>
+      <w:r>
+        <w:rPr>
+          <w:rFonts w:ascii="Calibri" w:hAnsi="Calibri" w:cs="Calibri" w:hint="cs"/>
+          <w:rtl/>
+        </w:rPr>
+        <w:t>ملفات</w:t>
+      </w:r>
+      <w:r>
+        <w:rPr>
+          <w:rFonts w:ascii="Calibri" w:hAnsi="Calibri" w:cs="Calibri"/>
+          <w:rtl/>
+        </w:rPr>
+        <w:t xml:space="preserve"> </w:t>
+      </w:r>
+      <w:r>
+        <w:rPr>
+          <w:rFonts w:ascii="Calibri" w:hAnsi="Calibri" w:cs="Calibri" w:hint="cs"/>
+          <w:rtl/>
+        </w:rPr>
+        <w:t>سوداء</w:t>
+      </w:r>
+      <w:r>
+        <w:rPr>
+          <w:rFonts w:ascii="Calibri" w:hAnsi="Calibri" w:cs="Calibri"/>
+          <w:rtl/>
+        </w:rPr>
+        <w:t xml:space="preserve"> </w:t>
+      </w:r>
+      <w:r>
+        <w:rPr>
+          <w:rFonts w:ascii="Calibri" w:hAnsi="Calibri" w:cs="Calibri" w:hint="cs"/>
+          <w:rtl/>
+        </w:rPr>
+        <w:t>وابتزاز</w:t>
+      </w:r>
+      <w:r>
+        <w:rPr>
+          <w:rFonts w:ascii="Calibri" w:hAnsi="Calibri" w:cs="Calibri"/>
+          <w:rtl/>
+        </w:rPr>
+        <w:t>.</w:t>
+      </w:r>
+    </w:p>
+    <w:p>
+      <w:pPr>
+        <w:spacing w:line="360" w:lineRule="auto"/>
+        <w:rPr>
+          <w:rFonts w:ascii="Calibri" w:hAnsi="Calibri" w:cs="Calibri"/>
+          <w:rtl/>
+        </w:rPr>
+      </w:pPr>
+    </w:p>
+    <w:p>
+      <w:pPr>
+        <w:spacing w:line="360" w:lineRule="auto"/>
+        <w:rPr>
+          <w:rFonts w:ascii="Calibri" w:hAnsi="Calibri" w:cs="Calibri"/>
+          <w:rtl/>
+        </w:rPr>
+      </w:pPr>
+      <w:r>
+        <w:rPr>
+          <w:rFonts w:ascii="Calibri" w:hAnsi="Calibri" w:cs="Calibri" w:hint="cs"/>
+          <w:rtl/>
+        </w:rPr>
+        <w:t>فرعون</w:t>
+      </w:r>
+      <w:r>
+        <w:rPr>
+          <w:rFonts w:ascii="Calibri" w:hAnsi="Calibri" w:cs="Calibri"/>
+          <w:rtl/>
+        </w:rPr>
+        <w:t xml:space="preserve"> </w:t>
+      </w:r>
+      <w:r>
+        <w:rPr>
+          <w:rFonts w:ascii="Calibri" w:hAnsi="Calibri" w:cs="Calibri" w:hint="cs"/>
+          <w:rtl/>
+        </w:rPr>
+        <w:t>لا</w:t>
+      </w:r>
+      <w:r>
+        <w:rPr>
+          <w:rFonts w:ascii="Calibri" w:hAnsi="Calibri" w:cs="Calibri"/>
+          <w:rtl/>
+        </w:rPr>
+        <w:t xml:space="preserve"> </w:t>
+      </w:r>
+      <w:r>
+        <w:rPr>
+          <w:rFonts w:ascii="Calibri" w:hAnsi="Calibri" w:cs="Calibri" w:hint="cs"/>
+          <w:rtl/>
+        </w:rPr>
+        <w:t>يقوم</w:t>
+      </w:r>
+      <w:r>
+        <w:rPr>
+          <w:rFonts w:ascii="Calibri" w:hAnsi="Calibri" w:cs="Calibri"/>
+          <w:rtl/>
+        </w:rPr>
+        <w:t xml:space="preserve"> </w:t>
+      </w:r>
+      <w:r>
+        <w:rPr>
+          <w:rFonts w:ascii="Calibri" w:hAnsi="Calibri" w:cs="Calibri" w:hint="cs"/>
+          <w:rtl/>
+        </w:rPr>
+        <w:t>وحده؛</w:t>
+      </w:r>
+      <w:r>
+        <w:rPr>
+          <w:rFonts w:ascii="Calibri" w:hAnsi="Calibri" w:cs="Calibri"/>
+          <w:rtl/>
+        </w:rPr>
+        <w:t xml:space="preserve"> </w:t>
+      </w:r>
+      <w:r>
+        <w:rPr>
+          <w:rFonts w:ascii="Calibri" w:hAnsi="Calibri" w:cs="Calibri" w:hint="cs"/>
+          <w:rtl/>
+        </w:rPr>
+        <w:t>هو</w:t>
+      </w:r>
+      <w:r>
+        <w:rPr>
+          <w:rFonts w:ascii="Calibri" w:hAnsi="Calibri" w:cs="Calibri"/>
+          <w:rtl/>
+        </w:rPr>
+        <w:t xml:space="preserve"> </w:t>
+      </w:r>
+      <w:r>
+        <w:rPr>
+          <w:rFonts w:ascii="Calibri" w:hAnsi="Calibri" w:cs="Calibri" w:hint="cs"/>
+          <w:rtl/>
+        </w:rPr>
+        <w:t>رأس</w:t>
+      </w:r>
+      <w:r>
+        <w:rPr>
+          <w:rFonts w:ascii="Calibri" w:hAnsi="Calibri" w:cs="Calibri"/>
+          <w:rtl/>
+        </w:rPr>
+        <w:t xml:space="preserve"> </w:t>
+      </w:r>
+      <w:r>
+        <w:rPr>
+          <w:rFonts w:ascii="Calibri" w:hAnsi="Calibri" w:cs="Calibri" w:hint="cs"/>
+          <w:rtl/>
+        </w:rPr>
+        <w:t>المنظومة،</w:t>
+      </w:r>
+      <w:r>
+        <w:rPr>
+          <w:rFonts w:ascii="Calibri" w:hAnsi="Calibri" w:cs="Calibri"/>
+          <w:rtl/>
+        </w:rPr>
+        <w:t xml:space="preserve"> </w:t>
+      </w:r>
+      <w:r>
+        <w:rPr>
+          <w:rFonts w:ascii="Calibri" w:hAnsi="Calibri" w:cs="Calibri" w:hint="cs"/>
+          <w:rtl/>
+        </w:rPr>
+        <w:t>لكنه</w:t>
+      </w:r>
+      <w:r>
+        <w:rPr>
+          <w:rFonts w:ascii="Calibri" w:hAnsi="Calibri" w:cs="Calibri"/>
+          <w:rtl/>
+        </w:rPr>
+        <w:t xml:space="preserve"> </w:t>
+      </w:r>
+      <w:r>
+        <w:rPr>
+          <w:rFonts w:ascii="Calibri" w:hAnsi="Calibri" w:cs="Calibri" w:hint="cs"/>
+          <w:rtl/>
+        </w:rPr>
+        <w:t>يعتمد</w:t>
+      </w:r>
+      <w:r>
+        <w:rPr>
+          <w:rFonts w:ascii="Calibri" w:hAnsi="Calibri" w:cs="Calibri"/>
+          <w:rtl/>
+        </w:rPr>
+        <w:t xml:space="preserve"> </w:t>
+      </w:r>
+      <w:r>
+        <w:rPr>
+          <w:rFonts w:ascii="Calibri" w:hAnsi="Calibri" w:cs="Calibri" w:hint="cs"/>
+          <w:rtl/>
+        </w:rPr>
+        <w:t>على</w:t>
+      </w:r>
+      <w:r>
+        <w:rPr>
+          <w:rFonts w:ascii="Calibri" w:hAnsi="Calibri" w:cs="Calibri"/>
+          <w:rtl/>
+        </w:rPr>
+        <w:t xml:space="preserve"> </w:t>
+      </w:r>
+      <w:r>
+        <w:rPr>
+          <w:rFonts w:ascii="Calibri" w:hAnsi="Calibri" w:cs="Calibri" w:hint="cs"/>
+          <w:rtl/>
+        </w:rPr>
+        <w:t>الذراعين</w:t>
+      </w:r>
+      <w:r>
+        <w:rPr>
+          <w:rFonts w:ascii="Calibri" w:hAnsi="Calibri" w:cs="Calibri"/>
+          <w:rtl/>
+        </w:rPr>
+        <w:t xml:space="preserve"> </w:t>
+      </w:r>
+      <w:r>
+        <w:rPr>
+          <w:rFonts w:ascii="Calibri" w:hAnsi="Calibri" w:cs="Calibri" w:hint="cs"/>
+          <w:rtl/>
+        </w:rPr>
+        <w:t>الآخرين</w:t>
+      </w:r>
+      <w:r>
+        <w:rPr>
+          <w:rFonts w:ascii="Calibri" w:hAnsi="Calibri" w:cs="Calibri"/>
+          <w:rtl/>
+        </w:rPr>
+        <w:t xml:space="preserve"> </w:t>
+      </w:r>
+      <w:r>
+        <w:rPr>
+          <w:rFonts w:ascii="Calibri" w:hAnsi="Calibri" w:cs="Calibri" w:hint="cs"/>
+          <w:rtl/>
+        </w:rPr>
+        <w:t>ليبقى</w:t>
+      </w:r>
+      <w:r>
+        <w:rPr>
+          <w:rFonts w:ascii="Calibri" w:hAnsi="Calibri" w:cs="Calibri"/>
+          <w:rtl/>
+        </w:rPr>
+        <w:t>.</w:t>
+      </w:r>
+    </w:p>
+    <w:p>
+      <w:pPr>
+        <w:spacing w:line="360" w:lineRule="auto"/>
+        <w:rPr>
+          <w:rFonts w:ascii="Calibri" w:hAnsi="Calibri" w:cs="Calibri"/>
+          <w:rtl/>
+        </w:rPr>
+      </w:pPr>
+    </w:p>
+    <w:p>
+      <w:pPr>
+        <w:spacing w:line="360" w:lineRule="auto"/>
+        <w:rPr>
+          <w:rFonts w:ascii="Calibri" w:hAnsi="Calibri" w:cs="Calibri"/>
+          <w:b/>
+          <w:bCs/>
+          <w:rtl/>
+        </w:rPr>
+      </w:pPr>
+      <w:r>
+        <w:rPr>
+          <w:rFonts w:ascii="Calibri" w:hAnsi="Calibri" w:cs="Calibri"/>
+          <w:rtl/>
+        </w:rPr>
+        <w:t>2.</w:t>
+      </w:r>
+      <w:r>
+        <w:rPr>
+          <w:rFonts w:ascii="Calibri" w:hAnsi="Calibri" w:cs="Calibri"/>
+          <w:b/>
+          <w:bCs/>
+          <w:rtl/>
+        </w:rPr>
+        <w:t xml:space="preserve"> </w:t>
+      </w:r>
+      <w:r>
+        <w:rPr>
+          <w:rFonts w:ascii="Calibri" w:hAnsi="Calibri" w:cs="Calibri" w:hint="cs"/>
+          <w:b/>
+          <w:bCs/>
+          <w:rtl/>
+        </w:rPr>
+        <w:t>قارون</w:t>
+      </w:r>
+      <w:r>
+        <w:rPr>
+          <w:rFonts w:ascii="Calibri" w:hAnsi="Calibri" w:cs="Calibri"/>
+          <w:b/>
+          <w:bCs/>
+          <w:rtl/>
+        </w:rPr>
+        <w:t xml:space="preserve">: </w:t>
+      </w:r>
+      <w:r>
+        <w:rPr>
+          <w:rFonts w:ascii="Calibri" w:hAnsi="Calibri" w:cs="Calibri" w:hint="cs"/>
+          <w:b/>
+          <w:bCs/>
+          <w:rtl/>
+        </w:rPr>
+        <w:t>ذراع</w:t>
+      </w:r>
+      <w:r>
+        <w:rPr>
+          <w:rFonts w:ascii="Calibri" w:hAnsi="Calibri" w:cs="Calibri"/>
+          <w:b/>
+          <w:bCs/>
+          <w:rtl/>
+        </w:rPr>
+        <w:t xml:space="preserve"> </w:t>
+      </w:r>
+      <w:r>
+        <w:rPr>
+          <w:rFonts w:ascii="Calibri" w:hAnsi="Calibri" w:cs="Calibri" w:hint="cs"/>
+          <w:b/>
+          <w:bCs/>
+          <w:rtl/>
+        </w:rPr>
+        <w:t>المال</w:t>
+      </w:r>
+      <w:r>
+        <w:rPr>
+          <w:rFonts w:ascii="Calibri" w:hAnsi="Calibri" w:cs="Calibri"/>
+          <w:b/>
+          <w:bCs/>
+          <w:rtl/>
+        </w:rPr>
+        <w:t xml:space="preserve"> </w:t>
+      </w:r>
+      <w:r>
+        <w:rPr>
+          <w:rFonts w:ascii="Calibri" w:hAnsi="Calibri" w:cs="Calibri" w:hint="cs"/>
+          <w:b/>
+          <w:bCs/>
+          <w:rtl/>
+        </w:rPr>
+        <w:t>المتوحش</w:t>
+      </w:r>
+    </w:p>
+    <w:p>
+      <w:pPr>
+        <w:spacing w:line="360" w:lineRule="auto"/>
+        <w:rPr>
+          <w:rFonts w:ascii="Calibri" w:hAnsi="Calibri" w:cs="Calibri"/>
+          <w:rtl/>
+        </w:rPr>
+      </w:pPr>
+      <w:r>
+        <w:rPr>
+          <w:rFonts w:ascii="Calibri" w:hAnsi="Calibri" w:cs="Calibri" w:hint="cs"/>
+          <w:rtl/>
+        </w:rPr>
+        <w:t>قارون</w:t>
+      </w:r>
+      <w:r>
+        <w:rPr>
+          <w:rFonts w:ascii="Calibri" w:hAnsi="Calibri" w:cs="Calibri"/>
+          <w:rtl/>
+        </w:rPr>
+        <w:t xml:space="preserve"> </w:t>
+      </w:r>
+      <w:r>
+        <w:rPr>
+          <w:rFonts w:ascii="Calibri" w:hAnsi="Calibri" w:cs="Calibri" w:hint="cs"/>
+          <w:rtl/>
+        </w:rPr>
+        <w:t>هو</w:t>
+      </w:r>
+      <w:r>
+        <w:rPr>
+          <w:rFonts w:ascii="Calibri" w:hAnsi="Calibri" w:cs="Calibri"/>
+          <w:rtl/>
+        </w:rPr>
+        <w:t xml:space="preserve"> </w:t>
+      </w:r>
+      <w:r>
+        <w:rPr>
+          <w:rFonts w:ascii="Calibri" w:hAnsi="Calibri" w:cs="Calibri" w:hint="cs"/>
+          <w:rtl/>
+        </w:rPr>
+        <w:t>رمز</w:t>
+      </w:r>
+      <w:r>
+        <w:rPr>
+          <w:rFonts w:ascii="Calibri" w:hAnsi="Calibri" w:cs="Calibri"/>
+          <w:rtl/>
+        </w:rPr>
+        <w:t xml:space="preserve"> </w:t>
+      </w:r>
+      <w:r>
+        <w:rPr>
+          <w:rFonts w:ascii="Calibri" w:hAnsi="Calibri" w:cs="Calibri"/>
+          <w:rtl/>
+        </w:rPr>
+        <w:t xml:space="preserve"> "</w:t>
+      </w:r>
+      <w:r>
+        <w:rPr>
+          <w:rFonts w:ascii="Calibri" w:hAnsi="Calibri" w:cs="Calibri" w:hint="cs"/>
+          <w:rtl/>
+        </w:rPr>
+        <w:t>الثروة</w:t>
+      </w:r>
+      <w:r>
+        <w:rPr>
+          <w:rFonts w:ascii="Calibri" w:hAnsi="Calibri" w:cs="Calibri"/>
+          <w:rtl/>
+        </w:rPr>
+        <w:t xml:space="preserve"> </w:t>
+      </w:r>
+      <w:r>
+        <w:rPr>
+          <w:rFonts w:ascii="Calibri" w:hAnsi="Calibri" w:cs="Calibri" w:hint="cs"/>
+          <w:rtl/>
+        </w:rPr>
+        <w:t>المنفصلة</w:t>
+      </w:r>
+      <w:r>
+        <w:rPr>
+          <w:rFonts w:ascii="Calibri" w:hAnsi="Calibri" w:cs="Calibri"/>
+          <w:rtl/>
+        </w:rPr>
+        <w:t xml:space="preserve"> </w:t>
+      </w:r>
+      <w:r>
+        <w:rPr>
+          <w:rFonts w:ascii="Calibri" w:hAnsi="Calibri" w:cs="Calibri" w:hint="cs"/>
+          <w:rtl/>
+        </w:rPr>
+        <w:t>عن</w:t>
+      </w:r>
+      <w:r>
+        <w:rPr>
+          <w:rFonts w:ascii="Calibri" w:hAnsi="Calibri" w:cs="Calibri"/>
+          <w:rtl/>
+        </w:rPr>
+        <w:t xml:space="preserve"> </w:t>
+      </w:r>
+      <w:r>
+        <w:rPr>
+          <w:rFonts w:ascii="Calibri" w:hAnsi="Calibri" w:cs="Calibri" w:hint="cs"/>
+          <w:rtl/>
+        </w:rPr>
+        <w:t>القيم</w:t>
+      </w:r>
+      <w:r>
+        <w:rPr>
+          <w:rFonts w:ascii="Calibri" w:hAnsi="Calibri" w:cs="Calibri"/>
+          <w:rtl/>
+        </w:rPr>
+        <w:t xml:space="preserve"> </w:t>
+      </w:r>
+      <w:r>
+        <w:rPr>
+          <w:rFonts w:ascii="Calibri" w:hAnsi="Calibri" w:cs="Calibri" w:hint="cs"/>
+          <w:rtl/>
+        </w:rPr>
+        <w:t>والأخلاق</w:t>
+      </w:r>
+      <w:r>
+        <w:rPr>
+          <w:rFonts w:ascii="Calibri" w:hAnsi="Calibri" w:cs="Calibri"/>
+          <w:rtl/>
+        </w:rPr>
+        <w:t xml:space="preserve"> "</w:t>
+      </w:r>
+      <w:r>
+        <w:rPr>
+          <w:rFonts w:ascii="Calibri" w:hAnsi="Calibri" w:cs="Calibri"/>
+          <w:rtl/>
+        </w:rPr>
+        <w:t xml:space="preserve">. </w:t>
+      </w:r>
+      <w:r>
+        <w:rPr>
+          <w:rFonts w:ascii="Calibri" w:hAnsi="Calibri" w:cs="Calibri" w:hint="cs"/>
+          <w:rtl/>
+        </w:rPr>
+        <w:t>ثروته</w:t>
+      </w:r>
+      <w:r>
+        <w:rPr>
+          <w:rFonts w:ascii="Calibri" w:hAnsi="Calibri" w:cs="Calibri"/>
+          <w:rtl/>
+        </w:rPr>
+        <w:t xml:space="preserve"> </w:t>
+      </w:r>
+      <w:r>
+        <w:rPr>
+          <w:rFonts w:ascii="Calibri" w:hAnsi="Calibri" w:cs="Calibri" w:hint="cs"/>
+          <w:rtl/>
+        </w:rPr>
+        <w:t>ليست</w:t>
+      </w:r>
+      <w:r>
+        <w:rPr>
+          <w:rFonts w:ascii="Calibri" w:hAnsi="Calibri" w:cs="Calibri"/>
+          <w:rtl/>
+        </w:rPr>
+        <w:t xml:space="preserve"> </w:t>
+      </w:r>
+      <w:r>
+        <w:rPr>
+          <w:rFonts w:ascii="Calibri" w:hAnsi="Calibri" w:cs="Calibri" w:hint="cs"/>
+          <w:rtl/>
+        </w:rPr>
+        <w:t>مشكلة</w:t>
+      </w:r>
+      <w:r>
+        <w:rPr>
+          <w:rFonts w:ascii="Calibri" w:hAnsi="Calibri" w:cs="Calibri"/>
+          <w:rtl/>
+        </w:rPr>
+        <w:t xml:space="preserve"> </w:t>
+      </w:r>
+      <w:r>
+        <w:rPr>
+          <w:rFonts w:ascii="Calibri" w:hAnsi="Calibri" w:cs="Calibri" w:hint="cs"/>
+          <w:rtl/>
+        </w:rPr>
+        <w:t>في</w:t>
+      </w:r>
+      <w:r>
+        <w:rPr>
+          <w:rFonts w:ascii="Calibri" w:hAnsi="Calibri" w:cs="Calibri"/>
+          <w:rtl/>
+        </w:rPr>
+        <w:t xml:space="preserve"> </w:t>
+      </w:r>
+      <w:r>
+        <w:rPr>
+          <w:rFonts w:ascii="Calibri" w:hAnsi="Calibri" w:cs="Calibri" w:hint="cs"/>
+          <w:rtl/>
+        </w:rPr>
+        <w:t>حد</w:t>
+      </w:r>
+      <w:r>
+        <w:rPr>
+          <w:rFonts w:ascii="Calibri" w:hAnsi="Calibri" w:cs="Calibri"/>
+          <w:rtl/>
+        </w:rPr>
+        <w:t xml:space="preserve"> </w:t>
+      </w:r>
+      <w:r>
+        <w:rPr>
+          <w:rFonts w:ascii="Calibri" w:hAnsi="Calibri" w:cs="Calibri" w:hint="cs"/>
+          <w:rtl/>
+        </w:rPr>
+        <w:t>ذاتها،</w:t>
+      </w:r>
+      <w:r>
+        <w:rPr>
+          <w:rFonts w:ascii="Calibri" w:hAnsi="Calibri" w:cs="Calibri"/>
+          <w:rtl/>
+        </w:rPr>
+        <w:t xml:space="preserve"> </w:t>
+      </w:r>
+      <w:r>
+        <w:rPr>
+          <w:rFonts w:ascii="Calibri" w:hAnsi="Calibri" w:cs="Calibri" w:hint="cs"/>
+          <w:rtl/>
+        </w:rPr>
+        <w:t>بل</w:t>
+      </w:r>
+      <w:r>
+        <w:rPr>
+          <w:rFonts w:ascii="Calibri" w:hAnsi="Calibri" w:cs="Calibri"/>
+          <w:rtl/>
+        </w:rPr>
+        <w:t xml:space="preserve"> </w:t>
+      </w:r>
+      <w:r>
+        <w:rPr>
+          <w:rFonts w:ascii="Calibri" w:hAnsi="Calibri" w:cs="Calibri" w:hint="cs"/>
+          <w:rtl/>
+        </w:rPr>
+        <w:t>استعلاؤه</w:t>
+      </w:r>
+      <w:r>
+        <w:rPr>
+          <w:rFonts w:ascii="Calibri" w:hAnsi="Calibri" w:cs="Calibri"/>
+          <w:rtl/>
+        </w:rPr>
+        <w:t xml:space="preserve"> </w:t>
+      </w:r>
+      <w:r>
+        <w:rPr>
+          <w:rFonts w:ascii="Calibri" w:hAnsi="Calibri" w:cs="Calibri" w:hint="cs"/>
+          <w:rtl/>
+        </w:rPr>
+        <w:t>بها</w:t>
+      </w:r>
+      <w:r>
+        <w:rPr>
+          <w:rFonts w:ascii="Calibri" w:hAnsi="Calibri" w:cs="Calibri"/>
+          <w:rtl/>
+        </w:rPr>
+        <w:t xml:space="preserve"> </w:t>
+      </w:r>
+      <w:r>
+        <w:rPr>
+          <w:rFonts w:ascii="Calibri" w:hAnsi="Calibri" w:cs="Calibri" w:hint="cs"/>
+          <w:rtl/>
+        </w:rPr>
+        <w:t>واستخدامها</w:t>
+      </w:r>
+      <w:r>
+        <w:rPr>
+          <w:rFonts w:ascii="Calibri" w:hAnsi="Calibri" w:cs="Calibri"/>
+          <w:rtl/>
+        </w:rPr>
+        <w:t xml:space="preserve"> </w:t>
+      </w:r>
+      <w:r>
+        <w:rPr>
+          <w:rFonts w:ascii="Calibri" w:hAnsi="Calibri" w:cs="Calibri" w:hint="cs"/>
+          <w:rtl/>
+        </w:rPr>
+        <w:t>للشراء</w:t>
+      </w:r>
+      <w:r>
+        <w:rPr>
+          <w:rFonts w:ascii="Calibri" w:hAnsi="Calibri" w:cs="Calibri"/>
+          <w:rtl/>
+        </w:rPr>
+        <w:t xml:space="preserve"> </w:t>
+      </w:r>
+      <w:r>
+        <w:rPr>
+          <w:rFonts w:ascii="Calibri" w:hAnsi="Calibri" w:cs="Calibri" w:hint="cs"/>
+          <w:rtl/>
+        </w:rPr>
+        <w:t>والفساد</w:t>
+      </w:r>
+      <w:r>
+        <w:rPr>
+          <w:rFonts w:ascii="Calibri" w:hAnsi="Calibri" w:cs="Calibri"/>
+          <w:rtl/>
+        </w:rPr>
+        <w:t xml:space="preserve">: </w:t>
+      </w:r>
+      <w:r>
+        <w:rPr>
+          <w:rFonts w:ascii="Calibri" w:hAnsi="Calibri" w:cs="Calibri"/>
+          <w:rtl/>
+        </w:rPr>
+        <w:t xml:space="preserve"> "</w:t>
+      </w:r>
+      <w:r>
+        <w:rPr>
+          <w:rFonts w:ascii="Calibri" w:hAnsi="Calibri" w:cs="Calibri"/>
+          <w:rtl/>
+        </w:rPr>
+        <w:t>﴿</w:t>
+      </w:r>
+      <w:r>
+        <w:rPr>
+          <w:rFonts w:ascii="Calibri" w:hAnsi="Calibri" w:cs="Calibri" w:hint="cs"/>
+          <w:rtl/>
+        </w:rPr>
+        <w:t>إِنَّمَا</w:t>
+      </w:r>
+      <w:r>
+        <w:rPr>
+          <w:rFonts w:ascii="Calibri" w:hAnsi="Calibri" w:cs="Calibri"/>
+          <w:rtl/>
+        </w:rPr>
+        <w:t xml:space="preserve"> </w:t>
+      </w:r>
+      <w:r>
+        <w:rPr>
+          <w:rFonts w:ascii="Calibri" w:hAnsi="Calibri" w:cs="Calibri" w:hint="cs"/>
+          <w:rtl/>
+        </w:rPr>
+        <w:t>أُوتِيتُهُ</w:t>
+      </w:r>
+      <w:r>
+        <w:rPr>
+          <w:rFonts w:ascii="Calibri" w:hAnsi="Calibri" w:cs="Calibri"/>
+          <w:rtl/>
+        </w:rPr>
+        <w:t xml:space="preserve"> </w:t>
+      </w:r>
+      <w:r>
+        <w:rPr>
+          <w:rFonts w:ascii="Calibri" w:hAnsi="Calibri" w:cs="Calibri" w:hint="cs"/>
+          <w:rtl/>
+        </w:rPr>
+        <w:t>عَلَىٰ</w:t>
+      </w:r>
+      <w:r>
+        <w:rPr>
+          <w:rFonts w:ascii="Calibri" w:hAnsi="Calibri" w:cs="Calibri"/>
+          <w:rtl/>
+        </w:rPr>
+        <w:t xml:space="preserve"> </w:t>
+      </w:r>
+      <w:r>
+        <w:rPr>
+          <w:rFonts w:ascii="Calibri" w:hAnsi="Calibri" w:cs="Calibri" w:hint="cs"/>
+          <w:rtl/>
+        </w:rPr>
+        <w:t>عِلْمٍ</w:t>
+      </w:r>
+      <w:r>
+        <w:rPr>
+          <w:rFonts w:ascii="Calibri" w:hAnsi="Calibri" w:cs="Calibri"/>
+          <w:rtl/>
+        </w:rPr>
+        <w:t xml:space="preserve"> </w:t>
+      </w:r>
+      <w:r>
+        <w:rPr>
+          <w:rFonts w:ascii="Calibri" w:hAnsi="Calibri" w:cs="Calibri" w:hint="cs"/>
+          <w:rtl/>
+        </w:rPr>
+        <w:t>عِنْدِي</w:t>
+      </w:r>
+      <w:r>
+        <w:rPr>
+          <w:rFonts w:ascii="Calibri" w:hAnsi="Calibri" w:cs="Calibri"/>
+          <w:rtl/>
+        </w:rPr>
+        <w:t>﴾</w:t>
+      </w:r>
+      <w:r>
+        <w:rPr>
+          <w:rFonts w:ascii="Calibri" w:hAnsi="Calibri" w:cs="Calibri"/>
+          <w:rtl/>
+        </w:rPr>
+        <w:t xml:space="preserve"> "</w:t>
+      </w:r>
+      <w:r>
+        <w:rPr>
+          <w:rFonts w:ascii="Calibri" w:hAnsi="Calibri" w:cs="Calibri"/>
+          <w:rtl/>
+        </w:rPr>
+        <w:t xml:space="preserve"> (</w:t>
+      </w:r>
+      <w:r>
+        <w:rPr>
+          <w:rFonts w:ascii="Calibri" w:hAnsi="Calibri" w:cs="Calibri" w:hint="cs"/>
+          <w:rtl/>
+        </w:rPr>
+        <w:t>القصص</w:t>
+      </w:r>
+      <w:r>
+        <w:rPr>
+          <w:rFonts w:ascii="Calibri" w:hAnsi="Calibri" w:cs="Calibri"/>
+          <w:rtl/>
+        </w:rPr>
+        <w:t xml:space="preserve">: 78).  </w:t>
+      </w:r>
+    </w:p>
+    <w:p>
+      <w:pPr>
+        <w:spacing w:line="360" w:lineRule="auto"/>
+        <w:rPr>
+          <w:rFonts w:ascii="Calibri" w:hAnsi="Calibri" w:cs="Calibri"/>
+          <w:rtl/>
+        </w:rPr>
+      </w:pPr>
+    </w:p>
+    <w:p>
+      <w:pPr>
+        <w:spacing w:line="360" w:lineRule="auto"/>
+        <w:rPr>
+          <w:rFonts w:ascii="Calibri" w:hAnsi="Calibri" w:cs="Calibri"/>
+          <w:rtl/>
+        </w:rPr>
+      </w:pPr>
+      <w:r>
+        <w:rPr>
+          <w:rFonts w:ascii="Calibri" w:hAnsi="Calibri" w:cs="Calibri" w:hint="cs"/>
+          <w:rtl/>
+        </w:rPr>
+        <w:t>وظيفته</w:t>
+      </w:r>
+      <w:r>
+        <w:rPr>
+          <w:rFonts w:ascii="Calibri" w:hAnsi="Calibri" w:cs="Calibri"/>
+          <w:rtl/>
+        </w:rPr>
+        <w:t xml:space="preserve"> </w:t>
+      </w:r>
+      <w:r>
+        <w:rPr>
+          <w:rFonts w:ascii="Calibri" w:hAnsi="Calibri" w:cs="Calibri" w:hint="cs"/>
+          <w:rtl/>
+        </w:rPr>
+        <w:t>في</w:t>
+      </w:r>
+      <w:r>
+        <w:rPr>
+          <w:rFonts w:ascii="Calibri" w:hAnsi="Calibri" w:cs="Calibri"/>
+          <w:rtl/>
+        </w:rPr>
+        <w:t xml:space="preserve"> </w:t>
+      </w:r>
+      <w:r>
+        <w:rPr>
+          <w:rFonts w:ascii="Calibri" w:hAnsi="Calibri" w:cs="Calibri" w:hint="cs"/>
+          <w:rtl/>
+        </w:rPr>
+        <w:t>المثلث</w:t>
+      </w:r>
+      <w:r>
+        <w:rPr>
+          <w:rFonts w:ascii="Calibri" w:hAnsi="Calibri" w:cs="Calibri"/>
+          <w:rtl/>
+        </w:rPr>
+        <w:t>:</w:t>
+      </w:r>
+    </w:p>
+    <w:p>
+      <w:pPr>
+        <w:spacing w:line="360" w:lineRule="auto"/>
+        <w:rPr>
+          <w:rFonts w:ascii="Calibri" w:hAnsi="Calibri" w:cs="Calibri"/>
+          <w:rtl/>
+        </w:rPr>
+      </w:pPr>
+      <w:r>
+        <w:rPr>
+          <w:rFonts w:ascii="Calibri" w:hAnsi="Calibri" w:cs="Calibri"/>
+          <w:rtl/>
+        </w:rPr>
+        <w:t xml:space="preserve">- </w:t>
+      </w:r>
+      <w:r>
+        <w:rPr>
+          <w:rFonts w:ascii="Calibri" w:hAnsi="Calibri" w:cs="Calibri" w:hint="cs"/>
+          <w:rtl/>
+        </w:rPr>
+        <w:t>تمويل</w:t>
+      </w:r>
+      <w:r>
+        <w:rPr>
+          <w:rFonts w:ascii="Calibri" w:hAnsi="Calibri" w:cs="Calibri"/>
+          <w:rtl/>
+        </w:rPr>
+        <w:t xml:space="preserve"> </w:t>
+      </w:r>
+      <w:r>
+        <w:rPr>
+          <w:rFonts w:ascii="Calibri" w:hAnsi="Calibri" w:cs="Calibri" w:hint="cs"/>
+          <w:rtl/>
+        </w:rPr>
+        <w:t>السلطة</w:t>
+      </w:r>
+      <w:r>
+        <w:rPr>
+          <w:rFonts w:ascii="Calibri" w:hAnsi="Calibri" w:cs="Calibri"/>
+          <w:rtl/>
+        </w:rPr>
+        <w:t xml:space="preserve"> (</w:t>
+      </w:r>
+      <w:r>
+        <w:rPr>
+          <w:rFonts w:ascii="Calibri" w:hAnsi="Calibri" w:cs="Calibri" w:hint="cs"/>
+          <w:rtl/>
+        </w:rPr>
+        <w:t>فرعون</w:t>
+      </w:r>
+      <w:r>
+        <w:rPr>
+          <w:rFonts w:ascii="Calibri" w:hAnsi="Calibri" w:cs="Calibri"/>
+          <w:rtl/>
+        </w:rPr>
+        <w:t xml:space="preserve">) </w:t>
+      </w:r>
+      <w:r>
+        <w:rPr>
+          <w:rFonts w:ascii="Calibri" w:hAnsi="Calibri" w:cs="Calibri" w:hint="cs"/>
+          <w:rtl/>
+        </w:rPr>
+        <w:t>مقابل</w:t>
+      </w:r>
+      <w:r>
+        <w:rPr>
+          <w:rFonts w:ascii="Calibri" w:hAnsi="Calibri" w:cs="Calibri"/>
+          <w:rtl/>
+        </w:rPr>
+        <w:t xml:space="preserve"> </w:t>
+      </w:r>
+      <w:r>
+        <w:rPr>
+          <w:rFonts w:ascii="Calibri" w:hAnsi="Calibri" w:cs="Calibri" w:hint="cs"/>
+          <w:rtl/>
+        </w:rPr>
+        <w:t>الحماية</w:t>
+      </w:r>
+      <w:r>
+        <w:rPr>
+          <w:rFonts w:ascii="Calibri" w:hAnsi="Calibri" w:cs="Calibri"/>
+          <w:rtl/>
+        </w:rPr>
+        <w:t>.</w:t>
+      </w:r>
+    </w:p>
+    <w:p>
+      <w:pPr>
+        <w:spacing w:line="360" w:lineRule="auto"/>
+        <w:rPr>
+          <w:rFonts w:ascii="Calibri" w:hAnsi="Calibri" w:cs="Calibri"/>
+          <w:rtl/>
+        </w:rPr>
+      </w:pPr>
+      <w:r>
+        <w:rPr>
+          <w:rFonts w:ascii="Calibri" w:hAnsi="Calibri" w:cs="Calibri"/>
+          <w:rtl/>
+        </w:rPr>
+        <w:t xml:space="preserve">- </w:t>
+      </w:r>
+      <w:r>
+        <w:rPr>
+          <w:rFonts w:ascii="Calibri" w:hAnsi="Calibri" w:cs="Calibri" w:hint="cs"/>
+          <w:rtl/>
+        </w:rPr>
+        <w:t>شراء</w:t>
+      </w:r>
+      <w:r>
+        <w:rPr>
+          <w:rFonts w:ascii="Calibri" w:hAnsi="Calibri" w:cs="Calibri"/>
+          <w:rtl/>
+        </w:rPr>
+        <w:t xml:space="preserve"> </w:t>
+      </w:r>
+      <w:r>
+        <w:rPr>
+          <w:rFonts w:ascii="Calibri" w:hAnsi="Calibri" w:cs="Calibri" w:hint="cs"/>
+          <w:rtl/>
+        </w:rPr>
+        <w:t>الذمم</w:t>
+      </w:r>
+      <w:r>
+        <w:rPr>
+          <w:rFonts w:ascii="Calibri" w:hAnsi="Calibri" w:cs="Calibri"/>
+          <w:rtl/>
+        </w:rPr>
+        <w:t xml:space="preserve"> </w:t>
+      </w:r>
+      <w:r>
+        <w:rPr>
+          <w:rFonts w:ascii="Calibri" w:hAnsi="Calibri" w:cs="Calibri" w:hint="cs"/>
+          <w:rtl/>
+        </w:rPr>
+        <w:t>والصمت</w:t>
+      </w:r>
+      <w:r>
+        <w:rPr>
+          <w:rFonts w:ascii="Calibri" w:hAnsi="Calibri" w:cs="Calibri"/>
+          <w:rtl/>
+        </w:rPr>
+        <w:t>.</w:t>
+      </w:r>
+    </w:p>
+    <w:p>
+      <w:pPr>
+        <w:spacing w:line="360" w:lineRule="auto"/>
+        <w:rPr>
+          <w:rFonts w:ascii="Calibri" w:hAnsi="Calibri" w:cs="Calibri"/>
+          <w:rtl/>
+        </w:rPr>
+      </w:pPr>
+      <w:r>
+        <w:rPr>
+          <w:rFonts w:ascii="Calibri" w:hAnsi="Calibri" w:cs="Calibri"/>
+          <w:rtl/>
+        </w:rPr>
+        <w:t xml:space="preserve">- </w:t>
+      </w:r>
+      <w:r>
+        <w:rPr>
+          <w:rFonts w:ascii="Calibri" w:hAnsi="Calibri" w:cs="Calibri" w:hint="cs"/>
+          <w:rtl/>
+        </w:rPr>
+        <w:t>تحويل</w:t>
+      </w:r>
+      <w:r>
+        <w:rPr>
+          <w:rFonts w:ascii="Calibri" w:hAnsi="Calibri" w:cs="Calibri"/>
+          <w:rtl/>
+        </w:rPr>
+        <w:t xml:space="preserve"> </w:t>
+      </w:r>
+      <w:r>
+        <w:rPr>
+          <w:rFonts w:ascii="Calibri" w:hAnsi="Calibri" w:cs="Calibri" w:hint="cs"/>
+          <w:rtl/>
+        </w:rPr>
+        <w:t>كل</w:t>
+      </w:r>
+      <w:r>
+        <w:rPr>
+          <w:rFonts w:ascii="Calibri" w:hAnsi="Calibri" w:cs="Calibri"/>
+          <w:rtl/>
+        </w:rPr>
+        <w:t xml:space="preserve"> </w:t>
+      </w:r>
+      <w:r>
+        <w:rPr>
+          <w:rFonts w:ascii="Calibri" w:hAnsi="Calibri" w:cs="Calibri" w:hint="cs"/>
+          <w:rtl/>
+        </w:rPr>
+        <w:t>شيء</w:t>
+      </w:r>
+      <w:r>
+        <w:rPr>
+          <w:rFonts w:ascii="Calibri" w:hAnsi="Calibri" w:cs="Calibri"/>
+          <w:rtl/>
+        </w:rPr>
+        <w:t xml:space="preserve"> </w:t>
+      </w:r>
+      <w:r>
+        <w:rPr>
+          <w:rFonts w:ascii="Calibri" w:hAnsi="Calibri" w:cs="Calibri" w:hint="cs"/>
+          <w:rtl/>
+        </w:rPr>
+        <w:t>إلى</w:t>
+      </w:r>
+      <w:r>
+        <w:rPr>
+          <w:rFonts w:ascii="Calibri" w:hAnsi="Calibri" w:cs="Calibri"/>
+          <w:rtl/>
+        </w:rPr>
+        <w:t xml:space="preserve"> </w:t>
+      </w:r>
+      <w:r>
+        <w:rPr>
+          <w:rFonts w:ascii="Calibri" w:hAnsi="Calibri" w:cs="Calibri" w:hint="cs"/>
+          <w:rtl/>
+        </w:rPr>
+        <w:t>سلعة</w:t>
+      </w:r>
+      <w:r>
+        <w:rPr>
+          <w:rFonts w:ascii="Calibri" w:hAnsi="Calibri" w:cs="Calibri"/>
+          <w:rtl/>
+        </w:rPr>
+        <w:t xml:space="preserve">: </w:t>
+      </w:r>
+      <w:r>
+        <w:rPr>
+          <w:rFonts w:ascii="Calibri" w:hAnsi="Calibri" w:cs="Calibri" w:hint="cs"/>
+          <w:rtl/>
+        </w:rPr>
+        <w:t>الضمائر،</w:t>
+      </w:r>
+      <w:r>
+        <w:rPr>
+          <w:rFonts w:ascii="Calibri" w:hAnsi="Calibri" w:cs="Calibri"/>
+          <w:rtl/>
+        </w:rPr>
+        <w:t xml:space="preserve"> </w:t>
+      </w:r>
+      <w:r>
+        <w:rPr>
+          <w:rFonts w:ascii="Calibri" w:hAnsi="Calibri" w:cs="Calibri" w:hint="cs"/>
+          <w:rtl/>
+        </w:rPr>
+        <w:t>المناصب،</w:t>
+      </w:r>
+      <w:r>
+        <w:rPr>
+          <w:rFonts w:ascii="Calibri" w:hAnsi="Calibri" w:cs="Calibri"/>
+          <w:rtl/>
+        </w:rPr>
+        <w:t xml:space="preserve"> </w:t>
+      </w:r>
+      <w:r>
+        <w:rPr>
+          <w:rFonts w:ascii="Calibri" w:hAnsi="Calibri" w:cs="Calibri" w:hint="cs"/>
+          <w:rtl/>
+        </w:rPr>
+        <w:t>حتى</w:t>
+      </w:r>
+      <w:r>
+        <w:rPr>
+          <w:rFonts w:ascii="Calibri" w:hAnsi="Calibri" w:cs="Calibri"/>
+          <w:rtl/>
+        </w:rPr>
+        <w:t xml:space="preserve"> </w:t>
+      </w:r>
+      <w:r>
+        <w:rPr>
+          <w:rFonts w:ascii="Calibri" w:hAnsi="Calibri" w:cs="Calibri" w:hint="cs"/>
+          <w:rtl/>
+        </w:rPr>
+        <w:t>الكرامة</w:t>
+      </w:r>
+      <w:r>
+        <w:rPr>
+          <w:rFonts w:ascii="Calibri" w:hAnsi="Calibri" w:cs="Calibri"/>
+          <w:rtl/>
+        </w:rPr>
+        <w:t xml:space="preserve"> </w:t>
+      </w:r>
+      <w:r>
+        <w:rPr>
+          <w:rFonts w:ascii="Calibri" w:hAnsi="Calibri" w:cs="Calibri" w:hint="cs"/>
+          <w:rtl/>
+        </w:rPr>
+        <w:t>الإنسانية</w:t>
+      </w:r>
+      <w:r>
+        <w:rPr>
+          <w:rFonts w:ascii="Calibri" w:hAnsi="Calibri" w:cs="Calibri"/>
+          <w:rtl/>
+        </w:rPr>
+        <w:t>.</w:t>
+      </w:r>
+    </w:p>
+    <w:p>
+      <w:pPr>
+        <w:spacing w:line="360" w:lineRule="auto"/>
+        <w:rPr>
+          <w:rFonts w:ascii="Calibri" w:hAnsi="Calibri" w:cs="Calibri"/>
+          <w:rtl/>
+        </w:rPr>
+      </w:pPr>
+    </w:p>
+    <w:p>
+      <w:pPr>
+        <w:spacing w:line="360" w:lineRule="auto"/>
+        <w:rPr>
+          <w:rFonts w:ascii="Calibri" w:hAnsi="Calibri" w:cs="Calibri"/>
+          <w:rtl/>
+        </w:rPr>
+      </w:pPr>
+      <w:r>
+        <w:rPr>
+          <w:rFonts w:ascii="Calibri" w:hAnsi="Calibri" w:cs="Calibri" w:hint="cs"/>
+          <w:rtl/>
+        </w:rPr>
+        <w:t>عندما</w:t>
+      </w:r>
+      <w:r>
+        <w:rPr>
+          <w:rFonts w:ascii="Calibri" w:hAnsi="Calibri" w:cs="Calibri"/>
+          <w:rtl/>
+        </w:rPr>
+        <w:t xml:space="preserve"> </w:t>
+      </w:r>
+      <w:r>
+        <w:rPr>
+          <w:rFonts w:ascii="Calibri" w:hAnsi="Calibri" w:cs="Calibri" w:hint="cs"/>
+          <w:rtl/>
+        </w:rPr>
+        <w:t>ينفصل</w:t>
+      </w:r>
+      <w:r>
+        <w:rPr>
+          <w:rFonts w:ascii="Calibri" w:hAnsi="Calibri" w:cs="Calibri"/>
+          <w:rtl/>
+        </w:rPr>
+        <w:t xml:space="preserve"> </w:t>
+      </w:r>
+      <w:r>
+        <w:rPr>
+          <w:rFonts w:ascii="Calibri" w:hAnsi="Calibri" w:cs="Calibri" w:hint="cs"/>
+          <w:rtl/>
+        </w:rPr>
+        <w:t>المال</w:t>
+      </w:r>
+      <w:r>
+        <w:rPr>
+          <w:rFonts w:ascii="Calibri" w:hAnsi="Calibri" w:cs="Calibri"/>
+          <w:rtl/>
+        </w:rPr>
+        <w:t xml:space="preserve"> </w:t>
+      </w:r>
+      <w:r>
+        <w:rPr>
+          <w:rFonts w:ascii="Calibri" w:hAnsi="Calibri" w:cs="Calibri" w:hint="cs"/>
+          <w:rtl/>
+        </w:rPr>
+        <w:t>عن</w:t>
+      </w:r>
+      <w:r>
+        <w:rPr>
+          <w:rFonts w:ascii="Calibri" w:hAnsi="Calibri" w:cs="Calibri"/>
+          <w:rtl/>
+        </w:rPr>
+        <w:t xml:space="preserve"> </w:t>
+      </w:r>
+      <w:r>
+        <w:rPr>
+          <w:rFonts w:ascii="Calibri" w:hAnsi="Calibri" w:cs="Calibri" w:hint="cs"/>
+          <w:rtl/>
+        </w:rPr>
+        <w:t>الأمانة</w:t>
+      </w:r>
+      <w:r>
+        <w:rPr>
+          <w:rFonts w:ascii="Calibri" w:hAnsi="Calibri" w:cs="Calibri"/>
+          <w:rtl/>
+        </w:rPr>
+        <w:t xml:space="preserve"> </w:t>
+      </w:r>
+      <w:r>
+        <w:rPr>
+          <w:rFonts w:ascii="Calibri" w:hAnsi="Calibri" w:cs="Calibri" w:hint="cs"/>
+          <w:rtl/>
+        </w:rPr>
+        <w:t>والقيم،</w:t>
+      </w:r>
+      <w:r>
+        <w:rPr>
+          <w:rFonts w:ascii="Calibri" w:hAnsi="Calibri" w:cs="Calibri"/>
+          <w:rtl/>
+        </w:rPr>
+        <w:t xml:space="preserve"> </w:t>
+      </w:r>
+      <w:r>
+        <w:rPr>
+          <w:rFonts w:ascii="Calibri" w:hAnsi="Calibri" w:cs="Calibri" w:hint="cs"/>
+          <w:rtl/>
+        </w:rPr>
+        <w:t>يصبح</w:t>
+      </w:r>
+      <w:r>
+        <w:rPr>
+          <w:rFonts w:ascii="Calibri" w:hAnsi="Calibri" w:cs="Calibri"/>
+          <w:rtl/>
+        </w:rPr>
+        <w:t xml:space="preserve"> </w:t>
+      </w:r>
+      <w:r>
+        <w:rPr>
+          <w:rFonts w:ascii="Calibri" w:hAnsi="Calibri" w:cs="Calibri" w:hint="cs"/>
+          <w:rtl/>
+        </w:rPr>
+        <w:t>أداة</w:t>
+      </w:r>
+      <w:r>
+        <w:rPr>
+          <w:rFonts w:ascii="Calibri" w:hAnsi="Calibri" w:cs="Calibri"/>
+          <w:rtl/>
+        </w:rPr>
+        <w:t xml:space="preserve"> </w:t>
+      </w:r>
+      <w:r>
+        <w:rPr>
+          <w:rFonts w:ascii="Calibri" w:hAnsi="Calibri" w:cs="Calibri" w:hint="cs"/>
+          <w:rtl/>
+        </w:rPr>
+        <w:t>استعلاء</w:t>
+      </w:r>
+      <w:r>
+        <w:rPr>
+          <w:rFonts w:ascii="Calibri" w:hAnsi="Calibri" w:cs="Calibri"/>
+          <w:rtl/>
+        </w:rPr>
+        <w:t xml:space="preserve"> </w:t>
+      </w:r>
+      <w:r>
+        <w:rPr>
+          <w:rFonts w:ascii="Calibri" w:hAnsi="Calibri" w:cs="Calibri" w:hint="cs"/>
+          <w:rtl/>
+        </w:rPr>
+        <w:t>وفساد،</w:t>
+      </w:r>
+      <w:r>
+        <w:rPr>
+          <w:rFonts w:ascii="Calibri" w:hAnsi="Calibri" w:cs="Calibri"/>
+          <w:rtl/>
+        </w:rPr>
+        <w:t xml:space="preserve"> </w:t>
+      </w:r>
+      <w:r>
+        <w:rPr>
+          <w:rFonts w:ascii="Calibri" w:hAnsi="Calibri" w:cs="Calibri" w:hint="cs"/>
+          <w:rtl/>
+        </w:rPr>
+        <w:t>ويُمدّ</w:t>
+      </w:r>
+      <w:r>
+        <w:rPr>
+          <w:rFonts w:ascii="Calibri" w:hAnsi="Calibri" w:cs="Calibri"/>
+          <w:rtl/>
+        </w:rPr>
+        <w:t xml:space="preserve"> </w:t>
+      </w:r>
+      <w:r>
+        <w:rPr>
+          <w:rFonts w:ascii="Calibri" w:hAnsi="Calibri" w:cs="Calibri" w:hint="cs"/>
+          <w:rtl/>
+        </w:rPr>
+        <w:t>السلطة</w:t>
+      </w:r>
+      <w:r>
+        <w:rPr>
+          <w:rFonts w:ascii="Calibri" w:hAnsi="Calibri" w:cs="Calibri"/>
+          <w:rtl/>
+        </w:rPr>
+        <w:t xml:space="preserve"> </w:t>
+      </w:r>
+      <w:r>
+        <w:rPr>
+          <w:rFonts w:ascii="Calibri" w:hAnsi="Calibri" w:cs="Calibri" w:hint="cs"/>
+          <w:rtl/>
+        </w:rPr>
+        <w:t>بالوقود</w:t>
+      </w:r>
+      <w:r>
+        <w:rPr>
+          <w:rFonts w:ascii="Calibri" w:hAnsi="Calibri" w:cs="Calibri"/>
+          <w:rtl/>
+        </w:rPr>
+        <w:t>.</w:t>
+      </w:r>
+    </w:p>
+    <w:p>
+      <w:pPr>
+        <w:spacing w:line="360" w:lineRule="auto"/>
+        <w:rPr>
+          <w:rFonts w:ascii="Calibri" w:hAnsi="Calibri" w:cs="Calibri"/>
+          <w:rtl/>
+        </w:rPr>
+      </w:pPr>
+    </w:p>
+    <w:p>
+      <w:pPr>
+        <w:spacing w:line="360" w:lineRule="auto"/>
+        <w:rPr>
+          <w:rFonts w:ascii="Calibri" w:hAnsi="Calibri" w:cs="Calibri"/>
+          <w:rtl/>
+        </w:rPr>
+      </w:pPr>
+      <w:r>
+        <w:rPr>
+          <w:rFonts w:ascii="Calibri" w:hAnsi="Calibri" w:cs="Calibri"/>
+          <w:rtl/>
+        </w:rPr>
+        <w:t xml:space="preserve">3. </w:t>
+      </w:r>
+      <w:r>
+        <w:rPr>
+          <w:rFonts w:ascii="Calibri" w:hAnsi="Calibri" w:cs="Calibri" w:hint="cs"/>
+          <w:b/>
+          <w:bCs/>
+          <w:rtl/>
+        </w:rPr>
+        <w:t>هامان</w:t>
+      </w:r>
+      <w:r>
+        <w:rPr>
+          <w:rFonts w:ascii="Calibri" w:hAnsi="Calibri" w:cs="Calibri"/>
+          <w:b/>
+          <w:bCs/>
+          <w:rtl/>
+        </w:rPr>
+        <w:t xml:space="preserve">: </w:t>
+      </w:r>
+      <w:r>
+        <w:rPr>
+          <w:rFonts w:ascii="Calibri" w:hAnsi="Calibri" w:cs="Calibri" w:hint="cs"/>
+          <w:b/>
+          <w:bCs/>
+          <w:rtl/>
+        </w:rPr>
+        <w:t>ذراع</w:t>
+      </w:r>
+      <w:r>
+        <w:rPr>
+          <w:rFonts w:ascii="Calibri" w:hAnsi="Calibri" w:cs="Calibri"/>
+          <w:b/>
+          <w:bCs/>
+          <w:rtl/>
+        </w:rPr>
+        <w:t xml:space="preserve"> </w:t>
+      </w:r>
+      <w:r>
+        <w:rPr>
+          <w:rFonts w:ascii="Calibri" w:hAnsi="Calibri" w:cs="Calibri" w:hint="cs"/>
+          <w:b/>
+          <w:bCs/>
+          <w:rtl/>
+        </w:rPr>
+        <w:t>التزييف</w:t>
+      </w:r>
+      <w:r>
+        <w:rPr>
+          <w:rFonts w:ascii="Calibri" w:hAnsi="Calibri" w:cs="Calibri"/>
+          <w:b/>
+          <w:bCs/>
+          <w:rtl/>
+        </w:rPr>
+        <w:t xml:space="preserve"> </w:t>
+      </w:r>
+      <w:r>
+        <w:rPr>
+          <w:rFonts w:ascii="Calibri" w:hAnsi="Calibri" w:cs="Calibri" w:hint="cs"/>
+          <w:b/>
+          <w:bCs/>
+          <w:rtl/>
+        </w:rPr>
+        <w:t>والتضليل</w:t>
+      </w:r>
+    </w:p>
+    <w:p>
+      <w:pPr>
+        <w:spacing w:line="360" w:lineRule="auto"/>
+        <w:rPr>
+          <w:rFonts w:ascii="Calibri" w:hAnsi="Calibri" w:cs="Calibri"/>
+          <w:rtl/>
+        </w:rPr>
+      </w:pPr>
+      <w:r>
+        <w:rPr>
+          <w:rFonts w:ascii="Calibri" w:hAnsi="Calibri" w:cs="Calibri" w:hint="cs"/>
+          <w:rtl/>
+        </w:rPr>
+        <w:t>هامان</w:t>
+      </w:r>
+      <w:r>
+        <w:rPr>
+          <w:rFonts w:ascii="Calibri" w:hAnsi="Calibri" w:cs="Calibri"/>
+          <w:rtl/>
+        </w:rPr>
+        <w:t xml:space="preserve"> </w:t>
+      </w:r>
+      <w:r>
+        <w:rPr>
+          <w:rFonts w:ascii="Calibri" w:hAnsi="Calibri" w:cs="Calibri" w:hint="cs"/>
+          <w:rtl/>
+        </w:rPr>
+        <w:t>هو</w:t>
+      </w:r>
+      <w:r>
+        <w:rPr>
+          <w:rFonts w:ascii="Calibri" w:hAnsi="Calibri" w:cs="Calibri"/>
+          <w:rtl/>
+        </w:rPr>
+        <w:t xml:space="preserve"> </w:t>
+      </w:r>
+      <w:r>
+        <w:rPr>
+          <w:rFonts w:ascii="Calibri" w:hAnsi="Calibri" w:cs="Calibri"/>
+          <w:rtl/>
+        </w:rPr>
+        <w:t xml:space="preserve"> "</w:t>
+      </w:r>
+      <w:r>
+        <w:rPr>
+          <w:rFonts w:ascii="Calibri" w:hAnsi="Calibri" w:cs="Calibri" w:hint="cs"/>
+          <w:rtl/>
+        </w:rPr>
+        <w:t>وزير</w:t>
+      </w:r>
+      <w:r>
+        <w:rPr>
+          <w:rFonts w:ascii="Calibri" w:hAnsi="Calibri" w:cs="Calibri"/>
+          <w:rtl/>
+        </w:rPr>
+        <w:t xml:space="preserve"> </w:t>
+      </w:r>
+      <w:r>
+        <w:rPr>
+          <w:rFonts w:ascii="Calibri" w:hAnsi="Calibri" w:cs="Calibri" w:hint="cs"/>
+          <w:rtl/>
+        </w:rPr>
+        <w:t>الثقافة</w:t>
+      </w:r>
+      <w:r>
+        <w:rPr>
+          <w:rFonts w:ascii="Calibri" w:hAnsi="Calibri" w:cs="Calibri"/>
+          <w:rtl/>
+        </w:rPr>
+        <w:t xml:space="preserve"> </w:t>
+      </w:r>
+      <w:r>
+        <w:rPr>
+          <w:rFonts w:ascii="Calibri" w:hAnsi="Calibri" w:cs="Calibri" w:hint="cs"/>
+          <w:rtl/>
+        </w:rPr>
+        <w:t>والمعرفة</w:t>
+      </w:r>
+      <w:r>
+        <w:rPr>
+          <w:rFonts w:ascii="Calibri" w:hAnsi="Calibri" w:cs="Calibri"/>
+          <w:rtl/>
+        </w:rPr>
+        <w:t xml:space="preserve"> "</w:t>
+      </w:r>
+      <w:r>
+        <w:rPr>
+          <w:rFonts w:ascii="Calibri" w:hAnsi="Calibri" w:cs="Calibri"/>
+          <w:rtl/>
+        </w:rPr>
+        <w:t xml:space="preserve"> </w:t>
+      </w:r>
+      <w:r>
+        <w:rPr>
+          <w:rFonts w:ascii="Calibri" w:hAnsi="Calibri" w:cs="Calibri" w:hint="cs"/>
+          <w:rtl/>
+        </w:rPr>
+        <w:t>عند</w:t>
+      </w:r>
+      <w:r>
+        <w:rPr>
+          <w:rFonts w:ascii="Calibri" w:hAnsi="Calibri" w:cs="Calibri"/>
+          <w:rtl/>
+        </w:rPr>
+        <w:t xml:space="preserve"> </w:t>
+      </w:r>
+      <w:r>
+        <w:rPr>
+          <w:rFonts w:ascii="Calibri" w:hAnsi="Calibri" w:cs="Calibri" w:hint="cs"/>
+          <w:rtl/>
+        </w:rPr>
+        <w:t>فرعون،</w:t>
+      </w:r>
+      <w:r>
+        <w:rPr>
+          <w:rFonts w:ascii="Calibri" w:hAnsi="Calibri" w:cs="Calibri"/>
+          <w:rtl/>
+        </w:rPr>
+        <w:t xml:space="preserve"> </w:t>
+      </w:r>
+      <w:r>
+        <w:rPr>
+          <w:rFonts w:ascii="Calibri" w:hAnsi="Calibri" w:cs="Calibri" w:hint="cs"/>
+          <w:rtl/>
+        </w:rPr>
+        <w:t>رمز</w:t>
+      </w:r>
+      <w:r>
+        <w:rPr>
+          <w:rFonts w:ascii="Calibri" w:hAnsi="Calibri" w:cs="Calibri"/>
+          <w:rtl/>
+        </w:rPr>
+        <w:t xml:space="preserve"> </w:t>
+      </w:r>
+      <w:r>
+        <w:rPr>
+          <w:rFonts w:ascii="Calibri" w:hAnsi="Calibri" w:cs="Calibri" w:hint="cs"/>
+          <w:rtl/>
+        </w:rPr>
+        <w:t>التزييف</w:t>
+      </w:r>
+      <w:r>
+        <w:rPr>
+          <w:rFonts w:ascii="Calibri" w:hAnsi="Calibri" w:cs="Calibri"/>
+          <w:rtl/>
+        </w:rPr>
+        <w:t xml:space="preserve"> </w:t>
+      </w:r>
+      <w:r>
+        <w:rPr>
+          <w:rFonts w:ascii="Calibri" w:hAnsi="Calibri" w:cs="Calibri" w:hint="cs"/>
+          <w:rtl/>
+        </w:rPr>
+        <w:t>الفكري</w:t>
+      </w:r>
+      <w:r>
+        <w:rPr>
+          <w:rFonts w:ascii="Calibri" w:hAnsi="Calibri" w:cs="Calibri"/>
+          <w:rtl/>
+        </w:rPr>
+        <w:t xml:space="preserve"> </w:t>
+      </w:r>
+      <w:r>
+        <w:rPr>
+          <w:rFonts w:ascii="Calibri" w:hAnsi="Calibri" w:cs="Calibri" w:hint="cs"/>
+          <w:rtl/>
+        </w:rPr>
+        <w:t>والديني</w:t>
+      </w:r>
+      <w:r>
+        <w:rPr>
+          <w:rFonts w:ascii="Calibri" w:hAnsi="Calibri" w:cs="Calibri"/>
+          <w:rtl/>
+        </w:rPr>
+        <w:t xml:space="preserve">. </w:t>
+      </w:r>
+      <w:r>
+        <w:rPr>
+          <w:rFonts w:ascii="Calibri" w:hAnsi="Calibri" w:cs="Calibri" w:hint="cs"/>
+          <w:rtl/>
+        </w:rPr>
+        <w:t>طلب</w:t>
+      </w:r>
+      <w:r>
+        <w:rPr>
+          <w:rFonts w:ascii="Calibri" w:hAnsi="Calibri" w:cs="Calibri"/>
+          <w:rtl/>
+        </w:rPr>
+        <w:t xml:space="preserve"> </w:t>
+      </w:r>
+      <w:r>
+        <w:rPr>
+          <w:rFonts w:ascii="Calibri" w:hAnsi="Calibri" w:cs="Calibri" w:hint="cs"/>
+          <w:rtl/>
+        </w:rPr>
+        <w:t>منه</w:t>
+      </w:r>
+      <w:r>
+        <w:rPr>
+          <w:rFonts w:ascii="Calibri" w:hAnsi="Calibri" w:cs="Calibri"/>
+          <w:rtl/>
+        </w:rPr>
+        <w:t xml:space="preserve"> </w:t>
+      </w:r>
+      <w:r>
+        <w:rPr>
+          <w:rFonts w:ascii="Calibri" w:hAnsi="Calibri" w:cs="Calibri" w:hint="cs"/>
+          <w:rtl/>
+        </w:rPr>
+        <w:t>فرعون</w:t>
+      </w:r>
+      <w:r>
+        <w:rPr>
+          <w:rFonts w:ascii="Calibri" w:hAnsi="Calibri" w:cs="Calibri"/>
+          <w:rtl/>
+        </w:rPr>
+        <w:t xml:space="preserve">: </w:t>
+      </w:r>
+      <w:r>
+        <w:rPr>
+          <w:rFonts w:ascii="Calibri" w:hAnsi="Calibri" w:cs="Calibri"/>
+          <w:rtl/>
+        </w:rPr>
+        <w:t xml:space="preserve"> "</w:t>
+      </w:r>
+      <w:r>
+        <w:rPr>
+          <w:rFonts w:ascii="Calibri" w:hAnsi="Calibri" w:cs="Calibri"/>
+          <w:rtl/>
+        </w:rPr>
+        <w:t>﴿</w:t>
+      </w:r>
+      <w:r>
+        <w:rPr>
+          <w:rFonts w:ascii="Calibri" w:hAnsi="Calibri" w:cs="Calibri" w:hint="cs"/>
+          <w:rtl/>
+        </w:rPr>
+        <w:t>يَا</w:t>
+      </w:r>
+      <w:r>
+        <w:rPr>
+          <w:rFonts w:ascii="Calibri" w:hAnsi="Calibri" w:cs="Calibri"/>
+          <w:rtl/>
+        </w:rPr>
+        <w:t xml:space="preserve"> </w:t>
+      </w:r>
+      <w:r>
+        <w:rPr>
+          <w:rFonts w:ascii="Calibri" w:hAnsi="Calibri" w:cs="Calibri" w:hint="cs"/>
+          <w:rtl/>
+        </w:rPr>
+        <w:t>هَامَانُ</w:t>
+      </w:r>
+      <w:r>
+        <w:rPr>
+          <w:rFonts w:ascii="Calibri" w:hAnsi="Calibri" w:cs="Calibri"/>
+          <w:rtl/>
+        </w:rPr>
+        <w:t xml:space="preserve"> </w:t>
+      </w:r>
+      <w:r>
+        <w:rPr>
+          <w:rFonts w:ascii="Calibri" w:hAnsi="Calibri" w:cs="Calibri" w:hint="cs"/>
+          <w:rtl/>
+        </w:rPr>
+        <w:t>ابْنِ</w:t>
+      </w:r>
+      <w:r>
+        <w:rPr>
+          <w:rFonts w:ascii="Calibri" w:hAnsi="Calibri" w:cs="Calibri"/>
+          <w:rtl/>
+        </w:rPr>
+        <w:t xml:space="preserve"> </w:t>
+      </w:r>
+      <w:r>
+        <w:rPr>
+          <w:rFonts w:ascii="Calibri" w:hAnsi="Calibri" w:cs="Calibri" w:hint="cs"/>
+          <w:rtl/>
+        </w:rPr>
+        <w:t>لِي</w:t>
+      </w:r>
+      <w:r>
+        <w:rPr>
+          <w:rFonts w:ascii="Calibri" w:hAnsi="Calibri" w:cs="Calibri"/>
+          <w:rtl/>
+        </w:rPr>
+        <w:t xml:space="preserve"> </w:t>
+      </w:r>
+      <w:r>
+        <w:rPr>
+          <w:rFonts w:ascii="Calibri" w:hAnsi="Calibri" w:cs="Calibri" w:hint="cs"/>
+          <w:rtl/>
+        </w:rPr>
+        <w:t>صَرْحًا</w:t>
+      </w:r>
+      <w:r>
+        <w:rPr>
+          <w:rFonts w:ascii="Calibri" w:hAnsi="Calibri" w:cs="Calibri"/>
+          <w:rtl/>
+        </w:rPr>
+        <w:t xml:space="preserve"> </w:t>
+      </w:r>
+      <w:r>
+        <w:rPr>
+          <w:rFonts w:ascii="Calibri" w:hAnsi="Calibri" w:cs="Calibri" w:hint="cs"/>
+          <w:rtl/>
+        </w:rPr>
+        <w:t>لَعَلِّي</w:t>
+      </w:r>
+      <w:r>
+        <w:rPr>
+          <w:rFonts w:ascii="Calibri" w:hAnsi="Calibri" w:cs="Calibri"/>
+          <w:rtl/>
+        </w:rPr>
+        <w:t xml:space="preserve"> </w:t>
+      </w:r>
+      <w:r>
+        <w:rPr>
+          <w:rFonts w:ascii="Calibri" w:hAnsi="Calibri" w:cs="Calibri" w:hint="cs"/>
+          <w:rtl/>
+        </w:rPr>
+        <w:t>أَبْلُغُ</w:t>
+      </w:r>
+      <w:r>
+        <w:rPr>
+          <w:rFonts w:ascii="Calibri" w:hAnsi="Calibri" w:cs="Calibri"/>
+          <w:rtl/>
+        </w:rPr>
+        <w:t xml:space="preserve"> </w:t>
+      </w:r>
+      <w:r>
+        <w:rPr>
+          <w:rFonts w:ascii="Calibri" w:hAnsi="Calibri" w:cs="Calibri" w:hint="cs"/>
+          <w:rtl/>
+        </w:rPr>
+        <w:t>الْأَسْبَابَ</w:t>
+      </w:r>
+      <w:r>
+        <w:rPr>
+          <w:rFonts w:ascii="Calibri" w:hAnsi="Calibri" w:cs="Calibri"/>
+          <w:rtl/>
+        </w:rPr>
+        <w:t>﴾</w:t>
+      </w:r>
+      <w:r>
+        <w:rPr>
+          <w:rFonts w:ascii="Calibri" w:hAnsi="Calibri" w:cs="Calibri"/>
+          <w:rtl/>
+        </w:rPr>
+        <w:t xml:space="preserve"> "</w:t>
+      </w:r>
+      <w:r>
+        <w:rPr>
+          <w:rFonts w:ascii="Calibri" w:hAnsi="Calibri" w:cs="Calibri"/>
+          <w:rtl/>
+        </w:rPr>
+        <w:t xml:space="preserve"> (</w:t>
+      </w:r>
+      <w:r>
+        <w:rPr>
+          <w:rFonts w:ascii="Calibri" w:hAnsi="Calibri" w:cs="Calibri" w:hint="cs"/>
+          <w:rtl/>
+        </w:rPr>
+        <w:t>غافر</w:t>
+      </w:r>
+      <w:r>
+        <w:rPr>
+          <w:rFonts w:ascii="Calibri" w:hAnsi="Calibri" w:cs="Calibri"/>
+          <w:rtl/>
+        </w:rPr>
+        <w:t xml:space="preserve">: 36). </w:t>
+      </w:r>
+      <w:r>
+        <w:rPr>
+          <w:rFonts w:ascii="Calibri" w:hAnsi="Calibri" w:cs="Calibri" w:hint="cs"/>
+          <w:rtl/>
+        </w:rPr>
+        <w:t>الصرح</w:t>
+      </w:r>
+      <w:r>
+        <w:rPr>
+          <w:rFonts w:ascii="Calibri" w:hAnsi="Calibri" w:cs="Calibri"/>
+          <w:rtl/>
+        </w:rPr>
+        <w:t xml:space="preserve"> </w:t>
+      </w:r>
+      <w:r>
+        <w:rPr>
+          <w:rFonts w:ascii="Calibri" w:hAnsi="Calibri" w:cs="Calibri" w:hint="cs"/>
+          <w:rtl/>
+        </w:rPr>
+        <w:t>هنا</w:t>
+      </w:r>
+      <w:r>
+        <w:rPr>
+          <w:rFonts w:ascii="Calibri" w:hAnsi="Calibri" w:cs="Calibri"/>
+          <w:rtl/>
+        </w:rPr>
+        <w:t xml:space="preserve"> </w:t>
+      </w:r>
+      <w:r>
+        <w:rPr>
+          <w:rFonts w:ascii="Calibri" w:hAnsi="Calibri" w:cs="Calibri" w:hint="cs"/>
+          <w:rtl/>
+        </w:rPr>
+        <w:t>ليس</w:t>
+      </w:r>
+      <w:r>
+        <w:rPr>
+          <w:rFonts w:ascii="Calibri" w:hAnsi="Calibri" w:cs="Calibri"/>
+          <w:rtl/>
+        </w:rPr>
+        <w:t xml:space="preserve"> </w:t>
+      </w:r>
+      <w:r>
+        <w:rPr>
+          <w:rFonts w:ascii="Calibri" w:hAnsi="Calibri" w:cs="Calibri" w:hint="cs"/>
+          <w:rtl/>
+        </w:rPr>
+        <w:t>برجاً</w:t>
+      </w:r>
+      <w:r>
+        <w:rPr>
+          <w:rFonts w:ascii="Calibri" w:hAnsi="Calibri" w:cs="Calibri"/>
+          <w:rtl/>
+        </w:rPr>
+        <w:t xml:space="preserve"> </w:t>
+      </w:r>
+      <w:r>
+        <w:rPr>
+          <w:rFonts w:ascii="Calibri" w:hAnsi="Calibri" w:cs="Calibri" w:hint="cs"/>
+          <w:rtl/>
+        </w:rPr>
+        <w:t>مادياً،</w:t>
+      </w:r>
+      <w:r>
+        <w:rPr>
+          <w:rFonts w:ascii="Calibri" w:hAnsi="Calibri" w:cs="Calibri"/>
+          <w:rtl/>
+        </w:rPr>
+        <w:t xml:space="preserve"> </w:t>
+      </w:r>
+      <w:r>
+        <w:rPr>
+          <w:rFonts w:ascii="Calibri" w:hAnsi="Calibri" w:cs="Calibri" w:hint="cs"/>
+          <w:rtl/>
+        </w:rPr>
+        <w:t>بل</w:t>
+      </w:r>
+      <w:r>
+        <w:rPr>
+          <w:rFonts w:ascii="Calibri" w:hAnsi="Calibri" w:cs="Calibri"/>
+          <w:rtl/>
+        </w:rPr>
+        <w:t xml:space="preserve"> </w:t>
+      </w:r>
+      <w:r>
+        <w:rPr>
+          <w:rFonts w:ascii="Calibri" w:hAnsi="Calibri" w:cs="Calibri" w:hint="cs"/>
+          <w:rtl/>
+        </w:rPr>
+        <w:t>بناء</w:t>
+      </w:r>
+      <w:r>
+        <w:rPr>
+          <w:rFonts w:ascii="Calibri" w:hAnsi="Calibri" w:cs="Calibri"/>
+          <w:rtl/>
+        </w:rPr>
+        <w:t xml:space="preserve"> </w:t>
+      </w:r>
+      <w:r>
+        <w:rPr>
+          <w:rFonts w:ascii="Calibri" w:hAnsi="Calibri" w:cs="Calibri" w:hint="cs"/>
+          <w:rtl/>
+        </w:rPr>
+        <w:t>معرفي</w:t>
+      </w:r>
+      <w:r>
+        <w:rPr>
+          <w:rFonts w:ascii="Calibri" w:hAnsi="Calibri" w:cs="Calibri"/>
+          <w:rtl/>
+        </w:rPr>
+        <w:t xml:space="preserve"> </w:t>
+      </w:r>
+      <w:r>
+        <w:rPr>
+          <w:rFonts w:ascii="Calibri" w:hAnsi="Calibri" w:cs="Calibri" w:hint="cs"/>
+          <w:rtl/>
+        </w:rPr>
+        <w:t>وفكري</w:t>
+      </w:r>
+      <w:r>
+        <w:rPr>
+          <w:rFonts w:ascii="Calibri" w:hAnsi="Calibri" w:cs="Calibri"/>
+          <w:rtl/>
+        </w:rPr>
+        <w:t xml:space="preserve"> </w:t>
+      </w:r>
+      <w:r>
+        <w:rPr>
+          <w:rFonts w:ascii="Calibri" w:hAnsi="Calibri" w:cs="Calibri" w:hint="cs"/>
+          <w:rtl/>
+        </w:rPr>
+        <w:t>يضلل</w:t>
+      </w:r>
+      <w:r>
+        <w:rPr>
+          <w:rFonts w:ascii="Calibri" w:hAnsi="Calibri" w:cs="Calibri"/>
+          <w:rtl/>
+        </w:rPr>
+        <w:t xml:space="preserve"> </w:t>
+      </w:r>
+      <w:r>
+        <w:rPr>
+          <w:rFonts w:ascii="Calibri" w:hAnsi="Calibri" w:cs="Calibri" w:hint="cs"/>
+          <w:rtl/>
+        </w:rPr>
+        <w:t>الناس</w:t>
+      </w:r>
+      <w:r>
+        <w:rPr>
+          <w:rFonts w:ascii="Calibri" w:hAnsi="Calibri" w:cs="Calibri"/>
+          <w:rtl/>
+        </w:rPr>
+        <w:t xml:space="preserve"> </w:t>
+      </w:r>
+      <w:r>
+        <w:rPr>
+          <w:rFonts w:ascii="Calibri" w:hAnsi="Calibri" w:cs="Calibri" w:hint="cs"/>
+          <w:rtl/>
+        </w:rPr>
+        <w:t>ويحجب</w:t>
+      </w:r>
+      <w:r>
+        <w:rPr>
+          <w:rFonts w:ascii="Calibri" w:hAnsi="Calibri" w:cs="Calibri"/>
+          <w:rtl/>
+        </w:rPr>
+        <w:t xml:space="preserve"> </w:t>
+      </w:r>
+      <w:r>
+        <w:rPr>
+          <w:rFonts w:ascii="Calibri" w:hAnsi="Calibri" w:cs="Calibri" w:hint="cs"/>
+          <w:rtl/>
+        </w:rPr>
+        <w:t>عنهم</w:t>
+      </w:r>
+      <w:r>
+        <w:rPr>
+          <w:rFonts w:ascii="Calibri" w:hAnsi="Calibri" w:cs="Calibri"/>
+          <w:rtl/>
+        </w:rPr>
+        <w:t xml:space="preserve"> </w:t>
+      </w:r>
+      <w:r>
+        <w:rPr>
+          <w:rFonts w:ascii="Calibri" w:hAnsi="Calibri" w:cs="Calibri" w:hint="cs"/>
+          <w:rtl/>
+        </w:rPr>
+        <w:t>الحقيقة</w:t>
+      </w:r>
+      <w:r>
+        <w:rPr>
+          <w:rFonts w:ascii="Calibri" w:hAnsi="Calibri" w:cs="Calibri"/>
+          <w:rtl/>
+        </w:rPr>
+        <w:t xml:space="preserve">.  </w:t>
+      </w:r>
+    </w:p>
+    <w:p>
+      <w:pPr>
+        <w:spacing w:line="360" w:lineRule="auto"/>
+        <w:rPr>
+          <w:rFonts w:ascii="Calibri" w:hAnsi="Calibri" w:cs="Calibri"/>
+          <w:rtl/>
+        </w:rPr>
+      </w:pPr>
+    </w:p>
+    <w:p>
+      <w:pPr>
+        <w:spacing w:line="360" w:lineRule="auto"/>
+        <w:rPr>
+          <w:rFonts w:ascii="Calibri" w:hAnsi="Calibri" w:cs="Calibri"/>
+          <w:rtl/>
+        </w:rPr>
+      </w:pPr>
+      <w:r>
+        <w:rPr>
+          <w:rFonts w:ascii="Calibri" w:hAnsi="Calibri" w:cs="Calibri" w:hint="cs"/>
+          <w:rtl/>
+        </w:rPr>
+        <w:t>وظيفته</w:t>
+      </w:r>
+      <w:r>
+        <w:rPr>
+          <w:rFonts w:ascii="Calibri" w:hAnsi="Calibri" w:cs="Calibri"/>
+          <w:rtl/>
+        </w:rPr>
+        <w:t>:</w:t>
+      </w:r>
+    </w:p>
+    <w:p>
+      <w:pPr>
+        <w:spacing w:line="360" w:lineRule="auto"/>
+        <w:rPr>
+          <w:rFonts w:ascii="Calibri" w:hAnsi="Calibri" w:cs="Calibri"/>
+          <w:rtl/>
+        </w:rPr>
+      </w:pPr>
+      <w:r>
+        <w:rPr>
+          <w:rFonts w:ascii="Calibri" w:hAnsi="Calibri" w:cs="Calibri"/>
+          <w:rtl/>
+        </w:rPr>
+        <w:t xml:space="preserve">- </w:t>
+      </w:r>
+      <w:r>
+        <w:rPr>
+          <w:rFonts w:ascii="Calibri" w:hAnsi="Calibri" w:cs="Calibri" w:hint="cs"/>
+          <w:rtl/>
+        </w:rPr>
+        <w:t>تبرير</w:t>
+      </w:r>
+      <w:r>
+        <w:rPr>
+          <w:rFonts w:ascii="Calibri" w:hAnsi="Calibri" w:cs="Calibri"/>
+          <w:rtl/>
+        </w:rPr>
+        <w:t xml:space="preserve"> </w:t>
+      </w:r>
+      <w:r>
+        <w:rPr>
+          <w:rFonts w:ascii="Calibri" w:hAnsi="Calibri" w:cs="Calibri" w:hint="cs"/>
+          <w:rtl/>
+        </w:rPr>
+        <w:t>ظلم</w:t>
+      </w:r>
+      <w:r>
+        <w:rPr>
+          <w:rFonts w:ascii="Calibri" w:hAnsi="Calibri" w:cs="Calibri"/>
+          <w:rtl/>
+        </w:rPr>
+        <w:t xml:space="preserve"> </w:t>
+      </w:r>
+      <w:r>
+        <w:rPr>
+          <w:rFonts w:ascii="Calibri" w:hAnsi="Calibri" w:cs="Calibri" w:hint="cs"/>
+          <w:rtl/>
+        </w:rPr>
+        <w:t>فرعون</w:t>
+      </w:r>
+      <w:r>
+        <w:rPr>
+          <w:rFonts w:ascii="Calibri" w:hAnsi="Calibri" w:cs="Calibri"/>
+          <w:rtl/>
+        </w:rPr>
+        <w:t xml:space="preserve"> </w:t>
+      </w:r>
+      <w:r>
+        <w:rPr>
+          <w:rFonts w:ascii="Calibri" w:hAnsi="Calibri" w:cs="Calibri" w:hint="cs"/>
+          <w:rtl/>
+        </w:rPr>
+        <w:t>وفساد</w:t>
+      </w:r>
+      <w:r>
+        <w:rPr>
+          <w:rFonts w:ascii="Calibri" w:hAnsi="Calibri" w:cs="Calibri"/>
+          <w:rtl/>
+        </w:rPr>
+        <w:t xml:space="preserve"> </w:t>
+      </w:r>
+      <w:r>
+        <w:rPr>
+          <w:rFonts w:ascii="Calibri" w:hAnsi="Calibri" w:cs="Calibri" w:hint="cs"/>
+          <w:rtl/>
+        </w:rPr>
+        <w:t>قارون</w:t>
+      </w:r>
+      <w:r>
+        <w:rPr>
+          <w:rFonts w:ascii="Calibri" w:hAnsi="Calibri" w:cs="Calibri"/>
+          <w:rtl/>
+        </w:rPr>
+        <w:t xml:space="preserve"> </w:t>
+      </w:r>
+      <w:r>
+        <w:rPr>
+          <w:rFonts w:ascii="Calibri" w:hAnsi="Calibri" w:cs="Calibri" w:hint="cs"/>
+          <w:rtl/>
+        </w:rPr>
+        <w:t>باسم</w:t>
+      </w:r>
+      <w:r>
+        <w:rPr>
+          <w:rFonts w:ascii="Calibri" w:hAnsi="Calibri" w:cs="Calibri"/>
+          <w:rtl/>
+        </w:rPr>
+        <w:t xml:space="preserve"> </w:t>
+      </w:r>
+      <w:r>
+        <w:rPr>
+          <w:rFonts w:ascii="Calibri" w:hAnsi="Calibri" w:cs="Calibri" w:hint="cs"/>
+          <w:rtl/>
+        </w:rPr>
+        <w:t>الدين</w:t>
+      </w:r>
+      <w:r>
+        <w:rPr>
+          <w:rFonts w:ascii="Calibri" w:hAnsi="Calibri" w:cs="Calibri"/>
+          <w:rtl/>
+        </w:rPr>
+        <w:t xml:space="preserve"> </w:t>
+      </w:r>
+      <w:r>
+        <w:rPr>
+          <w:rFonts w:ascii="Calibri" w:hAnsi="Calibri" w:cs="Calibri" w:hint="cs"/>
+          <w:rtl/>
+        </w:rPr>
+        <w:t>أو</w:t>
+      </w:r>
+      <w:r>
+        <w:rPr>
+          <w:rFonts w:ascii="Calibri" w:hAnsi="Calibri" w:cs="Calibri"/>
+          <w:rtl/>
+        </w:rPr>
+        <w:t xml:space="preserve"> </w:t>
+      </w:r>
+      <w:r>
+        <w:rPr>
+          <w:rFonts w:ascii="Calibri" w:hAnsi="Calibri" w:cs="Calibri" w:hint="cs"/>
+          <w:rtl/>
+        </w:rPr>
+        <w:t>العلم</w:t>
+      </w:r>
+      <w:r>
+        <w:rPr>
+          <w:rFonts w:ascii="Calibri" w:hAnsi="Calibri" w:cs="Calibri"/>
+          <w:rtl/>
+        </w:rPr>
+        <w:t xml:space="preserve"> </w:t>
+      </w:r>
+      <w:r>
+        <w:rPr>
+          <w:rFonts w:ascii="Calibri" w:hAnsi="Calibri" w:cs="Calibri" w:hint="cs"/>
+          <w:rtl/>
+        </w:rPr>
+        <w:t>أو</w:t>
+      </w:r>
+      <w:r>
+        <w:rPr>
+          <w:rFonts w:ascii="Calibri" w:hAnsi="Calibri" w:cs="Calibri"/>
+          <w:rtl/>
+        </w:rPr>
+        <w:t xml:space="preserve"> </w:t>
+      </w:r>
+      <w:r>
+        <w:rPr>
+          <w:rFonts w:ascii="Calibri" w:hAnsi="Calibri" w:cs="Calibri" w:hint="cs"/>
+          <w:rtl/>
+        </w:rPr>
+        <w:t>المصلحة</w:t>
+      </w:r>
+      <w:r>
+        <w:rPr>
+          <w:rFonts w:ascii="Calibri" w:hAnsi="Calibri" w:cs="Calibri"/>
+          <w:rtl/>
+        </w:rPr>
+        <w:t xml:space="preserve"> </w:t>
+      </w:r>
+      <w:r>
+        <w:rPr>
+          <w:rFonts w:ascii="Calibri" w:hAnsi="Calibri" w:cs="Calibri" w:hint="cs"/>
+          <w:rtl/>
+        </w:rPr>
+        <w:t>العامة</w:t>
+      </w:r>
+      <w:r>
+        <w:rPr>
+          <w:rFonts w:ascii="Calibri" w:hAnsi="Calibri" w:cs="Calibri"/>
+          <w:rtl/>
+        </w:rPr>
+        <w:t>.</w:t>
+      </w:r>
+    </w:p>
+    <w:p>
+      <w:pPr>
+        <w:spacing w:line="360" w:lineRule="auto"/>
+        <w:rPr>
+          <w:rFonts w:ascii="Calibri" w:hAnsi="Calibri" w:cs="Calibri"/>
+          <w:rtl/>
+        </w:rPr>
+      </w:pPr>
+      <w:r>
+        <w:rPr>
+          <w:rFonts w:ascii="Calibri" w:hAnsi="Calibri" w:cs="Calibri"/>
+          <w:rtl/>
+        </w:rPr>
+        <w:t xml:space="preserve">- </w:t>
+      </w:r>
+      <w:r>
+        <w:rPr>
+          <w:rFonts w:ascii="Calibri" w:hAnsi="Calibri" w:cs="Calibri" w:hint="cs"/>
+          <w:rtl/>
+        </w:rPr>
+        <w:t>صناعة</w:t>
+      </w:r>
+      <w:r>
+        <w:rPr>
+          <w:rFonts w:ascii="Calibri" w:hAnsi="Calibri" w:cs="Calibri"/>
+          <w:rtl/>
+        </w:rPr>
+        <w:t xml:space="preserve"> </w:t>
+      </w:r>
+      <w:r>
+        <w:rPr>
+          <w:rFonts w:ascii="Calibri" w:hAnsi="Calibri" w:cs="Calibri" w:hint="cs"/>
+          <w:rtl/>
+        </w:rPr>
+        <w:t>خطاب</w:t>
+      </w:r>
+      <w:r>
+        <w:rPr>
+          <w:rFonts w:ascii="Calibri" w:hAnsi="Calibri" w:cs="Calibri"/>
+          <w:rtl/>
+        </w:rPr>
+        <w:t xml:space="preserve"> </w:t>
+      </w:r>
+      <w:r>
+        <w:rPr>
+          <w:rFonts w:ascii="Calibri" w:hAnsi="Calibri" w:cs="Calibri" w:hint="cs"/>
+          <w:rtl/>
+        </w:rPr>
+        <w:t>برّاق</w:t>
+      </w:r>
+      <w:r>
+        <w:rPr>
+          <w:rFonts w:ascii="Calibri" w:hAnsi="Calibri" w:cs="Calibri"/>
+          <w:rtl/>
+        </w:rPr>
+        <w:t xml:space="preserve"> </w:t>
+      </w:r>
+      <w:r>
+        <w:rPr>
+          <w:rFonts w:ascii="Calibri" w:hAnsi="Calibri" w:cs="Calibri" w:hint="cs"/>
+          <w:rtl/>
+        </w:rPr>
+        <w:t>يجمل</w:t>
+      </w:r>
+      <w:r>
+        <w:rPr>
+          <w:rFonts w:ascii="Calibri" w:hAnsi="Calibri" w:cs="Calibri"/>
+          <w:rtl/>
+        </w:rPr>
+        <w:t xml:space="preserve"> </w:t>
+      </w:r>
+      <w:r>
+        <w:rPr>
+          <w:rFonts w:ascii="Calibri" w:hAnsi="Calibri" w:cs="Calibri" w:hint="cs"/>
+          <w:rtl/>
+        </w:rPr>
+        <w:t>القبح</w:t>
+      </w:r>
+      <w:r>
+        <w:rPr>
+          <w:rFonts w:ascii="Calibri" w:hAnsi="Calibri" w:cs="Calibri"/>
+          <w:rtl/>
+        </w:rPr>
+        <w:t>.</w:t>
+      </w:r>
+    </w:p>
+    <w:p>
+      <w:pPr>
+        <w:spacing w:line="360" w:lineRule="auto"/>
+        <w:rPr>
+          <w:rFonts w:ascii="Calibri" w:hAnsi="Calibri" w:cs="Calibri"/>
+          <w:rtl/>
+        </w:rPr>
+      </w:pPr>
+      <w:r>
+        <w:rPr>
+          <w:rFonts w:ascii="Calibri" w:hAnsi="Calibri" w:cs="Calibri"/>
+          <w:rtl/>
+        </w:rPr>
+        <w:t xml:space="preserve">- </w:t>
+      </w:r>
+      <w:r>
+        <w:rPr>
+          <w:rFonts w:ascii="Calibri" w:hAnsi="Calibri" w:cs="Calibri" w:hint="cs"/>
+          <w:rtl/>
+        </w:rPr>
+        <w:t>تشويه</w:t>
+      </w:r>
+      <w:r>
+        <w:rPr>
+          <w:rFonts w:ascii="Calibri" w:hAnsi="Calibri" w:cs="Calibri"/>
+          <w:rtl/>
+        </w:rPr>
+        <w:t xml:space="preserve"> </w:t>
+      </w:r>
+      <w:r>
+        <w:rPr>
+          <w:rFonts w:ascii="Calibri" w:hAnsi="Calibri" w:cs="Calibri" w:hint="cs"/>
+          <w:rtl/>
+        </w:rPr>
+        <w:t>الوعي</w:t>
+      </w:r>
+      <w:r>
+        <w:rPr>
+          <w:rFonts w:ascii="Calibri" w:hAnsi="Calibri" w:cs="Calibri"/>
+          <w:rtl/>
+        </w:rPr>
+        <w:t xml:space="preserve"> </w:t>
+      </w:r>
+      <w:r>
+        <w:rPr>
+          <w:rFonts w:ascii="Calibri" w:hAnsi="Calibri" w:cs="Calibri" w:hint="cs"/>
+          <w:rtl/>
+        </w:rPr>
+        <w:t>الجمعي</w:t>
+      </w:r>
+      <w:r>
+        <w:rPr>
+          <w:rFonts w:ascii="Calibri" w:hAnsi="Calibri" w:cs="Calibri"/>
+          <w:rtl/>
+        </w:rPr>
+        <w:t xml:space="preserve"> </w:t>
+      </w:r>
+      <w:r>
+        <w:rPr>
+          <w:rFonts w:ascii="Calibri" w:hAnsi="Calibri" w:cs="Calibri" w:hint="cs"/>
+          <w:rtl/>
+        </w:rPr>
+        <w:t>ومحاربة</w:t>
+      </w:r>
+      <w:r>
+        <w:rPr>
+          <w:rFonts w:ascii="Calibri" w:hAnsi="Calibri" w:cs="Calibri"/>
+          <w:rtl/>
+        </w:rPr>
+        <w:t xml:space="preserve"> </w:t>
+      </w:r>
+      <w:r>
+        <w:rPr>
+          <w:rFonts w:ascii="Calibri" w:hAnsi="Calibri" w:cs="Calibri" w:hint="cs"/>
+          <w:rtl/>
+        </w:rPr>
+        <w:t>أي</w:t>
+      </w:r>
+      <w:r>
+        <w:rPr>
+          <w:rFonts w:ascii="Calibri" w:hAnsi="Calibri" w:cs="Calibri"/>
+          <w:rtl/>
+        </w:rPr>
+        <w:t xml:space="preserve"> </w:t>
+      </w:r>
+      <w:r>
+        <w:rPr>
+          <w:rFonts w:ascii="Calibri" w:hAnsi="Calibri" w:cs="Calibri" w:hint="cs"/>
+          <w:rtl/>
+        </w:rPr>
+        <w:t>صوت</w:t>
+      </w:r>
+      <w:r>
+        <w:rPr>
+          <w:rFonts w:ascii="Calibri" w:hAnsi="Calibri" w:cs="Calibri"/>
+          <w:rtl/>
+        </w:rPr>
+        <w:t xml:space="preserve"> </w:t>
+      </w:r>
+      <w:r>
+        <w:rPr>
+          <w:rFonts w:ascii="Calibri" w:hAnsi="Calibri" w:cs="Calibri" w:hint="cs"/>
+          <w:rtl/>
+        </w:rPr>
+        <w:t>إصلاحي</w:t>
+      </w:r>
+      <w:r>
+        <w:rPr>
+          <w:rFonts w:ascii="Calibri" w:hAnsi="Calibri" w:cs="Calibri"/>
+          <w:rtl/>
+        </w:rPr>
+        <w:t xml:space="preserve"> (</w:t>
+      </w:r>
+      <w:r>
+        <w:rPr>
+          <w:rFonts w:ascii="Calibri" w:hAnsi="Calibri" w:cs="Calibri" w:hint="cs"/>
+          <w:rtl/>
+        </w:rPr>
+        <w:t>مثل</w:t>
+      </w:r>
+      <w:r>
+        <w:rPr>
+          <w:rFonts w:ascii="Calibri" w:hAnsi="Calibri" w:cs="Calibri"/>
+          <w:rtl/>
+        </w:rPr>
+        <w:t xml:space="preserve"> </w:t>
+      </w:r>
+      <w:r>
+        <w:rPr>
+          <w:rFonts w:ascii="Calibri" w:hAnsi="Calibri" w:cs="Calibri" w:hint="cs"/>
+          <w:rtl/>
+        </w:rPr>
+        <w:t>موسى</w:t>
+      </w:r>
+      <w:r>
+        <w:rPr>
+          <w:rFonts w:ascii="Calibri" w:hAnsi="Calibri" w:cs="Calibri"/>
+          <w:rtl/>
+        </w:rPr>
+        <w:t>).</w:t>
+      </w:r>
+    </w:p>
+    <w:p>
+      <w:pPr>
+        <w:spacing w:line="360" w:lineRule="auto"/>
+        <w:rPr>
+          <w:rFonts w:ascii="Calibri" w:hAnsi="Calibri" w:cs="Calibri"/>
+          <w:rtl/>
+        </w:rPr>
+      </w:pPr>
+    </w:p>
+    <w:p>
+      <w:pPr>
+        <w:spacing w:line="360" w:lineRule="auto"/>
+        <w:rPr>
+          <w:rFonts w:ascii="Calibri" w:hAnsi="Calibri" w:cs="Calibri"/>
+          <w:rtl/>
+        </w:rPr>
+      </w:pPr>
+      <w:r>
+        <w:rPr>
+          <w:rFonts w:ascii="Calibri" w:hAnsi="Calibri" w:cs="Calibri" w:hint="cs"/>
+          <w:rtl/>
+        </w:rPr>
+        <w:t>هامان</w:t>
+      </w:r>
+      <w:r>
+        <w:rPr>
+          <w:rFonts w:ascii="Calibri" w:hAnsi="Calibri" w:cs="Calibri"/>
+          <w:rtl/>
+        </w:rPr>
+        <w:t xml:space="preserve"> </w:t>
+      </w:r>
+      <w:r>
+        <w:rPr>
+          <w:rFonts w:ascii="Calibri" w:hAnsi="Calibri" w:cs="Calibri" w:hint="cs"/>
+          <w:rtl/>
+        </w:rPr>
+        <w:t>هو</w:t>
+      </w:r>
+      <w:r>
+        <w:rPr>
+          <w:rFonts w:ascii="Calibri" w:hAnsi="Calibri" w:cs="Calibri"/>
+          <w:rtl/>
+        </w:rPr>
+        <w:t xml:space="preserve"> </w:t>
+      </w:r>
+      <w:r>
+        <w:rPr>
+          <w:rFonts w:ascii="Calibri" w:hAnsi="Calibri" w:cs="Calibri" w:hint="cs"/>
+          <w:rtl/>
+        </w:rPr>
+        <w:t>اللسان</w:t>
+      </w:r>
+      <w:r>
+        <w:rPr>
+          <w:rFonts w:ascii="Calibri" w:hAnsi="Calibri" w:cs="Calibri"/>
+          <w:rtl/>
+        </w:rPr>
+        <w:t xml:space="preserve"> </w:t>
+      </w:r>
+      <w:r>
+        <w:rPr>
+          <w:rFonts w:ascii="Calibri" w:hAnsi="Calibri" w:cs="Calibri" w:hint="cs"/>
+          <w:rtl/>
+        </w:rPr>
+        <w:t>الذي</w:t>
+      </w:r>
+      <w:r>
+        <w:rPr>
+          <w:rFonts w:ascii="Calibri" w:hAnsi="Calibri" w:cs="Calibri"/>
+          <w:rtl/>
+        </w:rPr>
+        <w:t xml:space="preserve"> </w:t>
+      </w:r>
+      <w:r>
+        <w:rPr>
+          <w:rFonts w:ascii="Calibri" w:hAnsi="Calibri" w:cs="Calibri" w:hint="cs"/>
+          <w:rtl/>
+        </w:rPr>
+        <w:t>يزيّن،</w:t>
+      </w:r>
+      <w:r>
+        <w:rPr>
+          <w:rFonts w:ascii="Calibri" w:hAnsi="Calibri" w:cs="Calibri"/>
+          <w:rtl/>
+        </w:rPr>
+        <w:t xml:space="preserve"> </w:t>
+      </w:r>
+      <w:r>
+        <w:rPr>
+          <w:rFonts w:ascii="Calibri" w:hAnsi="Calibri" w:cs="Calibri" w:hint="cs"/>
+          <w:rtl/>
+        </w:rPr>
+        <w:t>والقلم</w:t>
+      </w:r>
+      <w:r>
+        <w:rPr>
+          <w:rFonts w:ascii="Calibri" w:hAnsi="Calibri" w:cs="Calibri"/>
+          <w:rtl/>
+        </w:rPr>
+        <w:t xml:space="preserve"> </w:t>
+      </w:r>
+      <w:r>
+        <w:rPr>
+          <w:rFonts w:ascii="Calibri" w:hAnsi="Calibri" w:cs="Calibri" w:hint="cs"/>
+          <w:rtl/>
+        </w:rPr>
+        <w:t>الذي</w:t>
+      </w:r>
+      <w:r>
+        <w:rPr>
+          <w:rFonts w:ascii="Calibri" w:hAnsi="Calibri" w:cs="Calibri"/>
+          <w:rtl/>
+        </w:rPr>
+        <w:t xml:space="preserve"> </w:t>
+      </w:r>
+      <w:r>
+        <w:rPr>
+          <w:rFonts w:ascii="Calibri" w:hAnsi="Calibri" w:cs="Calibri" w:hint="cs"/>
+          <w:rtl/>
+        </w:rPr>
+        <w:t>يكتب،</w:t>
+      </w:r>
+      <w:r>
+        <w:rPr>
+          <w:rFonts w:ascii="Calibri" w:hAnsi="Calibri" w:cs="Calibri"/>
+          <w:rtl/>
+        </w:rPr>
+        <w:t xml:space="preserve"> </w:t>
+      </w:r>
+      <w:r>
+        <w:rPr>
+          <w:rFonts w:ascii="Calibri" w:hAnsi="Calibri" w:cs="Calibri" w:hint="cs"/>
+          <w:rtl/>
+        </w:rPr>
+        <w:t>والإعلام</w:t>
+      </w:r>
+      <w:r>
+        <w:rPr>
+          <w:rFonts w:ascii="Calibri" w:hAnsi="Calibri" w:cs="Calibri"/>
+          <w:rtl/>
+        </w:rPr>
+        <w:t xml:space="preserve"> </w:t>
+      </w:r>
+      <w:r>
+        <w:rPr>
+          <w:rFonts w:ascii="Calibri" w:hAnsi="Calibri" w:cs="Calibri" w:hint="cs"/>
+          <w:rtl/>
+        </w:rPr>
+        <w:t>الذي</w:t>
+      </w:r>
+      <w:r>
+        <w:rPr>
+          <w:rFonts w:ascii="Calibri" w:hAnsi="Calibri" w:cs="Calibri"/>
+          <w:rtl/>
+        </w:rPr>
+        <w:t xml:space="preserve"> </w:t>
+      </w:r>
+      <w:r>
+        <w:rPr>
+          <w:rFonts w:ascii="Calibri" w:hAnsi="Calibri" w:cs="Calibri" w:hint="cs"/>
+          <w:rtl/>
+        </w:rPr>
+        <w:t>يروّج</w:t>
+      </w:r>
+      <w:r>
+        <w:rPr>
+          <w:rFonts w:ascii="Calibri" w:hAnsi="Calibri" w:cs="Calibri"/>
+          <w:rtl/>
+        </w:rPr>
+        <w:t>.</w:t>
+      </w:r>
+    </w:p>
+    <w:p>
+      <w:pPr>
+        <w:spacing w:line="360" w:lineRule="auto"/>
+        <w:rPr>
+          <w:rFonts w:ascii="Calibri" w:hAnsi="Calibri" w:cs="Calibri"/>
+          <w:rtl/>
+        </w:rPr>
+      </w:pPr>
+    </w:p>
+    <w:p>
+      <w:pPr>
+        <w:spacing w:line="360" w:lineRule="auto"/>
+        <w:rPr>
+          <w:rFonts w:ascii="Calibri" w:hAnsi="Calibri" w:cs="Calibri"/>
+          <w:b/>
+          <w:bCs/>
+          <w:rtl/>
+        </w:rPr>
+      </w:pPr>
+      <w:r>
+        <w:rPr>
+          <w:rFonts w:ascii="Calibri" w:hAnsi="Calibri" w:cs="Calibri" w:hint="cs"/>
+          <w:b/>
+          <w:bCs/>
+          <w:rtl/>
+        </w:rPr>
+        <w:t>ترابط</w:t>
+      </w:r>
+      <w:r>
+        <w:rPr>
+          <w:rFonts w:ascii="Calibri" w:hAnsi="Calibri" w:cs="Calibri"/>
+          <w:b/>
+          <w:bCs/>
+          <w:rtl/>
+        </w:rPr>
+        <w:t xml:space="preserve"> </w:t>
+      </w:r>
+      <w:r>
+        <w:rPr>
+          <w:rFonts w:ascii="Calibri" w:hAnsi="Calibri" w:cs="Calibri" w:hint="cs"/>
+          <w:b/>
+          <w:bCs/>
+          <w:rtl/>
+        </w:rPr>
+        <w:t>المثلث</w:t>
+      </w:r>
+      <w:r>
+        <w:rPr>
+          <w:rFonts w:ascii="Calibri" w:hAnsi="Calibri" w:cs="Calibri"/>
+          <w:b/>
+          <w:bCs/>
+          <w:rtl/>
+        </w:rPr>
+        <w:t xml:space="preserve"> </w:t>
+      </w:r>
+      <w:r>
+        <w:rPr>
+          <w:rFonts w:ascii="Calibri" w:hAnsi="Calibri" w:cs="Calibri" w:hint="cs"/>
+          <w:b/>
+          <w:bCs/>
+          <w:rtl/>
+        </w:rPr>
+        <w:t>وتماسكه</w:t>
+      </w:r>
+    </w:p>
+    <w:p>
+      <w:pPr>
+        <w:spacing w:line="360" w:lineRule="auto"/>
+        <w:rPr>
+          <w:rFonts w:ascii="Calibri" w:hAnsi="Calibri" w:cs="Calibri"/>
+          <w:rtl/>
+        </w:rPr>
+      </w:pPr>
+      <w:r>
+        <w:rPr>
+          <w:rFonts w:ascii="Calibri" w:hAnsi="Calibri" w:cs="Calibri" w:hint="cs"/>
+          <w:rtl/>
+        </w:rPr>
+        <w:t>هذه</w:t>
+      </w:r>
+      <w:r>
+        <w:rPr>
+          <w:rFonts w:ascii="Calibri" w:hAnsi="Calibri" w:cs="Calibri"/>
+          <w:rtl/>
+        </w:rPr>
+        <w:t xml:space="preserve"> </w:t>
+      </w:r>
+      <w:r>
+        <w:rPr>
+          <w:rFonts w:ascii="Calibri" w:hAnsi="Calibri" w:cs="Calibri" w:hint="cs"/>
+          <w:rtl/>
+        </w:rPr>
+        <w:t>الأضلاع</w:t>
+      </w:r>
+      <w:r>
+        <w:rPr>
+          <w:rFonts w:ascii="Calibri" w:hAnsi="Calibri" w:cs="Calibri"/>
+          <w:rtl/>
+        </w:rPr>
+        <w:t xml:space="preserve"> </w:t>
+      </w:r>
+      <w:r>
+        <w:rPr>
+          <w:rFonts w:ascii="Calibri" w:hAnsi="Calibri" w:cs="Calibri" w:hint="cs"/>
+          <w:rtl/>
+        </w:rPr>
+        <w:t>الثلاثة</w:t>
+      </w:r>
+      <w:r>
+        <w:rPr>
+          <w:rFonts w:ascii="Calibri" w:hAnsi="Calibri" w:cs="Calibri"/>
+          <w:rtl/>
+        </w:rPr>
+        <w:t xml:space="preserve"> </w:t>
+      </w:r>
+      <w:r>
+        <w:rPr>
+          <w:rFonts w:ascii="Calibri" w:hAnsi="Calibri" w:cs="Calibri" w:hint="cs"/>
+          <w:rtl/>
+        </w:rPr>
+        <w:t>لا</w:t>
+      </w:r>
+      <w:r>
+        <w:rPr>
+          <w:rFonts w:ascii="Calibri" w:hAnsi="Calibri" w:cs="Calibri"/>
+          <w:rtl/>
+        </w:rPr>
+        <w:t xml:space="preserve"> </w:t>
+      </w:r>
+      <w:r>
+        <w:rPr>
+          <w:rFonts w:ascii="Calibri" w:hAnsi="Calibri" w:cs="Calibri" w:hint="cs"/>
+          <w:rtl/>
+        </w:rPr>
+        <w:t>تعمل</w:t>
+      </w:r>
+      <w:r>
+        <w:rPr>
+          <w:rFonts w:ascii="Calibri" w:hAnsi="Calibri" w:cs="Calibri"/>
+          <w:rtl/>
+        </w:rPr>
+        <w:t xml:space="preserve"> </w:t>
+      </w:r>
+      <w:r>
+        <w:rPr>
+          <w:rFonts w:ascii="Calibri" w:hAnsi="Calibri" w:cs="Calibri" w:hint="cs"/>
+          <w:rtl/>
+        </w:rPr>
+        <w:t>منفصلة</w:t>
+      </w:r>
+      <w:r>
+        <w:rPr>
+          <w:rFonts w:ascii="Calibri" w:hAnsi="Calibri" w:cs="Calibri"/>
+          <w:rtl/>
+        </w:rPr>
+        <w:t>:</w:t>
+      </w:r>
+    </w:p>
+    <w:p>
+      <w:pPr>
+        <w:spacing w:line="360" w:lineRule="auto"/>
+        <w:rPr>
+          <w:rFonts w:ascii="Calibri" w:hAnsi="Calibri" w:cs="Calibri"/>
+          <w:rtl/>
+        </w:rPr>
+      </w:pPr>
+      <w:r>
+        <w:rPr>
+          <w:rFonts w:ascii="Calibri" w:hAnsi="Calibri" w:cs="Calibri"/>
+          <w:rtl/>
+        </w:rPr>
+        <w:t xml:space="preserve">- </w:t>
+      </w:r>
+      <w:r>
+        <w:rPr>
+          <w:rFonts w:ascii="Calibri" w:hAnsi="Calibri" w:cs="Calibri" w:hint="cs"/>
+          <w:rtl/>
+        </w:rPr>
+        <w:t>فرعون</w:t>
+      </w:r>
+      <w:r>
+        <w:rPr>
+          <w:rFonts w:ascii="Calibri" w:hAnsi="Calibri" w:cs="Calibri"/>
+          <w:rtl/>
+        </w:rPr>
+        <w:t xml:space="preserve"> </w:t>
+      </w:r>
+      <w:r>
+        <w:rPr>
+          <w:rFonts w:ascii="Calibri" w:hAnsi="Calibri" w:cs="Calibri" w:hint="cs"/>
+          <w:rtl/>
+        </w:rPr>
+        <w:t>يحمي</w:t>
+      </w:r>
+      <w:r>
+        <w:rPr>
+          <w:rFonts w:ascii="Calibri" w:hAnsi="Calibri" w:cs="Calibri"/>
+          <w:rtl/>
+        </w:rPr>
+        <w:t xml:space="preserve"> </w:t>
+      </w:r>
+      <w:r>
+        <w:rPr>
+          <w:rFonts w:ascii="Calibri" w:hAnsi="Calibri" w:cs="Calibri" w:hint="cs"/>
+          <w:rtl/>
+        </w:rPr>
+        <w:t>قارون</w:t>
+      </w:r>
+      <w:r>
+        <w:rPr>
+          <w:rFonts w:ascii="Calibri" w:hAnsi="Calibri" w:cs="Calibri"/>
+          <w:rtl/>
+        </w:rPr>
+        <w:t xml:space="preserve"> </w:t>
+      </w:r>
+      <w:r>
+        <w:rPr>
+          <w:rFonts w:ascii="Calibri" w:hAnsi="Calibri" w:cs="Calibri" w:hint="cs"/>
+          <w:rtl/>
+        </w:rPr>
+        <w:t>قانونياً</w:t>
+      </w:r>
+      <w:r>
+        <w:rPr>
+          <w:rFonts w:ascii="Calibri" w:hAnsi="Calibri" w:cs="Calibri"/>
+          <w:rtl/>
+        </w:rPr>
+        <w:t>.</w:t>
+      </w:r>
+    </w:p>
+    <w:p>
+      <w:pPr>
+        <w:spacing w:line="360" w:lineRule="auto"/>
+        <w:rPr>
+          <w:rFonts w:ascii="Calibri" w:hAnsi="Calibri" w:cs="Calibri"/>
+          <w:rtl/>
+        </w:rPr>
+      </w:pPr>
+      <w:r>
+        <w:rPr>
+          <w:rFonts w:ascii="Calibri" w:hAnsi="Calibri" w:cs="Calibri"/>
+          <w:rtl/>
+        </w:rPr>
+        <w:t xml:space="preserve">- </w:t>
+      </w:r>
+      <w:r>
+        <w:rPr>
+          <w:rFonts w:ascii="Calibri" w:hAnsi="Calibri" w:cs="Calibri" w:hint="cs"/>
+          <w:rtl/>
+        </w:rPr>
+        <w:t>قارون</w:t>
+      </w:r>
+      <w:r>
+        <w:rPr>
+          <w:rFonts w:ascii="Calibri" w:hAnsi="Calibri" w:cs="Calibri"/>
+          <w:rtl/>
+        </w:rPr>
+        <w:t xml:space="preserve"> </w:t>
+      </w:r>
+      <w:r>
+        <w:rPr>
+          <w:rFonts w:ascii="Calibri" w:hAnsi="Calibri" w:cs="Calibri" w:hint="cs"/>
+          <w:rtl/>
+        </w:rPr>
+        <w:t>يموّل</w:t>
+      </w:r>
+      <w:r>
+        <w:rPr>
+          <w:rFonts w:ascii="Calibri" w:hAnsi="Calibri" w:cs="Calibri"/>
+          <w:rtl/>
+        </w:rPr>
+        <w:t xml:space="preserve"> </w:t>
+      </w:r>
+      <w:r>
+        <w:rPr>
+          <w:rFonts w:ascii="Calibri" w:hAnsi="Calibri" w:cs="Calibri" w:hint="cs"/>
+          <w:rtl/>
+        </w:rPr>
+        <w:t>فرعون</w:t>
+      </w:r>
+      <w:r>
+        <w:rPr>
+          <w:rFonts w:ascii="Calibri" w:hAnsi="Calibri" w:cs="Calibri"/>
+          <w:rtl/>
+        </w:rPr>
+        <w:t xml:space="preserve"> </w:t>
+      </w:r>
+      <w:r>
+        <w:rPr>
+          <w:rFonts w:ascii="Calibri" w:hAnsi="Calibri" w:cs="Calibri" w:hint="cs"/>
+          <w:rtl/>
+        </w:rPr>
+        <w:t>وهامان</w:t>
+      </w:r>
+      <w:r>
+        <w:rPr>
+          <w:rFonts w:ascii="Calibri" w:hAnsi="Calibri" w:cs="Calibri"/>
+          <w:rtl/>
+        </w:rPr>
+        <w:t>.</w:t>
+      </w:r>
+    </w:p>
+    <w:p>
+      <w:pPr>
+        <w:spacing w:line="360" w:lineRule="auto"/>
+        <w:rPr>
+          <w:rFonts w:ascii="Calibri" w:hAnsi="Calibri" w:cs="Calibri"/>
+          <w:rtl/>
+        </w:rPr>
+      </w:pPr>
+      <w:r>
+        <w:rPr>
+          <w:rFonts w:ascii="Calibri" w:hAnsi="Calibri" w:cs="Calibri"/>
+          <w:rtl/>
+        </w:rPr>
+        <w:t xml:space="preserve">- </w:t>
+      </w:r>
+      <w:r>
+        <w:rPr>
+          <w:rFonts w:ascii="Calibri" w:hAnsi="Calibri" w:cs="Calibri" w:hint="cs"/>
+          <w:rtl/>
+        </w:rPr>
+        <w:t>هامان</w:t>
+      </w:r>
+      <w:r>
+        <w:rPr>
+          <w:rFonts w:ascii="Calibri" w:hAnsi="Calibri" w:cs="Calibri"/>
+          <w:rtl/>
+        </w:rPr>
+        <w:t xml:space="preserve"> </w:t>
+      </w:r>
+      <w:r>
+        <w:rPr>
+          <w:rFonts w:ascii="Calibri" w:hAnsi="Calibri" w:cs="Calibri" w:hint="cs"/>
+          <w:rtl/>
+        </w:rPr>
+        <w:t>يشرّع</w:t>
+      </w:r>
+      <w:r>
+        <w:rPr>
+          <w:rFonts w:ascii="Calibri" w:hAnsi="Calibri" w:cs="Calibri"/>
+          <w:rtl/>
+        </w:rPr>
+        <w:t xml:space="preserve"> </w:t>
+      </w:r>
+      <w:r>
+        <w:rPr>
+          <w:rFonts w:ascii="Calibri" w:hAnsi="Calibri" w:cs="Calibri" w:hint="cs"/>
+          <w:rtl/>
+        </w:rPr>
+        <w:t>لفرعون</w:t>
+      </w:r>
+      <w:r>
+        <w:rPr>
+          <w:rFonts w:ascii="Calibri" w:hAnsi="Calibri" w:cs="Calibri"/>
+          <w:rtl/>
+        </w:rPr>
+        <w:t xml:space="preserve"> </w:t>
+      </w:r>
+      <w:r>
+        <w:rPr>
+          <w:rFonts w:ascii="Calibri" w:hAnsi="Calibri" w:cs="Calibri" w:hint="cs"/>
+          <w:rtl/>
+        </w:rPr>
+        <w:t>وقارون</w:t>
+      </w:r>
+      <w:r>
+        <w:rPr>
+          <w:rFonts w:ascii="Calibri" w:hAnsi="Calibri" w:cs="Calibri"/>
+          <w:rtl/>
+        </w:rPr>
+        <w:t xml:space="preserve"> </w:t>
+      </w:r>
+      <w:r>
+        <w:rPr>
+          <w:rFonts w:ascii="Calibri" w:hAnsi="Calibri" w:cs="Calibri" w:hint="cs"/>
+          <w:rtl/>
+        </w:rPr>
+        <w:t>ويضلل</w:t>
+      </w:r>
+      <w:r>
+        <w:rPr>
+          <w:rFonts w:ascii="Calibri" w:hAnsi="Calibri" w:cs="Calibri"/>
+          <w:rtl/>
+        </w:rPr>
+        <w:t xml:space="preserve"> </w:t>
+      </w:r>
+      <w:r>
+        <w:rPr>
+          <w:rFonts w:ascii="Calibri" w:hAnsi="Calibri" w:cs="Calibri" w:hint="cs"/>
+          <w:rtl/>
+        </w:rPr>
+        <w:t>الشعوب</w:t>
+      </w:r>
+      <w:r>
+        <w:rPr>
+          <w:rFonts w:ascii="Calibri" w:hAnsi="Calibri" w:cs="Calibri"/>
+          <w:rtl/>
+        </w:rPr>
+        <w:t>.</w:t>
+      </w:r>
+    </w:p>
+    <w:p>
+      <w:pPr>
+        <w:spacing w:line="360" w:lineRule="auto"/>
+        <w:rPr>
+          <w:rFonts w:ascii="Calibri" w:hAnsi="Calibri" w:cs="Calibri"/>
+          <w:rtl/>
+        </w:rPr>
+      </w:pPr>
+    </w:p>
+    <w:p>
+      <w:pPr>
+        <w:spacing w:line="360" w:lineRule="auto"/>
+        <w:rPr>
+          <w:rFonts w:ascii="Calibri" w:hAnsi="Calibri" w:cs="Calibri"/>
+          <w:rtl/>
+        </w:rPr>
+      </w:pPr>
+      <w:r>
+        <w:rPr>
+          <w:rFonts w:ascii="Calibri" w:hAnsi="Calibri" w:cs="Calibri" w:hint="cs"/>
+          <w:rtl/>
+        </w:rPr>
+        <w:t>إذا</w:t>
+      </w:r>
+      <w:r>
+        <w:rPr>
+          <w:rFonts w:ascii="Calibri" w:hAnsi="Calibri" w:cs="Calibri"/>
+          <w:rtl/>
+        </w:rPr>
+        <w:t xml:space="preserve"> </w:t>
+      </w:r>
+      <w:r>
+        <w:rPr>
+          <w:rFonts w:ascii="Calibri" w:hAnsi="Calibri" w:cs="Calibri" w:hint="cs"/>
+          <w:rtl/>
+        </w:rPr>
+        <w:t>سقط</w:t>
+      </w:r>
+      <w:r>
+        <w:rPr>
+          <w:rFonts w:ascii="Calibri" w:hAnsi="Calibri" w:cs="Calibri"/>
+          <w:rtl/>
+        </w:rPr>
+        <w:t xml:space="preserve"> </w:t>
+      </w:r>
+      <w:r>
+        <w:rPr>
+          <w:rFonts w:ascii="Calibri" w:hAnsi="Calibri" w:cs="Calibri" w:hint="cs"/>
+          <w:rtl/>
+        </w:rPr>
+        <w:t>أحدهم</w:t>
+      </w:r>
+      <w:r>
+        <w:rPr>
+          <w:rFonts w:ascii="Calibri" w:hAnsi="Calibri" w:cs="Calibri"/>
+          <w:rtl/>
+        </w:rPr>
+        <w:t xml:space="preserve"> (</w:t>
+      </w:r>
+      <w:r>
+        <w:rPr>
+          <w:rFonts w:ascii="Calibri" w:hAnsi="Calibri" w:cs="Calibri" w:hint="cs"/>
+          <w:rtl/>
+        </w:rPr>
+        <w:t>مثل</w:t>
+      </w:r>
+      <w:r>
+        <w:rPr>
+          <w:rFonts w:ascii="Calibri" w:hAnsi="Calibri" w:cs="Calibri"/>
+          <w:rtl/>
+        </w:rPr>
+        <w:t xml:space="preserve"> </w:t>
+      </w:r>
+      <w:r>
+        <w:rPr>
+          <w:rFonts w:ascii="Calibri" w:hAnsi="Calibri" w:cs="Calibri" w:hint="cs"/>
+          <w:rtl/>
+        </w:rPr>
+        <w:t>انكشاف</w:t>
+      </w:r>
+      <w:r>
+        <w:rPr>
+          <w:rFonts w:ascii="Calibri" w:hAnsi="Calibri" w:cs="Calibri"/>
+          <w:rtl/>
+        </w:rPr>
+        <w:t xml:space="preserve"> </w:t>
+      </w:r>
+      <w:r>
+        <w:rPr>
+          <w:rFonts w:ascii="Calibri" w:hAnsi="Calibri" w:cs="Calibri" w:hint="cs"/>
+          <w:rtl/>
+        </w:rPr>
+        <w:t>فضيحة</w:t>
+      </w:r>
+      <w:r>
+        <w:rPr>
+          <w:rFonts w:ascii="Calibri" w:hAnsi="Calibri" w:cs="Calibri"/>
+          <w:rtl/>
+        </w:rPr>
+        <w:t xml:space="preserve"> </w:t>
+      </w:r>
+      <w:r>
+        <w:rPr>
+          <w:rFonts w:ascii="Calibri" w:hAnsi="Calibri" w:cs="Calibri" w:hint="cs"/>
+          <w:rtl/>
+        </w:rPr>
+        <w:t>مالية</w:t>
+      </w:r>
+      <w:r>
+        <w:rPr>
+          <w:rFonts w:ascii="Calibri" w:hAnsi="Calibri" w:cs="Calibri"/>
+          <w:rtl/>
+        </w:rPr>
+        <w:t xml:space="preserve"> </w:t>
+      </w:r>
+      <w:r>
+        <w:rPr>
+          <w:rFonts w:ascii="Calibri" w:hAnsi="Calibri" w:cs="Calibri" w:hint="cs"/>
+          <w:rtl/>
+        </w:rPr>
+        <w:t>لقارون</w:t>
+      </w:r>
+      <w:r>
+        <w:rPr>
+          <w:rFonts w:ascii="Calibri" w:hAnsi="Calibri" w:cs="Calibri"/>
+          <w:rtl/>
+        </w:rPr>
+        <w:t>)</w:t>
+      </w:r>
+      <w:r>
+        <w:rPr>
+          <w:rFonts w:ascii="Calibri" w:hAnsi="Calibri" w:cs="Calibri" w:hint="cs"/>
+          <w:rtl/>
+        </w:rPr>
+        <w:t>،</w:t>
+      </w:r>
+      <w:r>
+        <w:rPr>
+          <w:rFonts w:ascii="Calibri" w:hAnsi="Calibri" w:cs="Calibri"/>
+          <w:rtl/>
+        </w:rPr>
+        <w:t xml:space="preserve"> </w:t>
+      </w:r>
+      <w:r>
+        <w:rPr>
+          <w:rFonts w:ascii="Calibri" w:hAnsi="Calibri" w:cs="Calibri" w:hint="cs"/>
+          <w:rtl/>
+        </w:rPr>
+        <w:t>يهتز</w:t>
+      </w:r>
+      <w:r>
+        <w:rPr>
+          <w:rFonts w:ascii="Calibri" w:hAnsi="Calibri" w:cs="Calibri"/>
+          <w:rtl/>
+        </w:rPr>
+        <w:t xml:space="preserve"> </w:t>
+      </w:r>
+      <w:r>
+        <w:rPr>
+          <w:rFonts w:ascii="Calibri" w:hAnsi="Calibri" w:cs="Calibri" w:hint="cs"/>
+          <w:rtl/>
+        </w:rPr>
+        <w:t>المثلث</w:t>
+      </w:r>
+      <w:r>
+        <w:rPr>
+          <w:rFonts w:ascii="Calibri" w:hAnsi="Calibri" w:cs="Calibri"/>
+          <w:rtl/>
+        </w:rPr>
+        <w:t xml:space="preserve"> </w:t>
+      </w:r>
+      <w:r>
+        <w:rPr>
+          <w:rFonts w:ascii="Calibri" w:hAnsi="Calibri" w:cs="Calibri" w:hint="cs"/>
+          <w:rtl/>
+        </w:rPr>
+        <w:t>كله،</w:t>
+      </w:r>
+      <w:r>
+        <w:rPr>
+          <w:rFonts w:ascii="Calibri" w:hAnsi="Calibri" w:cs="Calibri"/>
+          <w:rtl/>
+        </w:rPr>
+        <w:t xml:space="preserve"> </w:t>
+      </w:r>
+      <w:r>
+        <w:rPr>
+          <w:rFonts w:ascii="Calibri" w:hAnsi="Calibri" w:cs="Calibri" w:hint="cs"/>
+          <w:rtl/>
+        </w:rPr>
+        <w:t>لأن</w:t>
+      </w:r>
+      <w:r>
+        <w:rPr>
+          <w:rFonts w:ascii="Calibri" w:hAnsi="Calibri" w:cs="Calibri"/>
+          <w:rtl/>
+        </w:rPr>
+        <w:t xml:space="preserve"> </w:t>
+      </w:r>
+      <w:r>
+        <w:rPr>
+          <w:rFonts w:ascii="Calibri" w:hAnsi="Calibri" w:cs="Calibri" w:hint="cs"/>
+          <w:rtl/>
+        </w:rPr>
+        <w:t>كل</w:t>
+      </w:r>
+      <w:r>
+        <w:rPr>
+          <w:rFonts w:ascii="Calibri" w:hAnsi="Calibri" w:cs="Calibri"/>
+          <w:rtl/>
+        </w:rPr>
+        <w:t xml:space="preserve"> </w:t>
+      </w:r>
+      <w:r>
+        <w:rPr>
+          <w:rFonts w:ascii="Calibri" w:hAnsi="Calibri" w:cs="Calibri" w:hint="cs"/>
+          <w:rtl/>
+        </w:rPr>
+        <w:t>طرف</w:t>
+      </w:r>
+      <w:r>
+        <w:rPr>
+          <w:rFonts w:ascii="Calibri" w:hAnsi="Calibri" w:cs="Calibri"/>
+          <w:rtl/>
+        </w:rPr>
+        <w:t xml:space="preserve"> </w:t>
+      </w:r>
+      <w:r>
+        <w:rPr>
+          <w:rFonts w:ascii="Calibri" w:hAnsi="Calibri" w:cs="Calibri" w:hint="cs"/>
+          <w:rtl/>
+        </w:rPr>
+        <w:t>يملك</w:t>
+      </w:r>
+      <w:r>
+        <w:rPr>
+          <w:rFonts w:ascii="Calibri" w:hAnsi="Calibri" w:cs="Calibri"/>
+          <w:rtl/>
+        </w:rPr>
+        <w:t xml:space="preserve"> </w:t>
+      </w:r>
+      <w:r>
+        <w:rPr>
+          <w:rFonts w:ascii="Calibri" w:hAnsi="Calibri" w:cs="Calibri" w:hint="cs"/>
+          <w:rtl/>
+        </w:rPr>
+        <w:t>ملفات</w:t>
+      </w:r>
+      <w:r>
+        <w:rPr>
+          <w:rFonts w:ascii="Calibri" w:hAnsi="Calibri" w:cs="Calibri"/>
+          <w:rtl/>
+        </w:rPr>
+        <w:t xml:space="preserve"> </w:t>
+      </w:r>
+      <w:r>
+        <w:rPr>
+          <w:rFonts w:ascii="Calibri" w:hAnsi="Calibri" w:cs="Calibri" w:hint="cs"/>
+          <w:rtl/>
+        </w:rPr>
+        <w:t>على</w:t>
+      </w:r>
+      <w:r>
+        <w:rPr>
+          <w:rFonts w:ascii="Calibri" w:hAnsi="Calibri" w:cs="Calibri"/>
+          <w:rtl/>
+        </w:rPr>
+        <w:t xml:space="preserve"> </w:t>
+      </w:r>
+      <w:r>
+        <w:rPr>
+          <w:rFonts w:ascii="Calibri" w:hAnsi="Calibri" w:cs="Calibri" w:hint="cs"/>
+          <w:rtl/>
+        </w:rPr>
+        <w:t>الآخرين</w:t>
+      </w:r>
+      <w:r>
+        <w:rPr>
+          <w:rFonts w:ascii="Calibri" w:hAnsi="Calibri" w:cs="Calibri"/>
+          <w:rtl/>
+        </w:rPr>
+        <w:t xml:space="preserve"> (</w:t>
+      </w:r>
+      <w:r>
+        <w:rPr>
+          <w:rFonts w:ascii="Calibri" w:hAnsi="Calibri" w:cs="Calibri" w:hint="cs"/>
+          <w:rtl/>
+        </w:rPr>
+        <w:t>رهينة</w:t>
+      </w:r>
+      <w:r>
+        <w:rPr>
+          <w:rFonts w:ascii="Calibri" w:hAnsi="Calibri" w:cs="Calibri"/>
+          <w:rtl/>
+        </w:rPr>
+        <w:t xml:space="preserve"> </w:t>
+      </w:r>
+      <w:r>
+        <w:rPr>
+          <w:rFonts w:ascii="Calibri" w:hAnsi="Calibri" w:cs="Calibri" w:hint="cs"/>
+          <w:rtl/>
+        </w:rPr>
+        <w:t>أخلاقية</w:t>
+      </w:r>
+      <w:r>
+        <w:rPr>
+          <w:rFonts w:ascii="Calibri" w:hAnsi="Calibri" w:cs="Calibri"/>
+          <w:rtl/>
+        </w:rPr>
+        <w:t xml:space="preserve">). </w:t>
+      </w:r>
+      <w:r>
+        <w:rPr>
+          <w:rFonts w:ascii="Calibri" w:hAnsi="Calibri" w:cs="Calibri" w:hint="cs"/>
+          <w:rtl/>
+        </w:rPr>
+        <w:t>ووراءهم</w:t>
+      </w:r>
+      <w:r>
+        <w:rPr>
+          <w:rFonts w:ascii="Calibri" w:hAnsi="Calibri" w:cs="Calibri"/>
+          <w:rtl/>
+        </w:rPr>
+        <w:t xml:space="preserve"> </w:t>
+      </w:r>
+      <w:r>
+        <w:rPr>
+          <w:rFonts w:ascii="Calibri" w:hAnsi="Calibri" w:cs="Calibri" w:hint="cs"/>
+          <w:rtl/>
+        </w:rPr>
+        <w:t>دائماً</w:t>
+      </w:r>
+      <w:r>
+        <w:rPr>
+          <w:rFonts w:ascii="Calibri" w:hAnsi="Calibri" w:cs="Calibri"/>
+          <w:rtl/>
+        </w:rPr>
+        <w:t xml:space="preserve"> "</w:t>
+      </w:r>
+      <w:proofErr w:type="spellStart"/>
+      <w:r>
+        <w:rPr>
+          <w:rFonts w:ascii="Calibri" w:hAnsi="Calibri" w:cs="Calibri" w:hint="cs"/>
+          <w:rtl/>
+        </w:rPr>
+        <w:t>الآل</w:t>
+      </w:r>
+      <w:proofErr w:type="spellEnd"/>
+      <w:r>
+        <w:rPr>
+          <w:rFonts w:ascii="Calibri" w:hAnsi="Calibri" w:cs="Calibri"/>
+          <w:rtl/>
+        </w:rPr>
+        <w:t xml:space="preserve">": </w:t>
+      </w:r>
+      <w:r>
+        <w:rPr>
+          <w:rFonts w:ascii="Calibri" w:hAnsi="Calibri" w:cs="Calibri" w:hint="cs"/>
+          <w:rtl/>
+        </w:rPr>
+        <w:t>الأتباع،</w:t>
+      </w:r>
+      <w:r>
+        <w:rPr>
+          <w:rFonts w:ascii="Calibri" w:hAnsi="Calibri" w:cs="Calibri"/>
+          <w:rtl/>
+        </w:rPr>
+        <w:t xml:space="preserve"> </w:t>
+      </w:r>
+      <w:r>
+        <w:rPr>
+          <w:rFonts w:ascii="Calibri" w:hAnsi="Calibri" w:cs="Calibri" w:hint="cs"/>
+          <w:rtl/>
+        </w:rPr>
+        <w:t>الحاشية،</w:t>
+      </w:r>
+      <w:r>
+        <w:rPr>
+          <w:rFonts w:ascii="Calibri" w:hAnsi="Calibri" w:cs="Calibri"/>
+          <w:rtl/>
+        </w:rPr>
+        <w:t xml:space="preserve"> </w:t>
+      </w:r>
+      <w:r>
+        <w:rPr>
+          <w:rFonts w:ascii="Calibri" w:hAnsi="Calibri" w:cs="Calibri" w:hint="cs"/>
+          <w:rtl/>
+        </w:rPr>
+        <w:t>المستفيدون</w:t>
+      </w:r>
+      <w:r>
+        <w:rPr>
+          <w:rFonts w:ascii="Calibri" w:hAnsi="Calibri" w:cs="Calibri"/>
+          <w:rtl/>
+        </w:rPr>
+        <w:t xml:space="preserve"> </w:t>
+      </w:r>
+      <w:r>
+        <w:rPr>
+          <w:rFonts w:ascii="Calibri" w:hAnsi="Calibri" w:cs="Calibri" w:hint="cs"/>
+          <w:rtl/>
+        </w:rPr>
+        <w:t>الصامتون،</w:t>
+      </w:r>
+      <w:r>
+        <w:rPr>
+          <w:rFonts w:ascii="Calibri" w:hAnsi="Calibri" w:cs="Calibri"/>
+          <w:rtl/>
+        </w:rPr>
+        <w:t xml:space="preserve"> </w:t>
+      </w:r>
+      <w:r>
+        <w:rPr>
+          <w:rFonts w:ascii="Calibri" w:hAnsi="Calibri" w:cs="Calibri" w:hint="cs"/>
+          <w:rtl/>
+        </w:rPr>
+        <w:t>الذين</w:t>
+      </w:r>
+      <w:r>
+        <w:rPr>
+          <w:rFonts w:ascii="Calibri" w:hAnsi="Calibri" w:cs="Calibri"/>
+          <w:rtl/>
+        </w:rPr>
+        <w:t xml:space="preserve"> </w:t>
+      </w:r>
+      <w:r>
+        <w:rPr>
+          <w:rFonts w:ascii="Calibri" w:hAnsi="Calibri" w:cs="Calibri" w:hint="cs"/>
+          <w:rtl/>
+        </w:rPr>
+        <w:t>يمدون</w:t>
+      </w:r>
+      <w:r>
+        <w:rPr>
+          <w:rFonts w:ascii="Calibri" w:hAnsi="Calibri" w:cs="Calibri"/>
+          <w:rtl/>
+        </w:rPr>
+        <w:t xml:space="preserve"> </w:t>
+      </w:r>
+      <w:r>
+        <w:rPr>
+          <w:rFonts w:ascii="Calibri" w:hAnsi="Calibri" w:cs="Calibri" w:hint="cs"/>
+          <w:rtl/>
+        </w:rPr>
+        <w:t>المنظومة</w:t>
+      </w:r>
+      <w:r>
+        <w:rPr>
+          <w:rFonts w:ascii="Calibri" w:hAnsi="Calibri" w:cs="Calibri"/>
+          <w:rtl/>
+        </w:rPr>
+        <w:t xml:space="preserve"> </w:t>
+      </w:r>
+      <w:r>
+        <w:rPr>
+          <w:rFonts w:ascii="Calibri" w:hAnsi="Calibri" w:cs="Calibri" w:hint="cs"/>
+          <w:rtl/>
+        </w:rPr>
+        <w:t>بعمر</w:t>
+      </w:r>
+      <w:r>
+        <w:rPr>
+          <w:rFonts w:ascii="Calibri" w:hAnsi="Calibri" w:cs="Calibri"/>
+          <w:rtl/>
+        </w:rPr>
+        <w:t xml:space="preserve"> </w:t>
+      </w:r>
+      <w:r>
+        <w:rPr>
+          <w:rFonts w:ascii="Calibri" w:hAnsi="Calibri" w:cs="Calibri" w:hint="cs"/>
+          <w:rtl/>
+        </w:rPr>
+        <w:t>إضافي،</w:t>
+      </w:r>
+      <w:r>
+        <w:rPr>
+          <w:rFonts w:ascii="Calibri" w:hAnsi="Calibri" w:cs="Calibri"/>
+          <w:rtl/>
+        </w:rPr>
+        <w:t xml:space="preserve"> </w:t>
+      </w:r>
+      <w:r>
+        <w:rPr>
+          <w:rFonts w:ascii="Calibri" w:hAnsi="Calibri" w:cs="Calibri" w:hint="cs"/>
+          <w:rtl/>
+        </w:rPr>
+        <w:t>ويحاسبون</w:t>
+      </w:r>
+      <w:r>
+        <w:rPr>
+          <w:rFonts w:ascii="Calibri" w:hAnsi="Calibri" w:cs="Calibri"/>
+          <w:rtl/>
+        </w:rPr>
+        <w:t xml:space="preserve"> </w:t>
+      </w:r>
+      <w:r>
+        <w:rPr>
+          <w:rFonts w:ascii="Calibri" w:hAnsi="Calibri" w:cs="Calibri" w:hint="cs"/>
+          <w:rtl/>
+        </w:rPr>
+        <w:t>مع</w:t>
+      </w:r>
+      <w:r>
+        <w:rPr>
+          <w:rFonts w:ascii="Calibri" w:hAnsi="Calibri" w:cs="Calibri"/>
+          <w:rtl/>
+        </w:rPr>
+        <w:t xml:space="preserve"> </w:t>
+      </w:r>
+      <w:r>
+        <w:rPr>
+          <w:rFonts w:ascii="Calibri" w:hAnsi="Calibri" w:cs="Calibri" w:hint="cs"/>
+          <w:rtl/>
+        </w:rPr>
+        <w:t>رؤوسها</w:t>
+      </w:r>
+      <w:r>
+        <w:rPr>
+          <w:rFonts w:ascii="Calibri" w:hAnsi="Calibri" w:cs="Calibri"/>
+          <w:rtl/>
+        </w:rPr>
+        <w:t xml:space="preserve"> </w:t>
+      </w:r>
+      <w:r>
+        <w:rPr>
+          <w:rFonts w:ascii="Calibri" w:hAnsi="Calibri" w:cs="Calibri" w:hint="cs"/>
+          <w:rtl/>
+        </w:rPr>
+        <w:t>يوم</w:t>
+      </w:r>
+      <w:r>
+        <w:rPr>
+          <w:rFonts w:ascii="Calibri" w:hAnsi="Calibri" w:cs="Calibri"/>
+          <w:rtl/>
+        </w:rPr>
+        <w:t xml:space="preserve"> </w:t>
+      </w:r>
+      <w:r>
+        <w:rPr>
+          <w:rFonts w:ascii="Calibri" w:hAnsi="Calibri" w:cs="Calibri" w:hint="cs"/>
+          <w:rtl/>
+        </w:rPr>
+        <w:t>القيامة</w:t>
+      </w:r>
+      <w:r>
+        <w:rPr>
+          <w:rFonts w:ascii="Calibri" w:hAnsi="Calibri" w:cs="Calibri"/>
+          <w:rtl/>
+        </w:rPr>
+        <w:t xml:space="preserve">: </w:t>
+      </w:r>
+      <w:r>
+        <w:rPr>
+          <w:rFonts w:ascii="Calibri" w:hAnsi="Calibri" w:cs="Calibri"/>
+          <w:rtl/>
+        </w:rPr>
+        <w:t xml:space="preserve"> "</w:t>
+      </w:r>
+      <w:r>
+        <w:rPr>
+          <w:rFonts w:ascii="Calibri" w:hAnsi="Calibri" w:cs="Calibri"/>
+          <w:rtl/>
+        </w:rPr>
+        <w:t>﴿</w:t>
+      </w:r>
+      <w:r>
+        <w:rPr>
+          <w:rFonts w:ascii="Calibri" w:hAnsi="Calibri" w:cs="Calibri" w:hint="cs"/>
+          <w:rtl/>
+        </w:rPr>
+        <w:t>أَدْخِلُوا</w:t>
+      </w:r>
+      <w:r>
+        <w:rPr>
+          <w:rFonts w:ascii="Calibri" w:hAnsi="Calibri" w:cs="Calibri"/>
+          <w:rtl/>
+        </w:rPr>
+        <w:t xml:space="preserve"> </w:t>
+      </w:r>
+      <w:r>
+        <w:rPr>
+          <w:rFonts w:ascii="Calibri" w:hAnsi="Calibri" w:cs="Calibri" w:hint="cs"/>
+          <w:rtl/>
+        </w:rPr>
+        <w:t>آلَ</w:t>
+      </w:r>
+      <w:r>
+        <w:rPr>
+          <w:rFonts w:ascii="Calibri" w:hAnsi="Calibri" w:cs="Calibri"/>
+          <w:rtl/>
+        </w:rPr>
+        <w:t xml:space="preserve"> </w:t>
+      </w:r>
+      <w:r>
+        <w:rPr>
+          <w:rFonts w:ascii="Calibri" w:hAnsi="Calibri" w:cs="Calibri" w:hint="cs"/>
+          <w:rtl/>
+        </w:rPr>
+        <w:t>فِرْعَوْنَ</w:t>
+      </w:r>
+      <w:r>
+        <w:rPr>
+          <w:rFonts w:ascii="Calibri" w:hAnsi="Calibri" w:cs="Calibri"/>
+          <w:rtl/>
+        </w:rPr>
+        <w:t xml:space="preserve"> </w:t>
+      </w:r>
+      <w:r>
+        <w:rPr>
+          <w:rFonts w:ascii="Calibri" w:hAnsi="Calibri" w:cs="Calibri" w:hint="cs"/>
+          <w:rtl/>
+        </w:rPr>
+        <w:t>أَشَدَّ</w:t>
+      </w:r>
+      <w:r>
+        <w:rPr>
+          <w:rFonts w:ascii="Calibri" w:hAnsi="Calibri" w:cs="Calibri"/>
+          <w:rtl/>
+        </w:rPr>
+        <w:t xml:space="preserve"> </w:t>
+      </w:r>
+      <w:r>
+        <w:rPr>
+          <w:rFonts w:ascii="Calibri" w:hAnsi="Calibri" w:cs="Calibri" w:hint="cs"/>
+          <w:rtl/>
+        </w:rPr>
+        <w:t>الْعَذَابِ</w:t>
+      </w:r>
+      <w:r>
+        <w:rPr>
+          <w:rFonts w:ascii="Calibri" w:hAnsi="Calibri" w:cs="Calibri"/>
+          <w:rtl/>
+        </w:rPr>
+        <w:t>﴾</w:t>
+      </w:r>
+      <w:r>
+        <w:rPr>
+          <w:rFonts w:ascii="Calibri" w:hAnsi="Calibri" w:cs="Calibri"/>
+          <w:rtl/>
+        </w:rPr>
+        <w:t xml:space="preserve"> "</w:t>
+      </w:r>
+      <w:r>
+        <w:rPr>
+          <w:rFonts w:ascii="Calibri" w:hAnsi="Calibri" w:cs="Calibri"/>
+          <w:rtl/>
+        </w:rPr>
+        <w:t xml:space="preserve"> (</w:t>
+      </w:r>
+      <w:r>
+        <w:rPr>
+          <w:rFonts w:ascii="Calibri" w:hAnsi="Calibri" w:cs="Calibri" w:hint="cs"/>
+          <w:rtl/>
+        </w:rPr>
+        <w:t>غافر</w:t>
+      </w:r>
+      <w:r>
+        <w:rPr>
+          <w:rFonts w:ascii="Calibri" w:hAnsi="Calibri" w:cs="Calibri"/>
+          <w:rtl/>
+        </w:rPr>
+        <w:t>: 46).</w:t>
+      </w:r>
+    </w:p>
+    <w:p>
+      <w:pPr>
+        <w:spacing w:line="360" w:lineRule="auto"/>
+        <w:rPr>
+          <w:rFonts w:ascii="Calibri" w:hAnsi="Calibri" w:cs="Calibri"/>
+          <w:rtl/>
+        </w:rPr>
+      </w:pPr>
+    </w:p>
+    <w:p>
+      <w:pPr>
+        <w:spacing w:line="360" w:lineRule="auto"/>
+        <w:rPr>
+          <w:rFonts w:ascii="Calibri" w:hAnsi="Calibri" w:cs="Calibri"/>
+          <w:b/>
+          <w:bCs/>
+          <w:rtl/>
+        </w:rPr>
+      </w:pPr>
+      <w:r>
+        <w:rPr>
+          <w:rFonts w:ascii="Calibri" w:hAnsi="Calibri" w:cs="Calibri" w:hint="cs"/>
+          <w:b/>
+          <w:bCs/>
+          <w:rtl/>
+        </w:rPr>
+        <w:t>تكرار</w:t>
+      </w:r>
+      <w:r>
+        <w:rPr>
+          <w:rFonts w:ascii="Calibri" w:hAnsi="Calibri" w:cs="Calibri"/>
+          <w:b/>
+          <w:bCs/>
+          <w:rtl/>
+        </w:rPr>
+        <w:t xml:space="preserve"> </w:t>
+      </w:r>
+      <w:r>
+        <w:rPr>
+          <w:rFonts w:ascii="Calibri" w:hAnsi="Calibri" w:cs="Calibri" w:hint="cs"/>
+          <w:b/>
+          <w:bCs/>
+          <w:rtl/>
+        </w:rPr>
+        <w:t>المثلث</w:t>
+      </w:r>
+      <w:r>
+        <w:rPr>
+          <w:rFonts w:ascii="Calibri" w:hAnsi="Calibri" w:cs="Calibri"/>
+          <w:b/>
+          <w:bCs/>
+          <w:rtl/>
+        </w:rPr>
+        <w:t xml:space="preserve"> </w:t>
+      </w:r>
+      <w:r>
+        <w:rPr>
+          <w:rFonts w:ascii="Calibri" w:hAnsi="Calibri" w:cs="Calibri" w:hint="cs"/>
+          <w:b/>
+          <w:bCs/>
+          <w:rtl/>
+        </w:rPr>
+        <w:t>في</w:t>
+      </w:r>
+      <w:r>
+        <w:rPr>
+          <w:rFonts w:ascii="Calibri" w:hAnsi="Calibri" w:cs="Calibri"/>
+          <w:b/>
+          <w:bCs/>
+          <w:rtl/>
+        </w:rPr>
+        <w:t xml:space="preserve"> </w:t>
+      </w:r>
+      <w:r>
+        <w:rPr>
+          <w:rFonts w:ascii="Calibri" w:hAnsi="Calibri" w:cs="Calibri" w:hint="cs"/>
+          <w:b/>
+          <w:bCs/>
+          <w:rtl/>
+        </w:rPr>
+        <w:t>عصرنا</w:t>
+      </w:r>
+    </w:p>
+    <w:p>
+      <w:pPr>
+        <w:spacing w:line="360" w:lineRule="auto"/>
+        <w:rPr>
+          <w:rFonts w:ascii="Calibri" w:hAnsi="Calibri" w:cs="Calibri"/>
+          <w:rtl/>
+        </w:rPr>
+      </w:pPr>
+      <w:r>
+        <w:rPr>
+          <w:rFonts w:ascii="Calibri" w:hAnsi="Calibri" w:cs="Calibri" w:hint="cs"/>
+          <w:rtl/>
+        </w:rPr>
+        <w:t>هذا</w:t>
+      </w:r>
+      <w:r>
+        <w:rPr>
+          <w:rFonts w:ascii="Calibri" w:hAnsi="Calibri" w:cs="Calibri"/>
+          <w:rtl/>
+        </w:rPr>
+        <w:t xml:space="preserve"> </w:t>
+      </w:r>
+      <w:r>
+        <w:rPr>
+          <w:rFonts w:ascii="Calibri" w:hAnsi="Calibri" w:cs="Calibri" w:hint="cs"/>
+          <w:rtl/>
+        </w:rPr>
+        <w:t>النموذج</w:t>
+      </w:r>
+      <w:r>
+        <w:rPr>
+          <w:rFonts w:ascii="Calibri" w:hAnsi="Calibri" w:cs="Calibri"/>
+          <w:rtl/>
+        </w:rPr>
+        <w:t xml:space="preserve"> </w:t>
+      </w:r>
+      <w:r>
+        <w:rPr>
+          <w:rFonts w:ascii="Calibri" w:hAnsi="Calibri" w:cs="Calibri" w:hint="cs"/>
+          <w:rtl/>
+        </w:rPr>
+        <w:t>ليس</w:t>
+      </w:r>
+      <w:r>
+        <w:rPr>
+          <w:rFonts w:ascii="Calibri" w:hAnsi="Calibri" w:cs="Calibri"/>
+          <w:rtl/>
+        </w:rPr>
+        <w:t xml:space="preserve"> </w:t>
+      </w:r>
+      <w:r>
+        <w:rPr>
+          <w:rFonts w:ascii="Calibri" w:hAnsi="Calibri" w:cs="Calibri" w:hint="cs"/>
+          <w:rtl/>
+        </w:rPr>
+        <w:t>تاريخياً</w:t>
+      </w:r>
+      <w:r>
+        <w:rPr>
+          <w:rFonts w:ascii="Calibri" w:hAnsi="Calibri" w:cs="Calibri"/>
+          <w:rtl/>
+        </w:rPr>
+        <w:t xml:space="preserve"> </w:t>
+      </w:r>
+      <w:r>
+        <w:rPr>
+          <w:rFonts w:ascii="Calibri" w:hAnsi="Calibri" w:cs="Calibri" w:hint="cs"/>
+          <w:rtl/>
+        </w:rPr>
+        <w:t>فقط؛</w:t>
+      </w:r>
+      <w:r>
+        <w:rPr>
+          <w:rFonts w:ascii="Calibri" w:hAnsi="Calibri" w:cs="Calibri"/>
+          <w:rtl/>
+        </w:rPr>
+        <w:t xml:space="preserve"> </w:t>
+      </w:r>
+      <w:r>
+        <w:rPr>
+          <w:rFonts w:ascii="Calibri" w:hAnsi="Calibri" w:cs="Calibri" w:hint="cs"/>
+          <w:rtl/>
+        </w:rPr>
+        <w:t>هو</w:t>
+      </w:r>
+      <w:r>
+        <w:rPr>
+          <w:rFonts w:ascii="Calibri" w:hAnsi="Calibri" w:cs="Calibri"/>
+          <w:rtl/>
+        </w:rPr>
+        <w:t xml:space="preserve"> </w:t>
+      </w:r>
+      <w:r>
+        <w:rPr>
+          <w:rFonts w:ascii="Calibri" w:hAnsi="Calibri" w:cs="Calibri" w:hint="cs"/>
+          <w:rtl/>
+        </w:rPr>
+        <w:t>ظاهرة</w:t>
+      </w:r>
+      <w:r>
+        <w:rPr>
+          <w:rFonts w:ascii="Calibri" w:hAnsi="Calibri" w:cs="Calibri"/>
+          <w:rtl/>
+        </w:rPr>
+        <w:t xml:space="preserve"> </w:t>
+      </w:r>
+      <w:r>
+        <w:rPr>
+          <w:rFonts w:ascii="Calibri" w:hAnsi="Calibri" w:cs="Calibri" w:hint="cs"/>
+          <w:rtl/>
+        </w:rPr>
+        <w:t>تتكرر</w:t>
+      </w:r>
+      <w:r>
+        <w:rPr>
+          <w:rFonts w:ascii="Calibri" w:hAnsi="Calibri" w:cs="Calibri"/>
+          <w:rtl/>
+        </w:rPr>
+        <w:t xml:space="preserve"> </w:t>
+      </w:r>
+      <w:r>
+        <w:rPr>
+          <w:rFonts w:ascii="Calibri" w:hAnsi="Calibri" w:cs="Calibri" w:hint="cs"/>
+          <w:rtl/>
+        </w:rPr>
+        <w:t>كلما</w:t>
+      </w:r>
+      <w:r>
+        <w:rPr>
+          <w:rFonts w:ascii="Calibri" w:hAnsi="Calibri" w:cs="Calibri"/>
+          <w:rtl/>
+        </w:rPr>
+        <w:t xml:space="preserve"> </w:t>
+      </w:r>
+      <w:r>
+        <w:rPr>
+          <w:rFonts w:ascii="Calibri" w:hAnsi="Calibri" w:cs="Calibri" w:hint="cs"/>
+          <w:rtl/>
+        </w:rPr>
+        <w:t>غاب</w:t>
+      </w:r>
+      <w:r>
+        <w:rPr>
+          <w:rFonts w:ascii="Calibri" w:hAnsi="Calibri" w:cs="Calibri"/>
+          <w:rtl/>
+        </w:rPr>
+        <w:t xml:space="preserve"> </w:t>
+      </w:r>
+      <w:r>
+        <w:rPr>
+          <w:rFonts w:ascii="Calibri" w:hAnsi="Calibri" w:cs="Calibri" w:hint="cs"/>
+          <w:rtl/>
+        </w:rPr>
+        <w:t>الوعي</w:t>
+      </w:r>
+      <w:r>
+        <w:rPr>
+          <w:rFonts w:ascii="Calibri" w:hAnsi="Calibri" w:cs="Calibri"/>
+          <w:rtl/>
+        </w:rPr>
+        <w:t xml:space="preserve"> </w:t>
+      </w:r>
+      <w:r>
+        <w:rPr>
+          <w:rFonts w:ascii="Calibri" w:hAnsi="Calibri" w:cs="Calibri" w:hint="cs"/>
+          <w:rtl/>
+        </w:rPr>
+        <w:t>الاجتماعي</w:t>
+      </w:r>
+      <w:r>
+        <w:rPr>
+          <w:rFonts w:ascii="Calibri" w:hAnsi="Calibri" w:cs="Calibri"/>
+          <w:rtl/>
+        </w:rPr>
+        <w:t>:</w:t>
+      </w:r>
+    </w:p>
+    <w:p>
+      <w:pPr>
+        <w:spacing w:line="360" w:lineRule="auto"/>
+        <w:rPr>
+          <w:rFonts w:ascii="Calibri" w:hAnsi="Calibri" w:cs="Calibri"/>
+          <w:rtl/>
+        </w:rPr>
+      </w:pPr>
+      <w:r>
+        <w:rPr>
+          <w:rFonts w:ascii="Calibri" w:hAnsi="Calibri" w:cs="Calibri"/>
+          <w:rtl/>
+        </w:rPr>
+        <w:t xml:space="preserve">- </w:t>
+      </w:r>
+      <w:r>
+        <w:rPr>
+          <w:rFonts w:ascii="Calibri" w:hAnsi="Calibri" w:cs="Calibri" w:hint="cs"/>
+          <w:rtl/>
+        </w:rPr>
+        <w:t>سلطات</w:t>
+      </w:r>
+      <w:r>
+        <w:rPr>
+          <w:rFonts w:ascii="Calibri" w:hAnsi="Calibri" w:cs="Calibri"/>
+          <w:rtl/>
+        </w:rPr>
+        <w:t xml:space="preserve"> </w:t>
+      </w:r>
+      <w:r>
+        <w:rPr>
+          <w:rFonts w:ascii="Calibri" w:hAnsi="Calibri" w:cs="Calibri" w:hint="cs"/>
+          <w:rtl/>
+        </w:rPr>
+        <w:t>تستبد</w:t>
+      </w:r>
+      <w:r>
+        <w:rPr>
+          <w:rFonts w:ascii="Calibri" w:hAnsi="Calibri" w:cs="Calibri"/>
+          <w:rtl/>
+        </w:rPr>
+        <w:t xml:space="preserve"> </w:t>
+      </w:r>
+      <w:r>
+        <w:rPr>
+          <w:rFonts w:ascii="Calibri" w:hAnsi="Calibri" w:cs="Calibri" w:hint="cs"/>
+          <w:rtl/>
+        </w:rPr>
+        <w:t>وتسرق</w:t>
+      </w:r>
+      <w:r>
+        <w:rPr>
+          <w:rFonts w:ascii="Calibri" w:hAnsi="Calibri" w:cs="Calibri"/>
+          <w:rtl/>
+        </w:rPr>
+        <w:t xml:space="preserve"> </w:t>
+      </w:r>
+      <w:r>
+        <w:rPr>
+          <w:rFonts w:ascii="Calibri" w:hAnsi="Calibri" w:cs="Calibri" w:hint="cs"/>
+          <w:rtl/>
+        </w:rPr>
+        <w:t>تحت</w:t>
+      </w:r>
+      <w:r>
+        <w:rPr>
+          <w:rFonts w:ascii="Calibri" w:hAnsi="Calibri" w:cs="Calibri"/>
+          <w:rtl/>
+        </w:rPr>
+        <w:t xml:space="preserve"> </w:t>
+      </w:r>
+      <w:r>
+        <w:rPr>
+          <w:rFonts w:ascii="Calibri" w:hAnsi="Calibri" w:cs="Calibri" w:hint="cs"/>
+          <w:rtl/>
+        </w:rPr>
+        <w:t>شعارات</w:t>
+      </w:r>
+      <w:r>
+        <w:rPr>
+          <w:rFonts w:ascii="Calibri" w:hAnsi="Calibri" w:cs="Calibri"/>
+          <w:rtl/>
+        </w:rPr>
+        <w:t xml:space="preserve"> </w:t>
+      </w:r>
+      <w:r>
+        <w:rPr>
+          <w:rFonts w:ascii="Calibri" w:hAnsi="Calibri" w:cs="Calibri" w:hint="cs"/>
+          <w:rtl/>
+        </w:rPr>
+        <w:t>براقة</w:t>
+      </w:r>
+      <w:r>
+        <w:rPr>
+          <w:rFonts w:ascii="Calibri" w:hAnsi="Calibri" w:cs="Calibri"/>
+          <w:rtl/>
+        </w:rPr>
+        <w:t>.</w:t>
+      </w:r>
+    </w:p>
+    <w:p>
+      <w:pPr>
+        <w:spacing w:line="360" w:lineRule="auto"/>
+        <w:rPr>
+          <w:rFonts w:ascii="Calibri" w:hAnsi="Calibri" w:cs="Calibri"/>
+          <w:rtl/>
+        </w:rPr>
+      </w:pPr>
+      <w:r>
+        <w:rPr>
+          <w:rFonts w:ascii="Calibri" w:hAnsi="Calibri" w:cs="Calibri"/>
+          <w:rtl/>
+        </w:rPr>
+        <w:t xml:space="preserve">- </w:t>
+      </w:r>
+      <w:r>
+        <w:rPr>
+          <w:rFonts w:ascii="Calibri" w:hAnsi="Calibri" w:cs="Calibri" w:hint="cs"/>
+          <w:rtl/>
+        </w:rPr>
+        <w:t>أثرياء</w:t>
+      </w:r>
+      <w:r>
+        <w:rPr>
+          <w:rFonts w:ascii="Calibri" w:hAnsi="Calibri" w:cs="Calibri"/>
+          <w:rtl/>
+        </w:rPr>
+        <w:t xml:space="preserve"> </w:t>
+      </w:r>
+      <w:r>
+        <w:rPr>
+          <w:rFonts w:ascii="Calibri" w:hAnsi="Calibri" w:cs="Calibri" w:hint="cs"/>
+          <w:rtl/>
+        </w:rPr>
+        <w:t>يشترون</w:t>
+      </w:r>
+      <w:r>
+        <w:rPr>
+          <w:rFonts w:ascii="Calibri" w:hAnsi="Calibri" w:cs="Calibri"/>
+          <w:rtl/>
+        </w:rPr>
+        <w:t xml:space="preserve"> </w:t>
+      </w:r>
+      <w:r>
+        <w:rPr>
+          <w:rFonts w:ascii="Calibri" w:hAnsi="Calibri" w:cs="Calibri" w:hint="cs"/>
+          <w:rtl/>
+        </w:rPr>
+        <w:t>النفوذ</w:t>
+      </w:r>
+      <w:r>
+        <w:rPr>
+          <w:rFonts w:ascii="Calibri" w:hAnsi="Calibri" w:cs="Calibri"/>
+          <w:rtl/>
+        </w:rPr>
+        <w:t xml:space="preserve"> </w:t>
+      </w:r>
+      <w:r>
+        <w:rPr>
+          <w:rFonts w:ascii="Calibri" w:hAnsi="Calibri" w:cs="Calibri" w:hint="cs"/>
+          <w:rtl/>
+        </w:rPr>
+        <w:t>ويستغلون</w:t>
+      </w:r>
+      <w:r>
+        <w:rPr>
+          <w:rFonts w:ascii="Calibri" w:hAnsi="Calibri" w:cs="Calibri"/>
+          <w:rtl/>
+        </w:rPr>
+        <w:t xml:space="preserve"> </w:t>
+      </w:r>
+      <w:r>
+        <w:rPr>
+          <w:rFonts w:ascii="Calibri" w:hAnsi="Calibri" w:cs="Calibri" w:hint="cs"/>
+          <w:rtl/>
+        </w:rPr>
+        <w:t>الشعوب</w:t>
+      </w:r>
+      <w:r>
+        <w:rPr>
+          <w:rFonts w:ascii="Calibri" w:hAnsi="Calibri" w:cs="Calibri"/>
+          <w:rtl/>
+        </w:rPr>
+        <w:t>.</w:t>
+      </w:r>
+    </w:p>
+    <w:p>
+      <w:pPr>
+        <w:spacing w:line="360" w:lineRule="auto"/>
+        <w:rPr>
+          <w:rFonts w:ascii="Calibri" w:hAnsi="Calibri" w:cs="Calibri"/>
+          <w:rtl/>
+        </w:rPr>
+      </w:pPr>
+      <w:r>
+        <w:rPr>
+          <w:rFonts w:ascii="Calibri" w:hAnsi="Calibri" w:cs="Calibri"/>
+          <w:rtl/>
+        </w:rPr>
+        <w:t xml:space="preserve">- </w:t>
+      </w:r>
+      <w:r>
+        <w:rPr>
+          <w:rFonts w:ascii="Calibri" w:hAnsi="Calibri" w:cs="Calibri" w:hint="cs"/>
+          <w:rtl/>
+        </w:rPr>
+        <w:t>مثقفون</w:t>
+      </w:r>
+      <w:r>
+        <w:rPr>
+          <w:rFonts w:ascii="Calibri" w:hAnsi="Calibri" w:cs="Calibri"/>
+          <w:rtl/>
+        </w:rPr>
+        <w:t xml:space="preserve"> </w:t>
+      </w:r>
+      <w:r>
+        <w:rPr>
+          <w:rFonts w:ascii="Calibri" w:hAnsi="Calibri" w:cs="Calibri" w:hint="cs"/>
+          <w:rtl/>
+        </w:rPr>
+        <w:t>وإعلاميون</w:t>
+      </w:r>
+      <w:r>
+        <w:rPr>
+          <w:rFonts w:ascii="Calibri" w:hAnsi="Calibri" w:cs="Calibri"/>
+          <w:rtl/>
+        </w:rPr>
+        <w:t xml:space="preserve"> </w:t>
+      </w:r>
+      <w:r>
+        <w:rPr>
+          <w:rFonts w:ascii="Calibri" w:hAnsi="Calibri" w:cs="Calibri" w:hint="cs"/>
+          <w:rtl/>
+        </w:rPr>
+        <w:t>ودعاة</w:t>
+      </w:r>
+      <w:r>
+        <w:rPr>
+          <w:rFonts w:ascii="Calibri" w:hAnsi="Calibri" w:cs="Calibri"/>
+          <w:rtl/>
+        </w:rPr>
+        <w:t xml:space="preserve"> </w:t>
+      </w:r>
+      <w:r>
+        <w:rPr>
+          <w:rFonts w:ascii="Calibri" w:hAnsi="Calibri" w:cs="Calibri" w:hint="cs"/>
+          <w:rtl/>
+        </w:rPr>
+        <w:t>يزيّنون</w:t>
+      </w:r>
+      <w:r>
+        <w:rPr>
+          <w:rFonts w:ascii="Calibri" w:hAnsi="Calibri" w:cs="Calibri"/>
+          <w:rtl/>
+        </w:rPr>
+        <w:t xml:space="preserve"> </w:t>
+      </w:r>
+      <w:r>
+        <w:rPr>
+          <w:rFonts w:ascii="Calibri" w:hAnsi="Calibri" w:cs="Calibri" w:hint="cs"/>
+          <w:rtl/>
+        </w:rPr>
+        <w:t>الفساد</w:t>
+      </w:r>
+      <w:r>
+        <w:rPr>
+          <w:rFonts w:ascii="Calibri" w:hAnsi="Calibri" w:cs="Calibri"/>
+          <w:rtl/>
+        </w:rPr>
+        <w:t xml:space="preserve"> </w:t>
+      </w:r>
+      <w:r>
+        <w:rPr>
+          <w:rFonts w:ascii="Calibri" w:hAnsi="Calibri" w:cs="Calibri" w:hint="cs"/>
+          <w:rtl/>
+        </w:rPr>
+        <w:t>باسم</w:t>
+      </w:r>
+      <w:r>
+        <w:rPr>
+          <w:rFonts w:ascii="Calibri" w:hAnsi="Calibri" w:cs="Calibri"/>
+          <w:rtl/>
+        </w:rPr>
+        <w:t xml:space="preserve"> </w:t>
+      </w:r>
+      <w:r>
+        <w:rPr>
+          <w:rFonts w:ascii="Calibri" w:hAnsi="Calibri" w:cs="Calibri" w:hint="cs"/>
+          <w:rtl/>
+        </w:rPr>
+        <w:t>الدين</w:t>
+      </w:r>
+      <w:r>
+        <w:rPr>
+          <w:rFonts w:ascii="Calibri" w:hAnsi="Calibri" w:cs="Calibri"/>
+          <w:rtl/>
+        </w:rPr>
+        <w:t xml:space="preserve"> </w:t>
+      </w:r>
+      <w:r>
+        <w:rPr>
+          <w:rFonts w:ascii="Calibri" w:hAnsi="Calibri" w:cs="Calibri" w:hint="cs"/>
+          <w:rtl/>
+        </w:rPr>
+        <w:t>أو</w:t>
+      </w:r>
+      <w:r>
+        <w:rPr>
+          <w:rFonts w:ascii="Calibri" w:hAnsi="Calibri" w:cs="Calibri"/>
+          <w:rtl/>
+        </w:rPr>
+        <w:t xml:space="preserve"> </w:t>
+      </w:r>
+      <w:r>
+        <w:rPr>
+          <w:rFonts w:ascii="Calibri" w:hAnsi="Calibri" w:cs="Calibri" w:hint="cs"/>
+          <w:rtl/>
+        </w:rPr>
+        <w:t>الوطنية</w:t>
+      </w:r>
+      <w:r>
+        <w:rPr>
+          <w:rFonts w:ascii="Calibri" w:hAnsi="Calibri" w:cs="Calibri"/>
+          <w:rtl/>
+        </w:rPr>
+        <w:t xml:space="preserve"> </w:t>
+      </w:r>
+      <w:r>
+        <w:rPr>
+          <w:rFonts w:ascii="Calibri" w:hAnsi="Calibri" w:cs="Calibri" w:hint="cs"/>
+          <w:rtl/>
+        </w:rPr>
+        <w:t>أو</w:t>
+      </w:r>
+      <w:r>
+        <w:rPr>
+          <w:rFonts w:ascii="Calibri" w:hAnsi="Calibri" w:cs="Calibri"/>
+          <w:rtl/>
+        </w:rPr>
+        <w:t xml:space="preserve"> </w:t>
+      </w:r>
+      <w:r>
+        <w:rPr>
+          <w:rFonts w:ascii="Calibri" w:hAnsi="Calibri" w:cs="Calibri" w:hint="cs"/>
+          <w:rtl/>
+        </w:rPr>
+        <w:t>التقدم</w:t>
+      </w:r>
+      <w:r>
+        <w:rPr>
+          <w:rFonts w:ascii="Calibri" w:hAnsi="Calibri" w:cs="Calibri"/>
+          <w:rtl/>
+        </w:rPr>
+        <w:t>.</w:t>
+      </w:r>
+    </w:p>
+    <w:p>
+      <w:pPr>
+        <w:spacing w:line="360" w:lineRule="auto"/>
+        <w:rPr>
+          <w:rFonts w:ascii="Calibri" w:hAnsi="Calibri" w:cs="Calibri"/>
+          <w:rtl/>
+        </w:rPr>
+      </w:pPr>
+    </w:p>
+    <w:p>
+      <w:pPr>
+        <w:spacing w:line="360" w:lineRule="auto"/>
+        <w:rPr>
+          <w:rFonts w:ascii="Calibri" w:hAnsi="Calibri" w:cs="Calibri"/>
+          <w:rtl/>
+        </w:rPr>
+      </w:pPr>
+      <w:r>
+        <w:rPr>
+          <w:rFonts w:ascii="Calibri" w:hAnsi="Calibri" w:cs="Calibri" w:hint="cs"/>
+          <w:rtl/>
+        </w:rPr>
+        <w:t>وثائق</w:t>
+      </w:r>
+      <w:r>
+        <w:rPr>
+          <w:rFonts w:ascii="Calibri" w:hAnsi="Calibri" w:cs="Calibri"/>
+          <w:rtl/>
+        </w:rPr>
+        <w:t xml:space="preserve"> </w:t>
+      </w:r>
+      <w:r>
+        <w:rPr>
+          <w:rFonts w:ascii="Calibri" w:hAnsi="Calibri" w:cs="Calibri" w:hint="cs"/>
+          <w:rtl/>
+        </w:rPr>
+        <w:t>جيفري</w:t>
+      </w:r>
+      <w:r>
+        <w:rPr>
+          <w:rFonts w:ascii="Calibri" w:hAnsi="Calibri" w:cs="Calibri"/>
+          <w:rtl/>
+        </w:rPr>
+        <w:t xml:space="preserve"> </w:t>
+      </w:r>
+      <w:proofErr w:type="spellStart"/>
+      <w:r>
+        <w:rPr>
+          <w:rFonts w:ascii="Calibri" w:hAnsi="Calibri" w:cs="Calibri" w:hint="cs"/>
+          <w:rtl/>
+        </w:rPr>
+        <w:t>إبستين</w:t>
+      </w:r>
+      <w:proofErr w:type="spellEnd"/>
+      <w:r>
+        <w:rPr>
+          <w:rFonts w:ascii="Calibri" w:hAnsi="Calibri" w:cs="Calibri" w:hint="cs"/>
+          <w:rtl/>
+        </w:rPr>
+        <w:t>،</w:t>
+      </w:r>
+      <w:r>
+        <w:rPr>
+          <w:rFonts w:ascii="Calibri" w:hAnsi="Calibri" w:cs="Calibri"/>
+          <w:rtl/>
+        </w:rPr>
+        <w:t xml:space="preserve"> </w:t>
+      </w:r>
+      <w:r>
+        <w:rPr>
+          <w:rFonts w:ascii="Calibri" w:hAnsi="Calibri" w:cs="Calibri" w:hint="cs"/>
+          <w:rtl/>
+        </w:rPr>
+        <w:t>على</w:t>
+      </w:r>
+      <w:r>
+        <w:rPr>
+          <w:rFonts w:ascii="Calibri" w:hAnsi="Calibri" w:cs="Calibri"/>
+          <w:rtl/>
+        </w:rPr>
+        <w:t xml:space="preserve"> </w:t>
+      </w:r>
+      <w:r>
+        <w:rPr>
+          <w:rFonts w:ascii="Calibri" w:hAnsi="Calibri" w:cs="Calibri" w:hint="cs"/>
+          <w:rtl/>
+        </w:rPr>
+        <w:t>سبيل</w:t>
+      </w:r>
+      <w:r>
+        <w:rPr>
+          <w:rFonts w:ascii="Calibri" w:hAnsi="Calibri" w:cs="Calibri"/>
+          <w:rtl/>
+        </w:rPr>
+        <w:t xml:space="preserve"> </w:t>
+      </w:r>
+      <w:r>
+        <w:rPr>
+          <w:rFonts w:ascii="Calibri" w:hAnsi="Calibri" w:cs="Calibri" w:hint="cs"/>
+          <w:rtl/>
+        </w:rPr>
+        <w:t>المثال،</w:t>
+      </w:r>
+      <w:r>
+        <w:rPr>
+          <w:rFonts w:ascii="Calibri" w:hAnsi="Calibri" w:cs="Calibri"/>
+          <w:rtl/>
+        </w:rPr>
+        <w:t xml:space="preserve"> </w:t>
+      </w:r>
+      <w:r>
+        <w:rPr>
+          <w:rFonts w:ascii="Calibri" w:hAnsi="Calibri" w:cs="Calibri" w:hint="cs"/>
+          <w:rtl/>
+        </w:rPr>
+        <w:t>كشفت</w:t>
+      </w:r>
+      <w:r>
+        <w:rPr>
+          <w:rFonts w:ascii="Calibri" w:hAnsi="Calibri" w:cs="Calibri"/>
+          <w:rtl/>
+        </w:rPr>
+        <w:t xml:space="preserve"> </w:t>
+      </w:r>
+      <w:r>
+        <w:rPr>
+          <w:rFonts w:ascii="Calibri" w:hAnsi="Calibri" w:cs="Calibri" w:hint="cs"/>
+          <w:rtl/>
+        </w:rPr>
+        <w:t>جزءاً</w:t>
+      </w:r>
+      <w:r>
+        <w:rPr>
+          <w:rFonts w:ascii="Calibri" w:hAnsi="Calibri" w:cs="Calibri"/>
+          <w:rtl/>
+        </w:rPr>
+        <w:t xml:space="preserve"> </w:t>
+      </w:r>
+      <w:r>
+        <w:rPr>
+          <w:rFonts w:ascii="Calibri" w:hAnsi="Calibri" w:cs="Calibri" w:hint="cs"/>
+          <w:rtl/>
+        </w:rPr>
+        <w:t>من</w:t>
+      </w:r>
+      <w:r>
+        <w:rPr>
+          <w:rFonts w:ascii="Calibri" w:hAnsi="Calibri" w:cs="Calibri"/>
+          <w:rtl/>
+        </w:rPr>
+        <w:t xml:space="preserve"> </w:t>
+      </w:r>
+      <w:r>
+        <w:rPr>
+          <w:rFonts w:ascii="Calibri" w:hAnsi="Calibri" w:cs="Calibri" w:hint="cs"/>
+          <w:rtl/>
+        </w:rPr>
+        <w:t>هذا</w:t>
+      </w:r>
+      <w:r>
+        <w:rPr>
+          <w:rFonts w:ascii="Calibri" w:hAnsi="Calibri" w:cs="Calibri"/>
+          <w:rtl/>
+        </w:rPr>
+        <w:t xml:space="preserve"> </w:t>
+      </w:r>
+      <w:r>
+        <w:rPr>
+          <w:rFonts w:ascii="Calibri" w:hAnsi="Calibri" w:cs="Calibri" w:hint="cs"/>
+          <w:rtl/>
+        </w:rPr>
+        <w:t>المثلث</w:t>
+      </w:r>
+      <w:r>
+        <w:rPr>
+          <w:rFonts w:ascii="Calibri" w:hAnsi="Calibri" w:cs="Calibri"/>
+          <w:rtl/>
+        </w:rPr>
+        <w:t xml:space="preserve"> </w:t>
+      </w:r>
+      <w:r>
+        <w:rPr>
+          <w:rFonts w:ascii="Calibri" w:hAnsi="Calibri" w:cs="Calibri" w:hint="cs"/>
+          <w:rtl/>
+        </w:rPr>
+        <w:t>في</w:t>
+      </w:r>
+      <w:r>
+        <w:rPr>
+          <w:rFonts w:ascii="Calibri" w:hAnsi="Calibri" w:cs="Calibri"/>
+          <w:rtl/>
+        </w:rPr>
+        <w:t xml:space="preserve"> </w:t>
+      </w:r>
+      <w:r>
+        <w:rPr>
+          <w:rFonts w:ascii="Calibri" w:hAnsi="Calibri" w:cs="Calibri" w:hint="cs"/>
+          <w:rtl/>
+        </w:rPr>
+        <w:t>النخب</w:t>
+      </w:r>
+      <w:r>
+        <w:rPr>
+          <w:rFonts w:ascii="Calibri" w:hAnsi="Calibri" w:cs="Calibri"/>
+          <w:rtl/>
+        </w:rPr>
+        <w:t xml:space="preserve"> </w:t>
+      </w:r>
+      <w:r>
+        <w:rPr>
+          <w:rFonts w:ascii="Calibri" w:hAnsi="Calibri" w:cs="Calibri" w:hint="cs"/>
+          <w:rtl/>
+        </w:rPr>
+        <w:t>الغربية</w:t>
+      </w:r>
+      <w:r>
+        <w:rPr>
+          <w:rFonts w:ascii="Calibri" w:hAnsi="Calibri" w:cs="Calibri"/>
+          <w:rtl/>
+        </w:rPr>
+        <w:t xml:space="preserve">: </w:t>
+      </w:r>
+      <w:r>
+        <w:rPr>
+          <w:rFonts w:ascii="Calibri" w:hAnsi="Calibri" w:cs="Calibri" w:hint="cs"/>
+          <w:rtl/>
+        </w:rPr>
+        <w:t>سلطة</w:t>
+      </w:r>
+      <w:r>
+        <w:rPr>
+          <w:rFonts w:ascii="Calibri" w:hAnsi="Calibri" w:cs="Calibri"/>
+          <w:rtl/>
+        </w:rPr>
+        <w:t xml:space="preserve"> </w:t>
+      </w:r>
+      <w:r>
+        <w:rPr>
+          <w:rFonts w:ascii="Calibri" w:hAnsi="Calibri" w:cs="Calibri" w:hint="cs"/>
+          <w:rtl/>
+        </w:rPr>
+        <w:t>سياسية،</w:t>
+      </w:r>
+      <w:r>
+        <w:rPr>
+          <w:rFonts w:ascii="Calibri" w:hAnsi="Calibri" w:cs="Calibri"/>
+          <w:rtl/>
+        </w:rPr>
+        <w:t xml:space="preserve"> </w:t>
+      </w:r>
+      <w:r>
+        <w:rPr>
+          <w:rFonts w:ascii="Calibri" w:hAnsi="Calibri" w:cs="Calibri" w:hint="cs"/>
+          <w:rtl/>
+        </w:rPr>
+        <w:t>مال</w:t>
+      </w:r>
+      <w:r>
+        <w:rPr>
+          <w:rFonts w:ascii="Calibri" w:hAnsi="Calibri" w:cs="Calibri"/>
+          <w:rtl/>
+        </w:rPr>
+        <w:t xml:space="preserve"> </w:t>
+      </w:r>
+      <w:r>
+        <w:rPr>
+          <w:rFonts w:ascii="Calibri" w:hAnsi="Calibri" w:cs="Calibri" w:hint="cs"/>
+          <w:rtl/>
+        </w:rPr>
+        <w:t>هائل،</w:t>
+      </w:r>
+      <w:r>
+        <w:rPr>
+          <w:rFonts w:ascii="Calibri" w:hAnsi="Calibri" w:cs="Calibri"/>
+          <w:rtl/>
+        </w:rPr>
+        <w:t xml:space="preserve"> </w:t>
+      </w:r>
+      <w:r>
+        <w:rPr>
+          <w:rFonts w:ascii="Calibri" w:hAnsi="Calibri" w:cs="Calibri" w:hint="cs"/>
+          <w:rtl/>
+        </w:rPr>
+        <w:t>وتغطية</w:t>
+      </w:r>
+      <w:r>
+        <w:rPr>
+          <w:rFonts w:ascii="Calibri" w:hAnsi="Calibri" w:cs="Calibri"/>
+          <w:rtl/>
+        </w:rPr>
+        <w:t xml:space="preserve"> </w:t>
+      </w:r>
+      <w:r>
+        <w:rPr>
+          <w:rFonts w:ascii="Calibri" w:hAnsi="Calibri" w:cs="Calibri" w:hint="cs"/>
+          <w:rtl/>
+        </w:rPr>
+        <w:t>إعلامية</w:t>
+      </w:r>
+      <w:r>
+        <w:rPr>
+          <w:rFonts w:ascii="Calibri" w:hAnsi="Calibri" w:cs="Calibri"/>
+          <w:rtl/>
+        </w:rPr>
+        <w:t xml:space="preserve"> </w:t>
+      </w:r>
+      <w:r>
+        <w:rPr>
+          <w:rFonts w:ascii="Calibri" w:hAnsi="Calibri" w:cs="Calibri" w:hint="cs"/>
+          <w:rtl/>
+        </w:rPr>
+        <w:t>وفكرية</w:t>
+      </w:r>
+      <w:r>
+        <w:rPr>
+          <w:rFonts w:ascii="Calibri" w:hAnsi="Calibri" w:cs="Calibri"/>
+          <w:rtl/>
+        </w:rPr>
+        <w:t>.</w:t>
+      </w:r>
+    </w:p>
+    <w:p>
+      <w:pPr>
+        <w:spacing w:line="360" w:lineRule="auto"/>
+        <w:rPr>
+          <w:rFonts w:ascii="Calibri" w:hAnsi="Calibri" w:cs="Calibri"/>
+          <w:rtl/>
+        </w:rPr>
+      </w:pPr>
+    </w:p>
+    <w:p>
+      <w:pPr>
+        <w:spacing w:line="360" w:lineRule="auto"/>
+        <w:rPr>
+          <w:rFonts w:ascii="Calibri" w:hAnsi="Calibri" w:cs="Calibri"/>
+          <w:b/>
+          <w:bCs/>
+          <w:rtl/>
+        </w:rPr>
+      </w:pPr>
+      <w:r>
+        <w:rPr>
+          <w:rFonts w:ascii="Calibri" w:hAnsi="Calibri" w:cs="Calibri" w:hint="cs"/>
+          <w:b/>
+          <w:bCs/>
+          <w:rtl/>
+        </w:rPr>
+        <w:t>الخاتمة</w:t>
+      </w:r>
+      <w:r>
+        <w:rPr>
+          <w:rFonts w:ascii="Calibri" w:hAnsi="Calibri" w:cs="Calibri"/>
+          <w:b/>
+          <w:bCs/>
+          <w:rtl/>
+        </w:rPr>
+        <w:t xml:space="preserve">: </w:t>
+      </w:r>
+      <w:r>
+        <w:rPr>
+          <w:rFonts w:ascii="Calibri" w:hAnsi="Calibri" w:cs="Calibri" w:hint="cs"/>
+          <w:b/>
+          <w:bCs/>
+          <w:rtl/>
+        </w:rPr>
+        <w:t>كيف</w:t>
+      </w:r>
+      <w:r>
+        <w:rPr>
+          <w:rFonts w:ascii="Calibri" w:hAnsi="Calibri" w:cs="Calibri"/>
+          <w:b/>
+          <w:bCs/>
+          <w:rtl/>
+        </w:rPr>
+        <w:t xml:space="preserve"> </w:t>
+      </w:r>
+      <w:r>
+        <w:rPr>
+          <w:rFonts w:ascii="Calibri" w:hAnsi="Calibri" w:cs="Calibri" w:hint="cs"/>
+          <w:b/>
+          <w:bCs/>
+          <w:rtl/>
+        </w:rPr>
+        <w:t>نواجه</w:t>
+      </w:r>
+      <w:r>
+        <w:rPr>
+          <w:rFonts w:ascii="Calibri" w:hAnsi="Calibri" w:cs="Calibri"/>
+          <w:b/>
+          <w:bCs/>
+          <w:rtl/>
+        </w:rPr>
+        <w:t xml:space="preserve"> </w:t>
+      </w:r>
+      <w:r>
+        <w:rPr>
+          <w:rFonts w:ascii="Calibri" w:hAnsi="Calibri" w:cs="Calibri" w:hint="cs"/>
+          <w:b/>
+          <w:bCs/>
+          <w:rtl/>
+        </w:rPr>
+        <w:t>المثلث؟</w:t>
+      </w:r>
+    </w:p>
+    <w:p>
+      <w:pPr>
+        <w:spacing w:line="360" w:lineRule="auto"/>
+        <w:rPr>
+          <w:rFonts w:ascii="Calibri" w:hAnsi="Calibri" w:cs="Calibri"/>
+          <w:rtl/>
+        </w:rPr>
+      </w:pPr>
+      <w:r>
+        <w:rPr>
+          <w:rFonts w:ascii="Calibri" w:hAnsi="Calibri" w:cs="Calibri" w:hint="cs"/>
+          <w:rtl/>
+        </w:rPr>
+        <w:t>القرآن</w:t>
+      </w:r>
+      <w:r>
+        <w:rPr>
+          <w:rFonts w:ascii="Calibri" w:hAnsi="Calibri" w:cs="Calibri"/>
+          <w:rtl/>
+        </w:rPr>
+        <w:t xml:space="preserve"> </w:t>
+      </w:r>
+      <w:r>
+        <w:rPr>
+          <w:rFonts w:ascii="Calibri" w:hAnsi="Calibri" w:cs="Calibri" w:hint="cs"/>
+          <w:rtl/>
+        </w:rPr>
+        <w:t>لا</w:t>
+      </w:r>
+      <w:r>
+        <w:rPr>
+          <w:rFonts w:ascii="Calibri" w:hAnsi="Calibri" w:cs="Calibri"/>
+          <w:rtl/>
+        </w:rPr>
+        <w:t xml:space="preserve"> </w:t>
+      </w:r>
+      <w:r>
+        <w:rPr>
+          <w:rFonts w:ascii="Calibri" w:hAnsi="Calibri" w:cs="Calibri" w:hint="cs"/>
+          <w:rtl/>
+        </w:rPr>
+        <w:t>يروي</w:t>
+      </w:r>
+      <w:r>
+        <w:rPr>
+          <w:rFonts w:ascii="Calibri" w:hAnsi="Calibri" w:cs="Calibri"/>
+          <w:rtl/>
+        </w:rPr>
+        <w:t xml:space="preserve"> </w:t>
+      </w:r>
+      <w:r>
+        <w:rPr>
+          <w:rFonts w:ascii="Calibri" w:hAnsi="Calibri" w:cs="Calibri" w:hint="cs"/>
+          <w:rtl/>
+        </w:rPr>
+        <w:t>القصص</w:t>
+      </w:r>
+      <w:r>
+        <w:rPr>
+          <w:rFonts w:ascii="Calibri" w:hAnsi="Calibri" w:cs="Calibri"/>
+          <w:rtl/>
+        </w:rPr>
+        <w:t xml:space="preserve"> </w:t>
+      </w:r>
+      <w:r>
+        <w:rPr>
+          <w:rFonts w:ascii="Calibri" w:hAnsi="Calibri" w:cs="Calibri" w:hint="cs"/>
+          <w:rtl/>
+        </w:rPr>
+        <w:t>للتسلية،</w:t>
+      </w:r>
+      <w:r>
+        <w:rPr>
+          <w:rFonts w:ascii="Calibri" w:hAnsi="Calibri" w:cs="Calibri"/>
+          <w:rtl/>
+        </w:rPr>
+        <w:t xml:space="preserve"> </w:t>
+      </w:r>
+      <w:r>
+        <w:rPr>
+          <w:rFonts w:ascii="Calibri" w:hAnsi="Calibri" w:cs="Calibri" w:hint="cs"/>
+          <w:rtl/>
+        </w:rPr>
+        <w:t>بل</w:t>
+      </w:r>
+      <w:r>
+        <w:rPr>
+          <w:rFonts w:ascii="Calibri" w:hAnsi="Calibri" w:cs="Calibri"/>
+          <w:rtl/>
+        </w:rPr>
+        <w:t xml:space="preserve"> </w:t>
+      </w:r>
+      <w:r>
+        <w:rPr>
+          <w:rFonts w:ascii="Calibri" w:hAnsi="Calibri" w:cs="Calibri" w:hint="cs"/>
+          <w:rtl/>
+        </w:rPr>
+        <w:t>للعبرة</w:t>
+      </w:r>
+      <w:r>
+        <w:rPr>
+          <w:rFonts w:ascii="Calibri" w:hAnsi="Calibri" w:cs="Calibri"/>
+          <w:rtl/>
+        </w:rPr>
+        <w:t xml:space="preserve">. </w:t>
+      </w:r>
+      <w:r>
+        <w:rPr>
+          <w:rFonts w:ascii="Calibri" w:hAnsi="Calibri" w:cs="Calibri" w:hint="cs"/>
+          <w:rtl/>
+        </w:rPr>
+        <w:t>مواجهة</w:t>
+      </w:r>
+      <w:r>
+        <w:rPr>
+          <w:rFonts w:ascii="Calibri" w:hAnsi="Calibri" w:cs="Calibri"/>
+          <w:rtl/>
+        </w:rPr>
+        <w:t xml:space="preserve"> </w:t>
+      </w:r>
+      <w:r>
+        <w:rPr>
+          <w:rFonts w:ascii="Calibri" w:hAnsi="Calibri" w:cs="Calibri" w:hint="cs"/>
+          <w:rtl/>
+        </w:rPr>
+        <w:t>هذا</w:t>
+      </w:r>
+      <w:r>
+        <w:rPr>
+          <w:rFonts w:ascii="Calibri" w:hAnsi="Calibri" w:cs="Calibri"/>
+          <w:rtl/>
+        </w:rPr>
+        <w:t xml:space="preserve"> </w:t>
+      </w:r>
+      <w:r>
+        <w:rPr>
+          <w:rFonts w:ascii="Calibri" w:hAnsi="Calibri" w:cs="Calibri" w:hint="cs"/>
+          <w:rtl/>
+        </w:rPr>
+        <w:t>المثلث</w:t>
+      </w:r>
+      <w:r>
+        <w:rPr>
+          <w:rFonts w:ascii="Calibri" w:hAnsi="Calibri" w:cs="Calibri"/>
+          <w:rtl/>
+        </w:rPr>
+        <w:t xml:space="preserve"> </w:t>
+      </w:r>
+      <w:r>
+        <w:rPr>
+          <w:rFonts w:ascii="Calibri" w:hAnsi="Calibri" w:cs="Calibri" w:hint="cs"/>
+          <w:rtl/>
+        </w:rPr>
+        <w:t>تبدأ</w:t>
+      </w:r>
+      <w:r>
+        <w:rPr>
+          <w:rFonts w:ascii="Calibri" w:hAnsi="Calibri" w:cs="Calibri"/>
+          <w:rtl/>
+        </w:rPr>
+        <w:t xml:space="preserve"> </w:t>
+      </w:r>
+      <w:r>
+        <w:rPr>
+          <w:rFonts w:ascii="Calibri" w:hAnsi="Calibri" w:cs="Calibri" w:hint="cs"/>
+          <w:rtl/>
+        </w:rPr>
+        <w:t>ب</w:t>
+      </w:r>
+      <w:r>
+        <w:rPr>
+          <w:rFonts w:ascii="Calibri" w:hAnsi="Calibri" w:cs="Calibri"/>
+          <w:rtl/>
+        </w:rPr>
+        <w:t>:</w:t>
+      </w:r>
+    </w:p>
+    <w:p>
+      <w:pPr>
+        <w:spacing w:line="360" w:lineRule="auto"/>
+        <w:rPr>
+          <w:rFonts w:ascii="Calibri" w:hAnsi="Calibri" w:cs="Calibri"/>
+          <w:rtl/>
+        </w:rPr>
+      </w:pPr>
+      <w:r>
+        <w:rPr>
+          <w:rFonts w:ascii="Calibri" w:hAnsi="Calibri" w:cs="Calibri"/>
+          <w:rtl/>
+        </w:rPr>
+        <w:t xml:space="preserve">- </w:t>
+      </w:r>
+      <w:r>
+        <w:rPr>
+          <w:rFonts w:ascii="Calibri" w:hAnsi="Calibri" w:cs="Calibri" w:hint="cs"/>
+          <w:rtl/>
+        </w:rPr>
+        <w:t>الوعي</w:t>
+      </w:r>
+      <w:r>
+        <w:rPr>
+          <w:rFonts w:ascii="Calibri" w:hAnsi="Calibri" w:cs="Calibri"/>
+          <w:rtl/>
+        </w:rPr>
+        <w:t xml:space="preserve">: </w:t>
+      </w:r>
+      <w:r>
+        <w:rPr>
+          <w:rFonts w:ascii="Calibri" w:hAnsi="Calibri" w:cs="Calibri" w:hint="cs"/>
+          <w:rtl/>
+        </w:rPr>
+        <w:t>تمييز</w:t>
+      </w:r>
+      <w:r>
+        <w:rPr>
+          <w:rFonts w:ascii="Calibri" w:hAnsi="Calibri" w:cs="Calibri"/>
+          <w:rtl/>
+        </w:rPr>
+        <w:t xml:space="preserve"> </w:t>
+      </w:r>
+      <w:r>
+        <w:rPr>
+          <w:rFonts w:ascii="Calibri" w:hAnsi="Calibri" w:cs="Calibri" w:hint="cs"/>
+          <w:rtl/>
+        </w:rPr>
+        <w:t>الأضلاع</w:t>
+      </w:r>
+      <w:r>
+        <w:rPr>
+          <w:rFonts w:ascii="Calibri" w:hAnsi="Calibri" w:cs="Calibri"/>
+          <w:rtl/>
+        </w:rPr>
+        <w:t xml:space="preserve"> </w:t>
+      </w:r>
+      <w:r>
+        <w:rPr>
+          <w:rFonts w:ascii="Calibri" w:hAnsi="Calibri" w:cs="Calibri" w:hint="cs"/>
+          <w:rtl/>
+        </w:rPr>
+        <w:t>الثلاثة</w:t>
+      </w:r>
+      <w:r>
+        <w:rPr>
+          <w:rFonts w:ascii="Calibri" w:hAnsi="Calibri" w:cs="Calibri"/>
+          <w:rtl/>
+        </w:rPr>
+        <w:t xml:space="preserve"> </w:t>
+      </w:r>
+      <w:r>
+        <w:rPr>
+          <w:rFonts w:ascii="Calibri" w:hAnsi="Calibri" w:cs="Calibri" w:hint="cs"/>
+          <w:rtl/>
+        </w:rPr>
+        <w:t>في</w:t>
+      </w:r>
+      <w:r>
+        <w:rPr>
+          <w:rFonts w:ascii="Calibri" w:hAnsi="Calibri" w:cs="Calibri"/>
+          <w:rtl/>
+        </w:rPr>
+        <w:t xml:space="preserve"> </w:t>
+      </w:r>
+      <w:r>
+        <w:rPr>
+          <w:rFonts w:ascii="Calibri" w:hAnsi="Calibri" w:cs="Calibri" w:hint="cs"/>
+          <w:rtl/>
+        </w:rPr>
+        <w:t>واقعنا</w:t>
+      </w:r>
+      <w:r>
+        <w:rPr>
+          <w:rFonts w:ascii="Calibri" w:hAnsi="Calibri" w:cs="Calibri"/>
+          <w:rtl/>
+        </w:rPr>
+        <w:t>.</w:t>
+      </w:r>
+    </w:p>
+    <w:p>
+      <w:pPr>
+        <w:spacing w:line="360" w:lineRule="auto"/>
+        <w:rPr>
+          <w:rFonts w:ascii="Calibri" w:hAnsi="Calibri" w:cs="Calibri"/>
+          <w:rtl/>
+        </w:rPr>
+      </w:pPr>
+      <w:r>
+        <w:rPr>
+          <w:rFonts w:ascii="Calibri" w:hAnsi="Calibri" w:cs="Calibri"/>
+          <w:rtl/>
+        </w:rPr>
+        <w:t xml:space="preserve">- </w:t>
+      </w:r>
+      <w:r>
+        <w:rPr>
+          <w:rFonts w:ascii="Calibri" w:hAnsi="Calibri" w:cs="Calibri" w:hint="cs"/>
+          <w:rtl/>
+        </w:rPr>
+        <w:t>رفض</w:t>
+      </w:r>
+      <w:r>
+        <w:rPr>
+          <w:rFonts w:ascii="Calibri" w:hAnsi="Calibri" w:cs="Calibri"/>
+          <w:rtl/>
+        </w:rPr>
+        <w:t xml:space="preserve"> </w:t>
+      </w:r>
+      <w:r>
+        <w:rPr>
+          <w:rFonts w:ascii="Calibri" w:hAnsi="Calibri" w:cs="Calibri" w:hint="cs"/>
+          <w:rtl/>
+        </w:rPr>
+        <w:t>التقديس</w:t>
+      </w:r>
+      <w:r>
+        <w:rPr>
+          <w:rFonts w:ascii="Calibri" w:hAnsi="Calibri" w:cs="Calibri"/>
+          <w:rtl/>
+        </w:rPr>
+        <w:t xml:space="preserve"> </w:t>
+      </w:r>
+      <w:r>
+        <w:rPr>
+          <w:rFonts w:ascii="Calibri" w:hAnsi="Calibri" w:cs="Calibri" w:hint="cs"/>
+          <w:rtl/>
+        </w:rPr>
+        <w:t>والتزييف</w:t>
+      </w:r>
+      <w:r>
+        <w:rPr>
+          <w:rFonts w:ascii="Calibri" w:hAnsi="Calibri" w:cs="Calibri"/>
+          <w:rtl/>
+        </w:rPr>
+        <w:t>.</w:t>
+      </w:r>
+    </w:p>
+    <w:p>
+      <w:pPr>
+        <w:spacing w:line="360" w:lineRule="auto"/>
+        <w:rPr>
+          <w:rFonts w:ascii="Calibri" w:hAnsi="Calibri" w:cs="Calibri"/>
+          <w:rtl/>
+        </w:rPr>
+      </w:pPr>
+      <w:r>
+        <w:rPr>
+          <w:rFonts w:ascii="Calibri" w:hAnsi="Calibri" w:cs="Calibri"/>
+          <w:rtl/>
+        </w:rPr>
+        <w:t xml:space="preserve">- </w:t>
+      </w:r>
+      <w:r>
+        <w:rPr>
+          <w:rFonts w:ascii="Calibri" w:hAnsi="Calibri" w:cs="Calibri" w:hint="cs"/>
+          <w:rtl/>
+        </w:rPr>
+        <w:t>بناء</w:t>
+      </w:r>
+      <w:r>
+        <w:rPr>
+          <w:rFonts w:ascii="Calibri" w:hAnsi="Calibri" w:cs="Calibri"/>
+          <w:rtl/>
+        </w:rPr>
+        <w:t xml:space="preserve"> </w:t>
+      </w:r>
+      <w:r>
+        <w:rPr>
+          <w:rFonts w:ascii="Calibri" w:hAnsi="Calibri" w:cs="Calibri" w:hint="cs"/>
+          <w:rtl/>
+        </w:rPr>
+        <w:t>مؤسسات</w:t>
+      </w:r>
+      <w:r>
+        <w:rPr>
+          <w:rFonts w:ascii="Calibri" w:hAnsi="Calibri" w:cs="Calibri"/>
+          <w:rtl/>
+        </w:rPr>
+        <w:t xml:space="preserve"> </w:t>
+      </w:r>
+      <w:r>
+        <w:rPr>
+          <w:rFonts w:ascii="Calibri" w:hAnsi="Calibri" w:cs="Calibri" w:hint="cs"/>
+          <w:rtl/>
+        </w:rPr>
+        <w:t>موازية</w:t>
+      </w:r>
+      <w:r>
+        <w:rPr>
+          <w:rFonts w:ascii="Calibri" w:hAnsi="Calibri" w:cs="Calibri"/>
+          <w:rtl/>
+        </w:rPr>
+        <w:t xml:space="preserve"> </w:t>
+      </w:r>
+      <w:r>
+        <w:rPr>
+          <w:rFonts w:ascii="Calibri" w:hAnsi="Calibri" w:cs="Calibri" w:hint="cs"/>
+          <w:rtl/>
+        </w:rPr>
+        <w:t>مستقلة</w:t>
+      </w:r>
+      <w:r>
+        <w:rPr>
+          <w:rFonts w:ascii="Calibri" w:hAnsi="Calibri" w:cs="Calibri"/>
+          <w:rtl/>
+        </w:rPr>
+        <w:t xml:space="preserve"> </w:t>
+      </w:r>
+      <w:r>
+        <w:rPr>
+          <w:rFonts w:ascii="Calibri" w:hAnsi="Calibri" w:cs="Calibri" w:hint="cs"/>
+          <w:rtl/>
+        </w:rPr>
+        <w:t>تقوم</w:t>
+      </w:r>
+      <w:r>
+        <w:rPr>
+          <w:rFonts w:ascii="Calibri" w:hAnsi="Calibri" w:cs="Calibri"/>
+          <w:rtl/>
+        </w:rPr>
+        <w:t xml:space="preserve"> </w:t>
+      </w:r>
+      <w:r>
+        <w:rPr>
+          <w:rFonts w:ascii="Calibri" w:hAnsi="Calibri" w:cs="Calibri" w:hint="cs"/>
+          <w:rtl/>
+        </w:rPr>
+        <w:t>على</w:t>
+      </w:r>
+      <w:r>
+        <w:rPr>
+          <w:rFonts w:ascii="Calibri" w:hAnsi="Calibri" w:cs="Calibri"/>
+          <w:rtl/>
+        </w:rPr>
+        <w:t xml:space="preserve"> </w:t>
+      </w:r>
+      <w:r>
+        <w:rPr>
+          <w:rFonts w:ascii="Calibri" w:hAnsi="Calibri" w:cs="Calibri" w:hint="cs"/>
+          <w:rtl/>
+        </w:rPr>
+        <w:t>القيم</w:t>
+      </w:r>
+      <w:r>
+        <w:rPr>
+          <w:rFonts w:ascii="Calibri" w:hAnsi="Calibri" w:cs="Calibri"/>
+          <w:rtl/>
+        </w:rPr>
+        <w:t xml:space="preserve"> </w:t>
+      </w:r>
+      <w:r>
+        <w:rPr>
+          <w:rFonts w:ascii="Calibri" w:hAnsi="Calibri" w:cs="Calibri" w:hint="cs"/>
+          <w:rtl/>
+        </w:rPr>
+        <w:t>والشفافية</w:t>
+      </w:r>
+      <w:r>
+        <w:rPr>
+          <w:rFonts w:ascii="Calibri" w:hAnsi="Calibri" w:cs="Calibri"/>
+          <w:rtl/>
+        </w:rPr>
+        <w:t>.</w:t>
+      </w:r>
+    </w:p>
+    <w:p>
+      <w:pPr>
+        <w:spacing w:line="360" w:lineRule="auto"/>
+        <w:rPr>
+          <w:rFonts w:ascii="Calibri" w:hAnsi="Calibri" w:cs="Calibri"/>
+          <w:rtl/>
+        </w:rPr>
+      </w:pPr>
+      <w:r>
+        <w:rPr>
+          <w:rFonts w:ascii="Calibri" w:hAnsi="Calibri" w:cs="Calibri"/>
+          <w:rtl/>
+        </w:rPr>
+        <w:t xml:space="preserve">- </w:t>
+      </w:r>
+      <w:r>
+        <w:rPr>
+          <w:rFonts w:ascii="Calibri" w:hAnsi="Calibri" w:cs="Calibri" w:hint="cs"/>
+          <w:rtl/>
+        </w:rPr>
+        <w:t>التعاون</w:t>
+      </w:r>
+      <w:r>
+        <w:rPr>
+          <w:rFonts w:ascii="Calibri" w:hAnsi="Calibri" w:cs="Calibri"/>
+          <w:rtl/>
+        </w:rPr>
+        <w:t xml:space="preserve"> </w:t>
+      </w:r>
+      <w:r>
+        <w:rPr>
+          <w:rFonts w:ascii="Calibri" w:hAnsi="Calibri" w:cs="Calibri" w:hint="cs"/>
+          <w:rtl/>
+        </w:rPr>
+        <w:t>على</w:t>
+      </w:r>
+      <w:r>
+        <w:rPr>
+          <w:rFonts w:ascii="Calibri" w:hAnsi="Calibri" w:cs="Calibri"/>
+          <w:rtl/>
+        </w:rPr>
+        <w:t xml:space="preserve"> </w:t>
+      </w:r>
+      <w:r>
+        <w:rPr>
+          <w:rFonts w:ascii="Calibri" w:hAnsi="Calibri" w:cs="Calibri" w:hint="cs"/>
+          <w:rtl/>
+        </w:rPr>
+        <w:t>البر</w:t>
+      </w:r>
+      <w:r>
+        <w:rPr>
+          <w:rFonts w:ascii="Calibri" w:hAnsi="Calibri" w:cs="Calibri"/>
+          <w:rtl/>
+        </w:rPr>
+        <w:t xml:space="preserve"> </w:t>
+      </w:r>
+      <w:r>
+        <w:rPr>
+          <w:rFonts w:ascii="Calibri" w:hAnsi="Calibri" w:cs="Calibri" w:hint="cs"/>
+          <w:rtl/>
+        </w:rPr>
+        <w:t>والتقوى،</w:t>
+      </w:r>
+      <w:r>
+        <w:rPr>
+          <w:rFonts w:ascii="Calibri" w:hAnsi="Calibri" w:cs="Calibri"/>
+          <w:rtl/>
+        </w:rPr>
+        <w:t xml:space="preserve"> </w:t>
+      </w:r>
+      <w:r>
+        <w:rPr>
+          <w:rFonts w:ascii="Calibri" w:hAnsi="Calibri" w:cs="Calibri" w:hint="cs"/>
+          <w:rtl/>
+        </w:rPr>
+        <w:t>لا</w:t>
+      </w:r>
+      <w:r>
+        <w:rPr>
+          <w:rFonts w:ascii="Calibri" w:hAnsi="Calibri" w:cs="Calibri"/>
+          <w:rtl/>
+        </w:rPr>
+        <w:t xml:space="preserve"> </w:t>
+      </w:r>
+      <w:r>
+        <w:rPr>
+          <w:rFonts w:ascii="Calibri" w:hAnsi="Calibri" w:cs="Calibri" w:hint="cs"/>
+          <w:rtl/>
+        </w:rPr>
+        <w:t>على</w:t>
+      </w:r>
+      <w:r>
+        <w:rPr>
+          <w:rFonts w:ascii="Calibri" w:hAnsi="Calibri" w:cs="Calibri"/>
+          <w:rtl/>
+        </w:rPr>
+        <w:t xml:space="preserve"> </w:t>
+      </w:r>
+      <w:r>
+        <w:rPr>
+          <w:rFonts w:ascii="Calibri" w:hAnsi="Calibri" w:cs="Calibri" w:hint="cs"/>
+          <w:rtl/>
+        </w:rPr>
+        <w:t>الإثم</w:t>
+      </w:r>
+      <w:r>
+        <w:rPr>
+          <w:rFonts w:ascii="Calibri" w:hAnsi="Calibri" w:cs="Calibri"/>
+          <w:rtl/>
+        </w:rPr>
+        <w:t xml:space="preserve"> </w:t>
+      </w:r>
+      <w:r>
+        <w:rPr>
+          <w:rFonts w:ascii="Calibri" w:hAnsi="Calibri" w:cs="Calibri" w:hint="cs"/>
+          <w:rtl/>
+        </w:rPr>
+        <w:t>والعدوان</w:t>
+      </w:r>
+      <w:r>
+        <w:rPr>
+          <w:rFonts w:ascii="Calibri" w:hAnsi="Calibri" w:cs="Calibri"/>
+          <w:rtl/>
+        </w:rPr>
+        <w:t>.</w:t>
+      </w:r>
+    </w:p>
+    <w:p>
+      <w:pPr>
+        <w:spacing w:line="360" w:lineRule="auto"/>
+        <w:rPr>
+          <w:rFonts w:ascii="Calibri" w:hAnsi="Calibri" w:cs="Calibri"/>
+          <w:rtl/>
+        </w:rPr>
+      </w:pPr>
+    </w:p>
+    <w:p>
+      <w:pPr>
+        <w:spacing w:line="360" w:lineRule="auto"/>
+        <w:rPr>
+          <w:rFonts w:ascii="Calibri" w:hAnsi="Calibri" w:cs="Calibri"/>
+          <w:rtl/>
+        </w:rPr>
+      </w:pPr>
+      <w:r>
+        <w:rPr>
+          <w:rFonts w:ascii="Calibri" w:hAnsi="Calibri" w:cs="Calibri" w:hint="cs"/>
+          <w:rtl/>
+        </w:rPr>
+        <w:t>فطالما</w:t>
+      </w:r>
+      <w:r>
+        <w:rPr>
+          <w:rFonts w:ascii="Calibri" w:hAnsi="Calibri" w:cs="Calibri"/>
+          <w:rtl/>
+        </w:rPr>
+        <w:t xml:space="preserve"> </w:t>
+      </w:r>
+      <w:r>
+        <w:rPr>
+          <w:rFonts w:ascii="Calibri" w:hAnsi="Calibri" w:cs="Calibri" w:hint="cs"/>
+          <w:rtl/>
+        </w:rPr>
+        <w:t>بقي</w:t>
+      </w:r>
+      <w:r>
+        <w:rPr>
+          <w:rFonts w:ascii="Calibri" w:hAnsi="Calibri" w:cs="Calibri"/>
+          <w:rtl/>
+        </w:rPr>
+        <w:t xml:space="preserve"> </w:t>
+      </w:r>
+      <w:r>
+        <w:rPr>
+          <w:rFonts w:ascii="Calibri" w:hAnsi="Calibri" w:cs="Calibri" w:hint="cs"/>
+          <w:rtl/>
+        </w:rPr>
+        <w:t>الوعي</w:t>
+      </w:r>
+      <w:r>
+        <w:rPr>
+          <w:rFonts w:ascii="Calibri" w:hAnsi="Calibri" w:cs="Calibri"/>
+          <w:rtl/>
+        </w:rPr>
+        <w:t xml:space="preserve"> </w:t>
+      </w:r>
+      <w:r>
+        <w:rPr>
+          <w:rFonts w:ascii="Calibri" w:hAnsi="Calibri" w:cs="Calibri" w:hint="cs"/>
+          <w:rtl/>
+        </w:rPr>
+        <w:t>الجمعي</w:t>
+      </w:r>
+      <w:r>
+        <w:rPr>
+          <w:rFonts w:ascii="Calibri" w:hAnsi="Calibri" w:cs="Calibri"/>
+          <w:rtl/>
+        </w:rPr>
+        <w:t xml:space="preserve"> </w:t>
+      </w:r>
+      <w:r>
+        <w:rPr>
+          <w:rFonts w:ascii="Calibri" w:hAnsi="Calibri" w:cs="Calibri" w:hint="cs"/>
+          <w:rtl/>
+        </w:rPr>
+        <w:t>مستيقظاً،</w:t>
+      </w:r>
+      <w:r>
+        <w:rPr>
+          <w:rFonts w:ascii="Calibri" w:hAnsi="Calibri" w:cs="Calibri"/>
+          <w:rtl/>
+        </w:rPr>
+        <w:t xml:space="preserve"> </w:t>
+      </w:r>
+      <w:r>
+        <w:rPr>
+          <w:rFonts w:ascii="Calibri" w:hAnsi="Calibri" w:cs="Calibri" w:hint="cs"/>
+          <w:rtl/>
+        </w:rPr>
+        <w:t>يصعب</w:t>
+      </w:r>
+      <w:r>
+        <w:rPr>
+          <w:rFonts w:ascii="Calibri" w:hAnsi="Calibri" w:cs="Calibri"/>
+          <w:rtl/>
+        </w:rPr>
+        <w:t xml:space="preserve"> </w:t>
+      </w:r>
+      <w:r>
+        <w:rPr>
+          <w:rFonts w:ascii="Calibri" w:hAnsi="Calibri" w:cs="Calibri" w:hint="cs"/>
+          <w:rtl/>
+        </w:rPr>
+        <w:t>على</w:t>
+      </w:r>
+      <w:r>
+        <w:rPr>
+          <w:rFonts w:ascii="Calibri" w:hAnsi="Calibri" w:cs="Calibri"/>
+          <w:rtl/>
+        </w:rPr>
+        <w:t xml:space="preserve"> </w:t>
+      </w:r>
+      <w:r>
+        <w:rPr>
+          <w:rFonts w:ascii="Calibri" w:hAnsi="Calibri" w:cs="Calibri" w:hint="cs"/>
+          <w:rtl/>
+        </w:rPr>
+        <w:t>مثلث</w:t>
+      </w:r>
+      <w:r>
+        <w:rPr>
+          <w:rFonts w:ascii="Calibri" w:hAnsi="Calibri" w:cs="Calibri"/>
+          <w:rtl/>
+        </w:rPr>
+        <w:t xml:space="preserve"> </w:t>
+      </w:r>
+      <w:r>
+        <w:rPr>
+          <w:rFonts w:ascii="Calibri" w:hAnsi="Calibri" w:cs="Calibri" w:hint="cs"/>
+          <w:rtl/>
+        </w:rPr>
+        <w:t>الطغيان</w:t>
+      </w:r>
+      <w:r>
+        <w:rPr>
+          <w:rFonts w:ascii="Calibri" w:hAnsi="Calibri" w:cs="Calibri"/>
+          <w:rtl/>
+        </w:rPr>
+        <w:t xml:space="preserve"> </w:t>
+      </w:r>
+      <w:r>
+        <w:rPr>
+          <w:rFonts w:ascii="Calibri" w:hAnsi="Calibri" w:cs="Calibri" w:hint="cs"/>
+          <w:rtl/>
+        </w:rPr>
+        <w:t>أن</w:t>
+      </w:r>
+      <w:r>
+        <w:rPr>
+          <w:rFonts w:ascii="Calibri" w:hAnsi="Calibri" w:cs="Calibri"/>
+          <w:rtl/>
+        </w:rPr>
+        <w:t xml:space="preserve"> </w:t>
+      </w:r>
+      <w:r>
+        <w:rPr>
+          <w:rFonts w:ascii="Calibri" w:hAnsi="Calibri" w:cs="Calibri" w:hint="cs"/>
+          <w:rtl/>
+        </w:rPr>
+        <w:t>يقوم</w:t>
+      </w:r>
+      <w:r>
+        <w:rPr>
+          <w:rFonts w:ascii="Calibri" w:hAnsi="Calibri" w:cs="Calibri"/>
+          <w:rtl/>
+        </w:rPr>
+        <w:t xml:space="preserve">. </w:t>
+      </w:r>
+      <w:r>
+        <w:rPr>
+          <w:rFonts w:ascii="Calibri" w:hAnsi="Calibri" w:cs="Calibri" w:hint="cs"/>
+          <w:rtl/>
+        </w:rPr>
+        <w:t>والله</w:t>
+      </w:r>
+      <w:r>
+        <w:rPr>
+          <w:rFonts w:ascii="Calibri" w:hAnsi="Calibri" w:cs="Calibri"/>
+          <w:rtl/>
+        </w:rPr>
+        <w:t xml:space="preserve"> </w:t>
+      </w:r>
+      <w:r>
+        <w:rPr>
+          <w:rFonts w:ascii="Calibri" w:hAnsi="Calibri" w:cs="Calibri" w:hint="cs"/>
+          <w:rtl/>
+        </w:rPr>
+        <w:t>غالب</w:t>
+      </w:r>
+      <w:r>
+        <w:rPr>
+          <w:rFonts w:ascii="Calibri" w:hAnsi="Calibri" w:cs="Calibri"/>
+          <w:rtl/>
+        </w:rPr>
+        <w:t xml:space="preserve"> </w:t>
+      </w:r>
+      <w:r>
+        <w:rPr>
+          <w:rFonts w:ascii="Calibri" w:hAnsi="Calibri" w:cs="Calibri" w:hint="cs"/>
+          <w:rtl/>
+        </w:rPr>
+        <w:t>على</w:t>
+      </w:r>
+      <w:r>
+        <w:rPr>
+          <w:rFonts w:ascii="Calibri" w:hAnsi="Calibri" w:cs="Calibri"/>
+          <w:rtl/>
+        </w:rPr>
+        <w:t xml:space="preserve"> </w:t>
+      </w:r>
+      <w:r>
+        <w:rPr>
+          <w:rFonts w:ascii="Calibri" w:hAnsi="Calibri" w:cs="Calibri" w:hint="cs"/>
+          <w:rtl/>
+        </w:rPr>
+        <w:t>أمره،</w:t>
+      </w:r>
+      <w:r>
+        <w:rPr>
+          <w:rFonts w:ascii="Calibri" w:hAnsi="Calibri" w:cs="Calibri"/>
+          <w:rtl/>
+        </w:rPr>
+        <w:t xml:space="preserve"> </w:t>
+      </w:r>
+      <w:r>
+        <w:rPr>
+          <w:rFonts w:ascii="Calibri" w:hAnsi="Calibri" w:cs="Calibri" w:hint="cs"/>
+          <w:rtl/>
+        </w:rPr>
+        <w:t>ولكن</w:t>
+      </w:r>
+      <w:r>
+        <w:rPr>
+          <w:rFonts w:ascii="Calibri" w:hAnsi="Calibri" w:cs="Calibri"/>
+          <w:rtl/>
+        </w:rPr>
+        <w:t xml:space="preserve"> </w:t>
+      </w:r>
+      <w:r>
+        <w:rPr>
+          <w:rFonts w:ascii="Calibri" w:hAnsi="Calibri" w:cs="Calibri" w:hint="cs"/>
+          <w:rtl/>
+        </w:rPr>
+        <w:t>أكثر</w:t>
+      </w:r>
+      <w:r>
+        <w:rPr>
+          <w:rFonts w:ascii="Calibri" w:hAnsi="Calibri" w:cs="Calibri"/>
+          <w:rtl/>
+        </w:rPr>
+        <w:t xml:space="preserve"> </w:t>
+      </w:r>
+      <w:r>
+        <w:rPr>
+          <w:rFonts w:ascii="Calibri" w:hAnsi="Calibri" w:cs="Calibri" w:hint="cs"/>
+          <w:rtl/>
+        </w:rPr>
+        <w:t>الناس</w:t>
+      </w:r>
+      <w:r>
+        <w:rPr>
+          <w:rFonts w:ascii="Calibri" w:hAnsi="Calibri" w:cs="Calibri"/>
+          <w:rtl/>
+        </w:rPr>
+        <w:t xml:space="preserve"> </w:t>
+      </w:r>
+      <w:r>
+        <w:rPr>
+          <w:rFonts w:ascii="Calibri" w:hAnsi="Calibri" w:cs="Calibri" w:hint="cs"/>
+          <w:rtl/>
+        </w:rPr>
+        <w:t>لا</w:t>
+      </w:r>
+      <w:r>
+        <w:rPr>
+          <w:rFonts w:ascii="Calibri" w:hAnsi="Calibri" w:cs="Calibri"/>
+          <w:rtl/>
+        </w:rPr>
+        <w:t xml:space="preserve"> </w:t>
+      </w:r>
+      <w:r>
+        <w:rPr>
+          <w:rFonts w:ascii="Calibri" w:hAnsi="Calibri" w:cs="Calibri" w:hint="cs"/>
+          <w:rtl/>
+        </w:rPr>
+        <w:t>يعلمون</w:t>
+      </w:r>
+      <w:r>
+        <w:rPr>
+          <w:rFonts w:ascii="Calibri" w:hAnsi="Calibri" w:cs="Calibri"/>
+          <w:rtl/>
+        </w:rPr>
+        <w:t>.</w:t>
+      </w:r>
     </w:p>
     <w:p>
       <w:pPr>
@@ -43911,16 +52008,6 @@
                 <w14:ligatures w14:val="none"/>
               </w:rPr>
             </w:pPr>
-            <w:r>
-              <w:rPr>
-                <w:rFonts w:ascii="Calibri" w:eastAsia="Times New Roman" w:hAnsi="Calibri" w:cs="Calibri"/>
-                <w:b/>
-                <w:bCs/>
-                <w:kern w:val="0"/>
-                <w14:ligatures w14:val="none"/>
-              </w:rPr>
-              <w:t>#</w:t>
-            </w:r>
           </w:p>
         </w:tc>
         <w:tc>
@@ -49263,6 +57350,7 @@
           <w:tag w:val="goog_rdk_1391"/>
           <w:id w:val="-1209268846"/>
         </w:sdtPr>
+        <w:sdtEndPr/>
         <w:sdtContent>
           <w:r>
             <w:rPr>
@@ -49307,6 +57395,7 @@
           <w:tag w:val="goog_rdk_1392"/>
           <w:id w:val="-1998633756"/>
         </w:sdtPr>
+        <w:sdtEndPr/>
         <w:sdtContent>
           <w:r>
             <w:rPr>
@@ -49351,6 +57440,7 @@
           <w:tag w:val="goog_rdk_1393"/>
           <w:id w:val="312651205"/>
         </w:sdtPr>
+        <w:sdtEndPr/>
         <w:sdtContent>
           <w:r>
             <w:rPr>
@@ -49395,6 +57485,7 @@
           <w:tag w:val="goog_rdk_1394"/>
           <w:id w:val="-1352655752"/>
         </w:sdtPr>
+        <w:sdtEndPr/>
         <w:sdtContent>
           <w:r>
             <w:rPr>
@@ -49426,6 +57517,7 @@
           <w:tag w:val="goog_rdk_1395"/>
           <w:id w:val="-1840216487"/>
         </w:sdtPr>
+        <w:sdtEndPr/>
         <w:sdtContent>
           <w:r>
             <w:rPr>
@@ -49457,6 +57549,7 @@
           <w:tag w:val="goog_rdk_1396"/>
           <w:id w:val="-1058478580"/>
         </w:sdtPr>
+        <w:sdtEndPr/>
         <w:sdtContent>
           <w:r>
             <w:rPr>
@@ -49488,6 +57581,7 @@
           <w:tag w:val="goog_rdk_1397"/>
           <w:id w:val="-576462246"/>
         </w:sdtPr>
+        <w:sdtEndPr/>
         <w:sdtContent>
           <w:r>
             <w:rPr>
@@ -49519,6 +57613,7 @@
           <w:tag w:val="goog_rdk_1398"/>
           <w:id w:val="514443550"/>
         </w:sdtPr>
+        <w:sdtEndPr/>
         <w:sdtContent>
           <w:r>
             <w:rPr>
@@ -49550,6 +57645,7 @@
           <w:tag w:val="goog_rdk_1399"/>
           <w:id w:val="-1535932339"/>
         </w:sdtPr>
+        <w:sdtEndPr/>
         <w:sdtContent>
           <w:r>
             <w:rPr>
@@ -49581,6 +57677,7 @@
           <w:tag w:val="goog_rdk_1400"/>
           <w:id w:val="-444301586"/>
         </w:sdtPr>
+        <w:sdtEndPr/>
         <w:sdtContent>
           <w:r>
             <w:rPr>
@@ -50556,6 +58653,7 @@
         <w:docPartUnique/>
       </w:docPartObj>
     </w:sdtPr>
+    <w:sdtEndPr/>
     <w:sdtContent>
       <w:p>
         <w:pPr>
